--- a/ML REPORT.docx
+++ b/ML REPORT.docx
@@ -2,6 +2,22 @@
 <file path=word/document.xml><?xml version="1.0" encoding="utf-8"?>
 <w:document xmlns:wpc="http://schemas.microsoft.com/office/word/2010/wordprocessingCanvas" xmlns:cx="http://schemas.microsoft.com/office/drawing/2014/chartex" xmlns:cx1="http://schemas.microsoft.com/office/drawing/2015/9/8/chartex" xmlns:cx2="http://schemas.microsoft.com/office/drawing/2015/10/21/chartex" xmlns:cx3="http://schemas.microsoft.com/office/drawing/2016/5/9/chartex" xmlns:cx4="http://schemas.microsoft.com/office/drawing/2016/5/10/chartex" xmlns:cx5="http://schemas.microsoft.com/office/drawing/2016/5/11/chartex" xmlns:cx6="http://schemas.microsoft.com/office/drawing/2016/5/12/chartex" xmlns:cx7="http://schemas.microsoft.com/office/drawing/2016/5/13/chartex" xmlns:cx8="http://schemas.microsoft.com/office/drawing/2016/5/14/chartex" xmlns:mc="http://schemas.openxmlformats.org/markup-compatibility/2006" xmlns:aink="http://schemas.microsoft.com/office/drawing/2016/ink" xmlns:am3d="http://schemas.microsoft.com/office/drawing/2017/model3d" xmlns:o="urn:schemas-microsoft-com:office:office" xmlns:oel="http://schemas.microsoft.com/office/2019/extlst" xmlns:r="http://schemas.openxmlformats.org/officeDocument/2006/relationships" xmlns:m="http://schemas.openxmlformats.org/officeDocument/2006/math" xmlns:v="urn:schemas-microsoft-com:vml" xmlns:wp14="http://schemas.microsoft.com/office/word/2010/wordprocessingDrawing" xmlns:wp="http://schemas.openxmlformats.org/drawingml/2006/wordprocessingDrawing" xmlns:w10="urn:schemas-microsoft-com:office:word" xmlns:w="http://schemas.openxmlformats.org/wordprocessingml/2006/main" xmlns:w14="http://schemas.microsoft.com/office/word/2010/wordml" xmlns:w15="http://schemas.microsoft.com/office/word/2012/wordml" xmlns:w16cex="http://schemas.microsoft.com/office/word/2018/wordml/cex" xmlns:w16cid="http://schemas.microsoft.com/office/word/2016/wordml/cid" xmlns:w16="http://schemas.microsoft.com/office/word/2018/wordml" xmlns:w16du="http://schemas.microsoft.com/office/word/2023/wordml/word16du" xmlns:w16sdtdh="http://schemas.microsoft.com/office/word/2020/wordml/sdtdatahash" xmlns:w16sdtfl="http://schemas.microsoft.com/office/word/2024/wordml/sdtformatlock" xmlns:w16se="http://schemas.microsoft.com/office/word/2015/wordml/symex" xmlns:wpg="http://schemas.microsoft.com/office/word/2010/wordprocessingGroup" xmlns:wpi="http://schemas.microsoft.com/office/word/2010/wordprocessingInk" xmlns:wne="http://schemas.microsoft.com/office/word/2006/wordml" xmlns:wps="http://schemas.microsoft.com/office/word/2010/wordprocessingShape" mc:Ignorable="w14 w15 w16se w16cid w16 w16cex w16sdtdh w16sdtfl w16du wp14">
   <w:body>
+    <w:p>
+      <w:pPr>
+        <w:ind w:left="720" w:hanging="360"/>
+        <w:rPr>
+          <w:b/>
+          <w:bCs/>
+        </w:rPr>
+      </w:pPr>
+      <w:r>
+        <w:rPr>
+          <w:b/>
+          <w:bCs/>
+        </w:rPr>
+        <w:t>WEEK-1</w:t>
+      </w:r>
+    </w:p>
     <w:p>
       <w:pPr>
         <w:pStyle w:val="ListParagraph"/>
@@ -168,12 +184,10 @@
       <w:r>
         <w:t xml:space="preserve"> = </w:t>
       </w:r>
-      <w:proofErr w:type="spellStart"/>
       <w:proofErr w:type="gramStart"/>
       <w:r>
         <w:t>np.arange</w:t>
       </w:r>
-      <w:proofErr w:type="spellEnd"/>
       <w:proofErr w:type="gramEnd"/>
       <w:r>
         <w:t>(1, 21)</w:t>
@@ -193,16 +207,36 @@
     </w:p>
     <w:p>
       <w:r>
+        <w:t xml:space="preserve">                 print(</w:t>
+      </w:r>
+      <w:proofErr w:type="spellStart"/>
+      <w:r>
+        <w:t>arr</w:t>
+      </w:r>
+      <w:proofErr w:type="spellEnd"/>
+      <w:r>
+        <w:t>)</w:t>
+      </w:r>
+    </w:p>
+    <w:p>
+      <w:r>
         <w:t xml:space="preserve">                 </w:t>
       </w:r>
+      <w:proofErr w:type="gramStart"/>
       <w:r>
         <w:t>print(</w:t>
       </w:r>
-      <w:proofErr w:type="spellStart"/>
-      <w:r>
-        <w:t>arr</w:t>
-      </w:r>
-      <w:proofErr w:type="spellEnd"/>
+      <w:proofErr w:type="gramEnd"/>
+      <w:r>
+        <w:t xml:space="preserve">"Shape:", </w:t>
+      </w:r>
+      <w:proofErr w:type="spellStart"/>
+      <w:proofErr w:type="gramStart"/>
+      <w:r>
+        <w:t>arr.shape</w:t>
+      </w:r>
+      <w:proofErr w:type="spellEnd"/>
+      <w:proofErr w:type="gramEnd"/>
       <w:r>
         <w:t>)</w:t>
       </w:r>
@@ -217,20 +251,20 @@
       </w:r>
       <w:proofErr w:type="gramEnd"/>
       <w:r>
-        <w:t xml:space="preserve">"Shape:", </w:t>
-      </w:r>
-      <w:proofErr w:type="gramStart"/>
-      <w:r>
-        <w:t>arr.sh</w:t>
-      </w:r>
-      <w:proofErr w:type="spellStart"/>
-      <w:r>
-        <w:t>ape</w:t>
-      </w:r>
-      <w:proofErr w:type="spellEnd"/>
-      <w:proofErr w:type="gramEnd"/>
-      <w:r>
-        <w:t>)</w:t>
+        <w:t xml:space="preserve">"Maximum value:", </w:t>
+      </w:r>
+      <w:proofErr w:type="spellStart"/>
+      <w:proofErr w:type="gramStart"/>
+      <w:r>
+        <w:t>arr.max</w:t>
+      </w:r>
+      <w:proofErr w:type="spellEnd"/>
+      <w:r>
+        <w:t>(</w:t>
+      </w:r>
+      <w:proofErr w:type="gramEnd"/>
+      <w:r>
+        <w:t>))</w:t>
       </w:r>
     </w:p>
     <w:p>
@@ -243,12 +277,12 @@
       </w:r>
       <w:proofErr w:type="gramEnd"/>
       <w:r>
-        <w:t xml:space="preserve">"Maximum value:", </w:t>
-      </w:r>
-      <w:proofErr w:type="spellStart"/>
-      <w:proofErr w:type="gramStart"/>
-      <w:r>
-        <w:t>arr.max</w:t>
+        <w:t xml:space="preserve">"Minimum value:", </w:t>
+      </w:r>
+      <w:proofErr w:type="spellStart"/>
+      <w:proofErr w:type="gramStart"/>
+      <w:r>
+        <w:t>arr.min</w:t>
       </w:r>
       <w:proofErr w:type="spellEnd"/>
       <w:r>
@@ -269,12 +303,35 @@
       </w:r>
       <w:proofErr w:type="gramEnd"/>
       <w:r>
-        <w:t xml:space="preserve">"Minimum value:", </w:t>
-      </w:r>
-      <w:proofErr w:type="spellStart"/>
-      <w:proofErr w:type="gramStart"/>
-      <w:r>
-        <w:t>arr.min</w:t>
+        <w:t xml:space="preserve">"Mean:", </w:t>
+      </w:r>
+      <w:proofErr w:type="spellStart"/>
+      <w:proofErr w:type="gramStart"/>
+      <w:r>
+        <w:t>arr.mean</w:t>
+      </w:r>
+      <w:proofErr w:type="spellEnd"/>
+      <w:proofErr w:type="gramEnd"/>
+      <w:r>
+        <w:t>())</w:t>
+      </w:r>
+    </w:p>
+    <w:p>
+      <w:r>
+        <w:t xml:space="preserve">                 </w:t>
+      </w:r>
+      <w:proofErr w:type="gramStart"/>
+      <w:r>
+        <w:t>print(</w:t>
+      </w:r>
+      <w:proofErr w:type="gramEnd"/>
+      <w:r>
+        <w:t xml:space="preserve">"Standard Deviation:", </w:t>
+      </w:r>
+      <w:proofErr w:type="spellStart"/>
+      <w:proofErr w:type="gramStart"/>
+      <w:r>
+        <w:t>arr.std</w:t>
       </w:r>
       <w:proofErr w:type="spellEnd"/>
       <w:r>
@@ -287,6 +344,21 @@
     </w:p>
     <w:p>
       <w:r>
+        <w:t xml:space="preserve">                 matrix = </w:t>
+      </w:r>
+      <w:proofErr w:type="spellStart"/>
+      <w:proofErr w:type="gramStart"/>
+      <w:r>
+        <w:t>arr.reshape</w:t>
+      </w:r>
+      <w:proofErr w:type="spellEnd"/>
+      <w:proofErr w:type="gramEnd"/>
+      <w:r>
+        <w:t>(4, 5)</w:t>
+      </w:r>
+    </w:p>
+    <w:p>
+      <w:r>
         <w:t xml:space="preserve">                 </w:t>
       </w:r>
       <w:proofErr w:type="gramStart"/>
@@ -295,22 +367,17 @@
       </w:r>
       <w:proofErr w:type="gramEnd"/>
       <w:r>
-        <w:t xml:space="preserve">"Mean:", </w:t>
-      </w:r>
-      <w:proofErr w:type="spellStart"/>
-      <w:proofErr w:type="gramStart"/>
-      <w:r>
-        <w:t>arr.mean</w:t>
-      </w:r>
-      <w:proofErr w:type="spellEnd"/>
-      <w:proofErr w:type="gramEnd"/>
-      <w:r>
-        <w:t>())</w:t>
-      </w:r>
-    </w:p>
-    <w:p>
-      <w:r>
-        <w:t xml:space="preserve">                 </w:t>
+        <w:t>"4 x 5 Matrix:")</w:t>
+      </w:r>
+    </w:p>
+    <w:p>
+      <w:r>
+        <w:t xml:space="preserve">                 print(matrix)</w:t>
+      </w:r>
+    </w:p>
+    <w:p>
+      <w:r>
+        <w:t xml:space="preserve">                </w:t>
       </w:r>
       <w:proofErr w:type="gramStart"/>
       <w:r>
@@ -318,80 +385,12 @@
       </w:r>
       <w:proofErr w:type="gramEnd"/>
       <w:r>
-        <w:t xml:space="preserve">"Standard Deviation:", </w:t>
-      </w:r>
-      <w:proofErr w:type="spellStart"/>
-      <w:proofErr w:type="gramStart"/>
-      <w:r>
-        <w:t>arr.std</w:t>
-      </w:r>
-      <w:proofErr w:type="spellEnd"/>
-      <w:r>
-        <w:t>(</w:t>
-      </w:r>
-      <w:proofErr w:type="gramEnd"/>
-      <w:r>
-        <w:t>))</w:t>
-      </w:r>
-    </w:p>
-    <w:p>
-      <w:r>
-        <w:t xml:space="preserve">                 </w:t>
-      </w:r>
-      <w:r>
-        <w:t xml:space="preserve">matrix = </w:t>
-      </w:r>
-      <w:proofErr w:type="spellStart"/>
-      <w:proofErr w:type="gramStart"/>
-      <w:r>
-        <w:t>arr.reshape</w:t>
-      </w:r>
-      <w:proofErr w:type="spellEnd"/>
-      <w:proofErr w:type="gramEnd"/>
-      <w:r>
-        <w:t>(4, 5)</w:t>
-      </w:r>
-    </w:p>
-    <w:p>
-      <w:r>
-        <w:t xml:space="preserve">                 </w:t>
-      </w:r>
-      <w:proofErr w:type="gramStart"/>
-      <w:r>
-        <w:t>print(</w:t>
-      </w:r>
-      <w:proofErr w:type="gramEnd"/>
-      <w:r>
-        <w:t>"4 x 5 Matrix:")</w:t>
-      </w:r>
-    </w:p>
-    <w:p>
-      <w:r>
-        <w:t xml:space="preserve">                 </w:t>
-      </w:r>
-      <w:r>
-        <w:t>print(matrix)</w:t>
-      </w:r>
-    </w:p>
-    <w:p>
-      <w:r>
-        <w:t xml:space="preserve">                </w:t>
-      </w:r>
-      <w:proofErr w:type="gramStart"/>
-      <w:r>
-        <w:t>print(</w:t>
-      </w:r>
-      <w:proofErr w:type="gramEnd"/>
-      <w:r>
         <w:t>"Second Row:")</w:t>
       </w:r>
     </w:p>
     <w:p>
       <w:r>
-        <w:t xml:space="preserve">                </w:t>
-      </w:r>
-      <w:r>
-        <w:t>print(</w:t>
+        <w:t xml:space="preserve">                print(</w:t>
       </w:r>
       <w:proofErr w:type="gramStart"/>
       <w:r>
@@ -484,6 +483,7 @@
         <w:rPr>
           <w:b/>
           <w:bCs/>
+          <w:noProof/>
         </w:rPr>
         <w:drawing>
           <wp:inline distT="0" distB="0" distL="0" distR="0" wp14:anchorId="4BF77BD3" wp14:editId="70563606">
@@ -642,38 +642,58 @@
     </w:p>
     <w:p>
       <w:r>
+        <w:t xml:space="preserve">                 A = </w:t>
+      </w:r>
+      <w:proofErr w:type="spellStart"/>
+      <w:proofErr w:type="gramStart"/>
+      <w:r>
+        <w:t>np.array</w:t>
+      </w:r>
+      <w:proofErr w:type="spellEnd"/>
+      <w:proofErr w:type="gramEnd"/>
+      <w:r>
+        <w:t>([10, 20, 30, 40, 50])</w:t>
+      </w:r>
+    </w:p>
+    <w:p>
+      <w:r>
+        <w:t xml:space="preserve">                 B = </w:t>
+      </w:r>
+      <w:proofErr w:type="spellStart"/>
+      <w:proofErr w:type="gramStart"/>
+      <w:r>
+        <w:t>np.array</w:t>
+      </w:r>
+      <w:proofErr w:type="spellEnd"/>
+      <w:proofErr w:type="gramEnd"/>
+      <w:r>
+        <w:t>([5, 10, 15, 20, 25])</w:t>
+      </w:r>
+    </w:p>
+    <w:p>
+      <w:r>
         <w:t xml:space="preserve">                 </w:t>
       </w:r>
-      <w:r>
-        <w:t xml:space="preserve">A = </w:t>
-      </w:r>
-      <w:proofErr w:type="spellStart"/>
-      <w:proofErr w:type="gramStart"/>
-      <w:r>
-        <w:t>np.array</w:t>
-      </w:r>
-      <w:proofErr w:type="spellEnd"/>
-      <w:proofErr w:type="gramEnd"/>
-      <w:r>
-        <w:t>([10, 20, 30, 40, 50])</w:t>
+      <w:proofErr w:type="gramStart"/>
+      <w:r>
+        <w:t>print(</w:t>
+      </w:r>
+      <w:proofErr w:type="gramEnd"/>
+      <w:r>
+        <w:t>"Addition (A + B):")</w:t>
       </w:r>
     </w:p>
     <w:p>
       <w:r>
         <w:t xml:space="preserve">                 </w:t>
       </w:r>
-      <w:r>
-        <w:t xml:space="preserve">B = </w:t>
-      </w:r>
-      <w:proofErr w:type="spellStart"/>
-      <w:proofErr w:type="gramStart"/>
-      <w:r>
-        <w:t>np.array</w:t>
-      </w:r>
-      <w:proofErr w:type="spellEnd"/>
-      <w:proofErr w:type="gramEnd"/>
-      <w:r>
-        <w:t>([5, 10, 15, 20, 25])</w:t>
+      <w:proofErr w:type="gramStart"/>
+      <w:r>
+        <w:t>print(</w:t>
+      </w:r>
+      <w:proofErr w:type="gramEnd"/>
+      <w:r>
+        <w:t>A + B)</w:t>
       </w:r>
     </w:p>
     <w:p>
@@ -686,7 +706,15 @@
       </w:r>
       <w:proofErr w:type="gramEnd"/>
       <w:r>
-        <w:t>"Addition (A + B):")</w:t>
+        <w:t>"\</w:t>
+      </w:r>
+      <w:proofErr w:type="spellStart"/>
+      <w:r>
+        <w:t>nSubtraction</w:t>
+      </w:r>
+      <w:proofErr w:type="spellEnd"/>
+      <w:r>
+        <w:t xml:space="preserve"> (A - B):")</w:t>
       </w:r>
     </w:p>
     <w:p>
@@ -699,7 +727,7 @@
       </w:r>
       <w:proofErr w:type="gramEnd"/>
       <w:r>
-        <w:t>A + B)</w:t>
+        <w:t>A - B)</w:t>
       </w:r>
     </w:p>
     <w:p>
@@ -716,11 +744,11 @@
       </w:r>
       <w:proofErr w:type="spellStart"/>
       <w:r>
-        <w:t>nSubtraction</w:t>
-      </w:r>
-      <w:proofErr w:type="spellEnd"/>
-      <w:r>
-        <w:t xml:space="preserve"> (A - B):")</w:t>
+        <w:t>nMultiplication</w:t>
+      </w:r>
+      <w:proofErr w:type="spellEnd"/>
+      <w:r>
+        <w:t xml:space="preserve"> (A * B):")</w:t>
       </w:r>
     </w:p>
     <w:p>
@@ -733,148 +761,112 @@
       </w:r>
       <w:proofErr w:type="gramEnd"/>
       <w:r>
-        <w:t>A - B)</w:t>
-      </w:r>
-    </w:p>
-    <w:p>
-      <w:r>
+        <w:t>A * B)</w:t>
+      </w:r>
+    </w:p>
+    <w:p>
+      <w:r>
+        <w:t xml:space="preserve">                </w:t>
+      </w:r>
+      <w:proofErr w:type="gramStart"/>
+      <w:r>
+        <w:t>print(</w:t>
+      </w:r>
+      <w:proofErr w:type="gramEnd"/>
+      <w:r>
+        <w:t>"\</w:t>
+      </w:r>
+      <w:proofErr w:type="spellStart"/>
+      <w:r>
+        <w:t>nDivision</w:t>
+      </w:r>
+      <w:proofErr w:type="spellEnd"/>
+      <w:r>
+        <w:t xml:space="preserve"> (A / B):")</w:t>
+      </w:r>
+    </w:p>
+    <w:p>
+      <w:r>
+        <w:t xml:space="preserve">                </w:t>
+      </w:r>
+      <w:proofErr w:type="gramStart"/>
+      <w:r>
+        <w:t>print(</w:t>
+      </w:r>
+      <w:proofErr w:type="gramEnd"/>
+      <w:r>
+        <w:t>A / B)</w:t>
+      </w:r>
+    </w:p>
+    <w:p>
+      <w:r>
+        <w:t xml:space="preserve">                </w:t>
+      </w:r>
+      <w:proofErr w:type="gramStart"/>
+      <w:r>
+        <w:t>print(</w:t>
+      </w:r>
+      <w:proofErr w:type="gramEnd"/>
+      <w:r>
+        <w:t>"\</w:t>
+      </w:r>
+      <w:proofErr w:type="spellStart"/>
+      <w:r>
+        <w:t>nSum</w:t>
+      </w:r>
+      <w:proofErr w:type="spellEnd"/>
+      <w:r>
+        <w:t xml:space="preserve"> of elements in A:")</w:t>
+      </w:r>
+    </w:p>
+    <w:p>
+      <w:r>
+        <w:lastRenderedPageBreak/>
+        <w:t xml:space="preserve">                 print(</w:t>
+      </w:r>
+      <w:proofErr w:type="spellStart"/>
+      <w:r>
+        <w:t>np.sum</w:t>
+      </w:r>
+      <w:proofErr w:type="spellEnd"/>
+      <w:r>
+        <w:t>(A))</w:t>
+      </w:r>
+    </w:p>
+    <w:p>
+      <w:pPr>
+        <w:rPr>
+          <w:b/>
+          <w:bCs/>
+        </w:rPr>
+      </w:pPr>
+      <w:r>
+        <w:rPr>
+          <w:b/>
+          <w:bCs/>
+        </w:rPr>
+        <w:t xml:space="preserve">                OUTPUT:</w:t>
+      </w:r>
+    </w:p>
+    <w:p>
+      <w:pPr>
+        <w:rPr>
+          <w:b/>
+          <w:bCs/>
+        </w:rPr>
+      </w:pPr>
+      <w:r>
+        <w:rPr>
+          <w:b/>
+          <w:bCs/>
+        </w:rPr>
         <w:t xml:space="preserve">                 </w:t>
       </w:r>
-      <w:proofErr w:type="gramStart"/>
-      <w:r>
-        <w:t>print(</w:t>
-      </w:r>
-      <w:proofErr w:type="gramEnd"/>
-      <w:r>
-        <w:t>"\</w:t>
-      </w:r>
-      <w:proofErr w:type="spellStart"/>
-      <w:r>
-        <w:t>nMultiplication</w:t>
-      </w:r>
-      <w:proofErr w:type="spellEnd"/>
-      <w:r>
-        <w:t xml:space="preserve"> (A * B):")</w:t>
-      </w:r>
-    </w:p>
-    <w:p>
-      <w:r>
-        <w:t xml:space="preserve">                 </w:t>
-      </w:r>
-      <w:proofErr w:type="gramStart"/>
-      <w:r>
-        <w:t>print(</w:t>
-      </w:r>
-      <w:proofErr w:type="gramEnd"/>
-      <w:r>
-        <w:t>A * B)</w:t>
-      </w:r>
-    </w:p>
-    <w:p>
-      <w:r>
-        <w:t xml:space="preserve">                </w:t>
-      </w:r>
-      <w:proofErr w:type="gramStart"/>
-      <w:r>
-        <w:t>print(</w:t>
-      </w:r>
-      <w:proofErr w:type="gramEnd"/>
-      <w:r>
-        <w:t>"\</w:t>
-      </w:r>
-      <w:proofErr w:type="spellStart"/>
-      <w:r>
-        <w:t>nDivision</w:t>
-      </w:r>
-      <w:proofErr w:type="spellEnd"/>
-      <w:r>
-        <w:t xml:space="preserve"> (A / B):")</w:t>
-      </w:r>
-    </w:p>
-    <w:p>
-      <w:r>
-        <w:t xml:space="preserve">                </w:t>
-      </w:r>
-      <w:proofErr w:type="gramStart"/>
-      <w:r>
-        <w:t>print(</w:t>
-      </w:r>
-      <w:proofErr w:type="gramEnd"/>
-      <w:r>
-        <w:t>A / B)</w:t>
-      </w:r>
-    </w:p>
-    <w:p>
-      <w:r>
-        <w:t xml:space="preserve">                </w:t>
-      </w:r>
-      <w:proofErr w:type="gramStart"/>
-      <w:r>
-        <w:t>print(</w:t>
-      </w:r>
-      <w:proofErr w:type="gramEnd"/>
-      <w:r>
-        <w:t>"\</w:t>
-      </w:r>
-      <w:proofErr w:type="spellStart"/>
-      <w:r>
-        <w:t>nSum</w:t>
-      </w:r>
-      <w:proofErr w:type="spellEnd"/>
-      <w:r>
-        <w:t xml:space="preserve"> of elements in A:")</w:t>
-      </w:r>
-    </w:p>
-    <w:p>
-      <w:r>
-        <w:lastRenderedPageBreak/>
-        <w:t xml:space="preserve">                 </w:t>
-      </w:r>
-      <w:r>
-        <w:t>print(</w:t>
-      </w:r>
-      <w:proofErr w:type="spellStart"/>
-      <w:r>
-        <w:t>np.sum</w:t>
-      </w:r>
-      <w:proofErr w:type="spellEnd"/>
-      <w:r>
-        <w:t>(A))</w:t>
-      </w:r>
-    </w:p>
-    <w:p>
-      <w:pPr>
-        <w:rPr>
-          <w:b/>
-          <w:bCs/>
-        </w:rPr>
-      </w:pPr>
-      <w:r>
-        <w:rPr>
-          <w:b/>
-          <w:bCs/>
-        </w:rPr>
-        <w:t xml:space="preserve">                OUTPUT:</w:t>
-      </w:r>
-    </w:p>
-    <w:p>
-      <w:pPr>
-        <w:rPr>
-          <w:b/>
-          <w:bCs/>
-        </w:rPr>
-      </w:pPr>
-      <w:r>
-        <w:rPr>
-          <w:b/>
-          <w:bCs/>
-        </w:rPr>
-        <w:t xml:space="preserve">                 </w:t>
-      </w:r>
-      <w:r>
-        <w:rPr>
-          <w:b/>
-          <w:bCs/>
+      <w:r>
+        <w:rPr>
+          <w:b/>
+          <w:bCs/>
+          <w:noProof/>
         </w:rPr>
         <w:drawing>
           <wp:inline distT="0" distB="0" distL="0" distR="0" wp14:anchorId="36FBB6FF" wp14:editId="79F68BC2">
@@ -953,35 +945,7 @@
           <w:b/>
           <w:bCs/>
         </w:rPr>
-        <w:t xml:space="preserve">Roll No </w:t>
-      </w:r>
-      <w:r>
-        <w:rPr>
-          <w:b/>
-          <w:bCs/>
-        </w:rPr>
-        <w:t xml:space="preserve">  </w:t>
-      </w:r>
-      <w:r>
-        <w:rPr>
-          <w:b/>
-          <w:bCs/>
-        </w:rPr>
-        <w:t xml:space="preserve">Name </w:t>
-      </w:r>
-      <w:r>
-        <w:rPr>
-          <w:b/>
-          <w:bCs/>
-        </w:rPr>
-        <w:t xml:space="preserve">  </w:t>
-      </w:r>
-      <w:r>
-        <w:rPr>
-          <w:b/>
-          <w:bCs/>
-        </w:rPr>
-        <w:t xml:space="preserve">Marks </w:t>
+        <w:t xml:space="preserve">Roll No   Name   Marks </w:t>
       </w:r>
     </w:p>
     <w:p>
@@ -1763,6 +1727,7 @@
         <w:rPr>
           <w:b/>
           <w:bCs/>
+          <w:noProof/>
         </w:rPr>
         <w:drawing>
           <wp:inline distT="0" distB="0" distL="0" distR="0" wp14:anchorId="3F16B09D" wp14:editId="64823C7E">
@@ -1846,21 +1811,7 @@
           <w:b/>
           <w:bCs/>
         </w:rPr>
-        <w:t xml:space="preserve">   </w:t>
-      </w:r>
-      <w:r>
-        <w:rPr>
-          <w:b/>
-          <w:bCs/>
-        </w:rPr>
-        <w:t xml:space="preserve">Price </w:t>
-      </w:r>
-      <w:r>
-        <w:rPr>
-          <w:b/>
-          <w:bCs/>
-        </w:rPr>
-        <w:t xml:space="preserve"> </w:t>
+        <w:t xml:space="preserve">   Price  </w:t>
       </w:r>
       <w:r>
         <w:rPr>
@@ -1874,14 +1825,7 @@
           <w:b/>
           <w:bCs/>
         </w:rPr>
-        <w:t xml:space="preserve">  </w:t>
-      </w:r>
-      <w:r>
-        <w:rPr>
-          <w:b/>
-          <w:bCs/>
-        </w:rPr>
-        <w:t>Quantity</w:t>
+        <w:t xml:space="preserve">  Quantity</w:t>
       </w:r>
     </w:p>
     <w:p>
@@ -1989,10 +1933,7 @@
     </w:p>
     <w:p>
       <w:r>
-        <w:t xml:space="preserve">                                      </w:t>
-      </w:r>
-      <w:r>
-        <w:t xml:space="preserve">  </w:t>
+        <w:t xml:space="preserve">                                        </w:t>
       </w:r>
       <w:r>
         <w:t>Total Value = Price × Quantity</w:t>
@@ -2303,6 +2244,7 @@
         <w:rPr>
           <w:b/>
           <w:bCs/>
+          <w:noProof/>
         </w:rPr>
         <w:drawing>
           <wp:inline distT="0" distB="0" distL="0" distR="0" wp14:anchorId="0F9C81BB" wp14:editId="02299298">
@@ -2927,6 +2869,7 @@
         <w:rPr>
           <w:b/>
           <w:bCs/>
+          <w:noProof/>
         </w:rPr>
         <w:lastRenderedPageBreak/>
         <w:drawing>
@@ -2978,6 +2921,7 @@
         <w:rPr>
           <w:b/>
           <w:bCs/>
+          <w:noProof/>
         </w:rPr>
         <w:drawing>
           <wp:inline distT="0" distB="0" distL="0" distR="0" wp14:anchorId="1CE67694" wp14:editId="505FD5A5">
@@ -3028,6 +2972,7 @@
         <w:rPr>
           <w:b/>
           <w:bCs/>
+          <w:noProof/>
         </w:rPr>
         <w:drawing>
           <wp:inline distT="0" distB="0" distL="0" distR="0" wp14:anchorId="6073EB2C" wp14:editId="5A11EE1E">
@@ -3078,6 +3023,7 @@
         <w:rPr>
           <w:b/>
           <w:bCs/>
+          <w:noProof/>
         </w:rPr>
         <w:drawing>
           <wp:inline distT="0" distB="0" distL="0" distR="0" wp14:anchorId="77AF1C12" wp14:editId="13D4E197">
@@ -3128,6 +3074,7 @@
         <w:rPr>
           <w:b/>
           <w:bCs/>
+          <w:noProof/>
         </w:rPr>
         <w:drawing>
           <wp:inline distT="0" distB="0" distL="0" distR="0" wp14:anchorId="01CB983E" wp14:editId="7A9C4342">
@@ -3178,6 +3125,7 @@
         <w:rPr>
           <w:b/>
           <w:bCs/>
+          <w:noProof/>
         </w:rPr>
         <w:lastRenderedPageBreak/>
         <w:drawing>
@@ -3229,6 +3177,7 @@
         <w:rPr>
           <w:b/>
           <w:bCs/>
+          <w:noProof/>
         </w:rPr>
         <w:drawing>
           <wp:inline distT="0" distB="0" distL="0" distR="0" wp14:anchorId="0B0C2709" wp14:editId="6C423844">
@@ -3272,6 +3221,9 @@
         <w:ind w:left="720"/>
       </w:pPr>
       <w:r>
+        <w:rPr>
+          <w:noProof/>
+        </w:rPr>
         <w:drawing>
           <wp:inline distT="0" distB="0" distL="0" distR="0" wp14:anchorId="1B8535C6" wp14:editId="606CB802">
             <wp:extent cx="1867062" cy="967824"/>
@@ -3309,9 +3261,4199 @@
         </w:drawing>
       </w:r>
     </w:p>
+    <w:p>
+      <w:pPr>
+        <w:ind w:left="720"/>
+        <w:rPr>
+          <w:b/>
+          <w:bCs/>
+        </w:rPr>
+      </w:pPr>
+      <w:r>
+        <w:rPr>
+          <w:b/>
+          <w:bCs/>
+        </w:rPr>
+        <w:t>WEEK-2</w:t>
+      </w:r>
+    </w:p>
+    <w:p>
+      <w:pPr>
+        <w:ind w:left="720"/>
+        <w:rPr>
+          <w:b/>
+          <w:bCs/>
+        </w:rPr>
+      </w:pPr>
+      <w:r>
+        <w:rPr>
+          <w:b/>
+          <w:bCs/>
+        </w:rPr>
+        <w:t>Aim:</w:t>
+      </w:r>
+    </w:p>
+    <w:p>
+      <w:pPr>
+        <w:ind w:left="720"/>
+      </w:pPr>
+      <w:r>
+        <w:t xml:space="preserve"> To perform exploratory data analysis (EDA) on a student performance dataset using Pandas and Matplotlib. </w:t>
+      </w:r>
+    </w:p>
+    <w:p>
+      <w:pPr>
+        <w:ind w:left="720"/>
+        <w:rPr>
+          <w:b/>
+          <w:bCs/>
+        </w:rPr>
+      </w:pPr>
+      <w:r>
+        <w:rPr>
+          <w:b/>
+          <w:bCs/>
+        </w:rPr>
+        <w:t>Dataset:</w:t>
+      </w:r>
+    </w:p>
+    <w:p>
+      <w:pPr>
+        <w:ind w:left="720"/>
+      </w:pPr>
+      <w:r>
+        <w:t xml:space="preserve"> Create a CSV file named student_data.csv with the following data:</w:t>
+      </w:r>
+    </w:p>
+    <w:tbl>
+      <w:tblPr>
+        <w:tblStyle w:val="TableGrid"/>
+        <w:tblW w:w="8730" w:type="dxa"/>
+        <w:tblInd w:w="445" w:type="dxa"/>
+        <w:tblLook w:val="04A0" w:firstRow="1" w:lastRow="0" w:firstColumn="1" w:lastColumn="0" w:noHBand="0" w:noVBand="1"/>
+      </w:tblPr>
+      <w:tblGrid>
+        <w:gridCol w:w="990"/>
+        <w:gridCol w:w="1808"/>
+        <w:gridCol w:w="987"/>
+        <w:gridCol w:w="1417"/>
+        <w:gridCol w:w="1728"/>
+        <w:gridCol w:w="1800"/>
+      </w:tblGrid>
+      <w:tr>
+        <w:tc>
+          <w:tcPr>
+            <w:tcW w:w="990" w:type="dxa"/>
+          </w:tcPr>
+          <w:p>
+            <w:r>
+              <w:t>Roll No</w:t>
+            </w:r>
+          </w:p>
+        </w:tc>
+        <w:tc>
+          <w:tcPr>
+            <w:tcW w:w="1808" w:type="dxa"/>
+          </w:tcPr>
+          <w:p>
+            <w:r>
+              <w:t>Name</w:t>
+            </w:r>
+          </w:p>
+        </w:tc>
+        <w:tc>
+          <w:tcPr>
+            <w:tcW w:w="987" w:type="dxa"/>
+          </w:tcPr>
+          <w:p>
+            <w:r>
+              <w:t>Gender</w:t>
+            </w:r>
+          </w:p>
+        </w:tc>
+        <w:tc>
+          <w:tcPr>
+            <w:tcW w:w="1417" w:type="dxa"/>
+          </w:tcPr>
+          <w:p>
+            <w:r>
+              <w:t>Attendance</w:t>
+            </w:r>
+          </w:p>
+        </w:tc>
+        <w:tc>
+          <w:tcPr>
+            <w:tcW w:w="1728" w:type="dxa"/>
+          </w:tcPr>
+          <w:p>
+            <w:r>
+              <w:t>Internal Marks</w:t>
+            </w:r>
+          </w:p>
+        </w:tc>
+        <w:tc>
+          <w:tcPr>
+            <w:tcW w:w="1800" w:type="dxa"/>
+          </w:tcPr>
+          <w:p>
+            <w:r>
+              <w:t>External Marks</w:t>
+            </w:r>
+          </w:p>
+        </w:tc>
+      </w:tr>
+      <w:tr>
+        <w:tc>
+          <w:tcPr>
+            <w:tcW w:w="990" w:type="dxa"/>
+          </w:tcPr>
+          <w:p>
+            <w:r>
+              <w:t>101</w:t>
+            </w:r>
+          </w:p>
+        </w:tc>
+        <w:tc>
+          <w:tcPr>
+            <w:tcW w:w="1808" w:type="dxa"/>
+          </w:tcPr>
+          <w:p>
+            <w:r>
+              <w:t xml:space="preserve"> Ravi</w:t>
+            </w:r>
+          </w:p>
+        </w:tc>
+        <w:tc>
+          <w:tcPr>
+            <w:tcW w:w="987" w:type="dxa"/>
+          </w:tcPr>
+          <w:p>
+            <w:r>
+              <w:t>M</w:t>
+            </w:r>
+          </w:p>
+        </w:tc>
+        <w:tc>
+          <w:tcPr>
+            <w:tcW w:w="1417" w:type="dxa"/>
+          </w:tcPr>
+          <w:p>
+            <w:r>
+              <w:t>85</w:t>
+            </w:r>
+          </w:p>
+        </w:tc>
+        <w:tc>
+          <w:tcPr>
+            <w:tcW w:w="1728" w:type="dxa"/>
+          </w:tcPr>
+          <w:p>
+            <w:r>
+              <w:t>32</w:t>
+            </w:r>
+          </w:p>
+        </w:tc>
+        <w:tc>
+          <w:tcPr>
+            <w:tcW w:w="1800" w:type="dxa"/>
+          </w:tcPr>
+          <w:p>
+            <w:r>
+              <w:t>55</w:t>
+            </w:r>
+          </w:p>
+        </w:tc>
+      </w:tr>
+      <w:tr>
+        <w:tc>
+          <w:tcPr>
+            <w:tcW w:w="990" w:type="dxa"/>
+          </w:tcPr>
+          <w:p>
+            <w:r>
+              <w:t>102</w:t>
+            </w:r>
+          </w:p>
+        </w:tc>
+        <w:tc>
+          <w:tcPr>
+            <w:tcW w:w="1808" w:type="dxa"/>
+          </w:tcPr>
+          <w:p>
+            <w:r>
+              <w:t>Priya</w:t>
+            </w:r>
+          </w:p>
+        </w:tc>
+        <w:tc>
+          <w:tcPr>
+            <w:tcW w:w="987" w:type="dxa"/>
+          </w:tcPr>
+          <w:p>
+            <w:r>
+              <w:t>F</w:t>
+            </w:r>
+          </w:p>
+        </w:tc>
+        <w:tc>
+          <w:tcPr>
+            <w:tcW w:w="1417" w:type="dxa"/>
+          </w:tcPr>
+          <w:p>
+            <w:r>
+              <w:t>92</w:t>
+            </w:r>
+          </w:p>
+        </w:tc>
+        <w:tc>
+          <w:tcPr>
+            <w:tcW w:w="1728" w:type="dxa"/>
+          </w:tcPr>
+          <w:p>
+            <w:r>
+              <w:t>38</w:t>
+            </w:r>
+          </w:p>
+        </w:tc>
+        <w:tc>
+          <w:tcPr>
+            <w:tcW w:w="1800" w:type="dxa"/>
+          </w:tcPr>
+          <w:p>
+            <w:r>
+              <w:t>58</w:t>
+            </w:r>
+          </w:p>
+        </w:tc>
+      </w:tr>
+      <w:tr>
+        <w:tc>
+          <w:tcPr>
+            <w:tcW w:w="990" w:type="dxa"/>
+          </w:tcPr>
+          <w:p>
+            <w:r>
+              <w:t>103</w:t>
+            </w:r>
+          </w:p>
+        </w:tc>
+        <w:tc>
+          <w:tcPr>
+            <w:tcW w:w="1808" w:type="dxa"/>
+          </w:tcPr>
+          <w:p>
+            <w:r>
+              <w:t>Kiran</w:t>
+            </w:r>
+          </w:p>
+        </w:tc>
+        <w:tc>
+          <w:tcPr>
+            <w:tcW w:w="987" w:type="dxa"/>
+          </w:tcPr>
+          <w:p>
+            <w:r>
+              <w:t>M</w:t>
+            </w:r>
+          </w:p>
+        </w:tc>
+        <w:tc>
+          <w:tcPr>
+            <w:tcW w:w="1417" w:type="dxa"/>
+          </w:tcPr>
+          <w:p>
+            <w:r>
+              <w:t>78</w:t>
+            </w:r>
+          </w:p>
+        </w:tc>
+        <w:tc>
+          <w:tcPr>
+            <w:tcW w:w="1728" w:type="dxa"/>
+          </w:tcPr>
+          <w:p>
+            <w:r>
+              <w:t>28</w:t>
+            </w:r>
+          </w:p>
+        </w:tc>
+        <w:tc>
+          <w:tcPr>
+            <w:tcW w:w="1800" w:type="dxa"/>
+          </w:tcPr>
+          <w:p>
+            <w:r>
+              <w:t>45</w:t>
+            </w:r>
+          </w:p>
+        </w:tc>
+      </w:tr>
+      <w:tr>
+        <w:tc>
+          <w:tcPr>
+            <w:tcW w:w="990" w:type="dxa"/>
+          </w:tcPr>
+          <w:p>
+            <w:r>
+              <w:t>104</w:t>
+            </w:r>
+          </w:p>
+        </w:tc>
+        <w:tc>
+          <w:tcPr>
+            <w:tcW w:w="1808" w:type="dxa"/>
+          </w:tcPr>
+          <w:p>
+            <w:r>
+              <w:t>Anu</w:t>
+            </w:r>
+          </w:p>
+        </w:tc>
+        <w:tc>
+          <w:tcPr>
+            <w:tcW w:w="987" w:type="dxa"/>
+          </w:tcPr>
+          <w:p>
+            <w:r>
+              <w:t>F</w:t>
+            </w:r>
+          </w:p>
+        </w:tc>
+        <w:tc>
+          <w:tcPr>
+            <w:tcW w:w="1417" w:type="dxa"/>
+          </w:tcPr>
+          <w:p>
+            <w:r>
+              <w:t>95</w:t>
+            </w:r>
+          </w:p>
+        </w:tc>
+        <w:tc>
+          <w:tcPr>
+            <w:tcW w:w="1728" w:type="dxa"/>
+          </w:tcPr>
+          <w:p>
+            <w:r>
+              <w:t>40</w:t>
+            </w:r>
+          </w:p>
+        </w:tc>
+        <w:tc>
+          <w:tcPr>
+            <w:tcW w:w="1800" w:type="dxa"/>
+          </w:tcPr>
+          <w:p>
+            <w:r>
+              <w:t>60</w:t>
+            </w:r>
+          </w:p>
+        </w:tc>
+      </w:tr>
+      <w:tr>
+        <w:tc>
+          <w:tcPr>
+            <w:tcW w:w="990" w:type="dxa"/>
+          </w:tcPr>
+          <w:p>
+            <w:r>
+              <w:t>105</w:t>
+            </w:r>
+          </w:p>
+        </w:tc>
+        <w:tc>
+          <w:tcPr>
+            <w:tcW w:w="1808" w:type="dxa"/>
+          </w:tcPr>
+          <w:p>
+            <w:r>
+              <w:t>Sita</w:t>
+            </w:r>
+          </w:p>
+        </w:tc>
+        <w:tc>
+          <w:tcPr>
+            <w:tcW w:w="987" w:type="dxa"/>
+          </w:tcPr>
+          <w:p>
+            <w:r>
+              <w:t>F</w:t>
+            </w:r>
+          </w:p>
+        </w:tc>
+        <w:tc>
+          <w:tcPr>
+            <w:tcW w:w="1417" w:type="dxa"/>
+          </w:tcPr>
+          <w:p>
+            <w:r>
+              <w:t>88</w:t>
+            </w:r>
+          </w:p>
+        </w:tc>
+        <w:tc>
+          <w:tcPr>
+            <w:tcW w:w="1728" w:type="dxa"/>
+          </w:tcPr>
+          <w:p>
+            <w:r>
+              <w:t>35</w:t>
+            </w:r>
+          </w:p>
+        </w:tc>
+        <w:tc>
+          <w:tcPr>
+            <w:tcW w:w="1800" w:type="dxa"/>
+          </w:tcPr>
+          <w:p>
+            <w:r>
+              <w:t>54</w:t>
+            </w:r>
+          </w:p>
+        </w:tc>
+      </w:tr>
+      <w:tr>
+        <w:tc>
+          <w:tcPr>
+            <w:tcW w:w="990" w:type="dxa"/>
+          </w:tcPr>
+          <w:p>
+            <w:r>
+              <w:lastRenderedPageBreak/>
+              <w:t>106</w:t>
+            </w:r>
+          </w:p>
+        </w:tc>
+        <w:tc>
+          <w:tcPr>
+            <w:tcW w:w="1808" w:type="dxa"/>
+          </w:tcPr>
+          <w:p>
+            <w:r>
+              <w:t>Raj</w:t>
+            </w:r>
+          </w:p>
+        </w:tc>
+        <w:tc>
+          <w:tcPr>
+            <w:tcW w:w="987" w:type="dxa"/>
+          </w:tcPr>
+          <w:p>
+            <w:r>
+              <w:t>M</w:t>
+            </w:r>
+          </w:p>
+        </w:tc>
+        <w:tc>
+          <w:tcPr>
+            <w:tcW w:w="1417" w:type="dxa"/>
+          </w:tcPr>
+          <w:p>
+            <w:r>
+              <w:t>70</w:t>
+            </w:r>
+          </w:p>
+        </w:tc>
+        <w:tc>
+          <w:tcPr>
+            <w:tcW w:w="1728" w:type="dxa"/>
+          </w:tcPr>
+          <w:p>
+            <w:r>
+              <w:t>25</w:t>
+            </w:r>
+          </w:p>
+        </w:tc>
+        <w:tc>
+          <w:tcPr>
+            <w:tcW w:w="1800" w:type="dxa"/>
+          </w:tcPr>
+          <w:p>
+            <w:r>
+              <w:t>40</w:t>
+            </w:r>
+          </w:p>
+        </w:tc>
+      </w:tr>
+      <w:tr>
+        <w:tc>
+          <w:tcPr>
+            <w:tcW w:w="990" w:type="dxa"/>
+          </w:tcPr>
+          <w:p>
+            <w:r>
+              <w:t>107</w:t>
+            </w:r>
+          </w:p>
+        </w:tc>
+        <w:tc>
+          <w:tcPr>
+            <w:tcW w:w="1808" w:type="dxa"/>
+          </w:tcPr>
+          <w:p>
+            <w:r>
+              <w:t>Divya</w:t>
+            </w:r>
+          </w:p>
+        </w:tc>
+        <w:tc>
+          <w:tcPr>
+            <w:tcW w:w="987" w:type="dxa"/>
+          </w:tcPr>
+          <w:p>
+            <w:r>
+              <w:t>F</w:t>
+            </w:r>
+          </w:p>
+        </w:tc>
+        <w:tc>
+          <w:tcPr>
+            <w:tcW w:w="1417" w:type="dxa"/>
+          </w:tcPr>
+          <w:p>
+            <w:r>
+              <w:t>90</w:t>
+            </w:r>
+          </w:p>
+        </w:tc>
+        <w:tc>
+          <w:tcPr>
+            <w:tcW w:w="1728" w:type="dxa"/>
+          </w:tcPr>
+          <w:p>
+            <w:r>
+              <w:t>37</w:t>
+            </w:r>
+          </w:p>
+        </w:tc>
+        <w:tc>
+          <w:tcPr>
+            <w:tcW w:w="1800" w:type="dxa"/>
+          </w:tcPr>
+          <w:p>
+            <w:r>
+              <w:t>57</w:t>
+            </w:r>
+          </w:p>
+        </w:tc>
+      </w:tr>
+      <w:tr>
+        <w:tc>
+          <w:tcPr>
+            <w:tcW w:w="990" w:type="dxa"/>
+          </w:tcPr>
+          <w:p>
+            <w:r>
+              <w:t>108</w:t>
+            </w:r>
+          </w:p>
+        </w:tc>
+        <w:tc>
+          <w:tcPr>
+            <w:tcW w:w="1808" w:type="dxa"/>
+          </w:tcPr>
+          <w:p>
+            <w:r>
+              <w:t>Arun</w:t>
+            </w:r>
+          </w:p>
+        </w:tc>
+        <w:tc>
+          <w:tcPr>
+            <w:tcW w:w="987" w:type="dxa"/>
+          </w:tcPr>
+          <w:p>
+            <w:r>
+              <w:t>M</w:t>
+            </w:r>
+          </w:p>
+        </w:tc>
+        <w:tc>
+          <w:tcPr>
+            <w:tcW w:w="1417" w:type="dxa"/>
+          </w:tcPr>
+          <w:p>
+            <w:r>
+              <w:t>82</w:t>
+            </w:r>
+          </w:p>
+        </w:tc>
+        <w:tc>
+          <w:tcPr>
+            <w:tcW w:w="1728" w:type="dxa"/>
+          </w:tcPr>
+          <w:p>
+            <w:r>
+              <w:t>30</w:t>
+            </w:r>
+          </w:p>
+        </w:tc>
+        <w:tc>
+          <w:tcPr>
+            <w:tcW w:w="1800" w:type="dxa"/>
+          </w:tcPr>
+          <w:p>
+            <w:r>
+              <w:t>48</w:t>
+            </w:r>
+          </w:p>
+        </w:tc>
+      </w:tr>
+      <w:tr>
+        <w:tc>
+          <w:tcPr>
+            <w:tcW w:w="990" w:type="dxa"/>
+          </w:tcPr>
+          <w:p>
+            <w:r>
+              <w:t>109</w:t>
+            </w:r>
+          </w:p>
+        </w:tc>
+        <w:tc>
+          <w:tcPr>
+            <w:tcW w:w="1808" w:type="dxa"/>
+          </w:tcPr>
+          <w:p>
+            <w:r>
+              <w:t>Keerthi</w:t>
+            </w:r>
+          </w:p>
+        </w:tc>
+        <w:tc>
+          <w:tcPr>
+            <w:tcW w:w="987" w:type="dxa"/>
+          </w:tcPr>
+          <w:p>
+            <w:r>
+              <w:t>F</w:t>
+            </w:r>
+          </w:p>
+        </w:tc>
+        <w:tc>
+          <w:tcPr>
+            <w:tcW w:w="1417" w:type="dxa"/>
+          </w:tcPr>
+          <w:p>
+            <w:r>
+              <w:t>96</w:t>
+            </w:r>
+          </w:p>
+        </w:tc>
+        <w:tc>
+          <w:tcPr>
+            <w:tcW w:w="1728" w:type="dxa"/>
+          </w:tcPr>
+          <w:p>
+            <w:r>
+              <w:t>39</w:t>
+            </w:r>
+          </w:p>
+        </w:tc>
+        <w:tc>
+          <w:tcPr>
+            <w:tcW w:w="1800" w:type="dxa"/>
+          </w:tcPr>
+          <w:p>
+            <w:r>
+              <w:t>59</w:t>
+            </w:r>
+          </w:p>
+        </w:tc>
+      </w:tr>
+      <w:tr>
+        <w:tc>
+          <w:tcPr>
+            <w:tcW w:w="990" w:type="dxa"/>
+          </w:tcPr>
+          <w:p>
+            <w:r>
+              <w:t>110</w:t>
+            </w:r>
+          </w:p>
+        </w:tc>
+        <w:tc>
+          <w:tcPr>
+            <w:tcW w:w="1808" w:type="dxa"/>
+          </w:tcPr>
+          <w:p>
+            <w:r>
+              <w:t>Naveen</w:t>
+            </w:r>
+          </w:p>
+        </w:tc>
+        <w:tc>
+          <w:tcPr>
+            <w:tcW w:w="987" w:type="dxa"/>
+          </w:tcPr>
+          <w:p>
+            <w:r>
+              <w:t>M</w:t>
+            </w:r>
+          </w:p>
+        </w:tc>
+        <w:tc>
+          <w:tcPr>
+            <w:tcW w:w="1417" w:type="dxa"/>
+          </w:tcPr>
+          <w:p>
+            <w:r>
+              <w:t>75</w:t>
+            </w:r>
+          </w:p>
+        </w:tc>
+        <w:tc>
+          <w:tcPr>
+            <w:tcW w:w="1728" w:type="dxa"/>
+          </w:tcPr>
+          <w:p>
+            <w:r>
+              <w:t>27</w:t>
+            </w:r>
+          </w:p>
+        </w:tc>
+        <w:tc>
+          <w:tcPr>
+            <w:tcW w:w="1800" w:type="dxa"/>
+          </w:tcPr>
+          <w:p>
+            <w:r>
+              <w:t>44</w:t>
+            </w:r>
+          </w:p>
+        </w:tc>
+      </w:tr>
+    </w:tbl>
+    <w:p/>
+    <w:p>
+      <w:pPr>
+        <w:rPr>
+          <w:b/>
+          <w:bCs/>
+        </w:rPr>
+      </w:pPr>
+      <w:r>
+        <w:rPr>
+          <w:b/>
+          <w:bCs/>
+        </w:rPr>
+        <w:t xml:space="preserve">Task A: Dataset Loading and Inspection </w:t>
+      </w:r>
+    </w:p>
+    <w:p>
+      <w:pPr>
+        <w:pStyle w:val="ListParagraph"/>
+        <w:numPr>
+          <w:ilvl w:val="0"/>
+          <w:numId w:val="11"/>
+        </w:numPr>
+      </w:pPr>
+      <w:r>
+        <w:t xml:space="preserve">Import the necessary Python libraries. </w:t>
+      </w:r>
+    </w:p>
+    <w:p>
+      <w:pPr>
+        <w:pStyle w:val="ListParagraph"/>
+        <w:numPr>
+          <w:ilvl w:val="0"/>
+          <w:numId w:val="11"/>
+        </w:numPr>
+      </w:pPr>
+      <w:r>
+        <w:t>Load the dataset into a Pandas Data</w:t>
+      </w:r>
+      <w:r>
+        <w:t xml:space="preserve"> </w:t>
+      </w:r>
+      <w:r>
+        <w:t xml:space="preserve">Frame. </w:t>
+      </w:r>
+    </w:p>
+    <w:p>
+      <w:pPr>
+        <w:pStyle w:val="ListParagraph"/>
+        <w:numPr>
+          <w:ilvl w:val="0"/>
+          <w:numId w:val="11"/>
+        </w:numPr>
+      </w:pPr>
+      <w:r>
+        <w:t xml:space="preserve">Display the first five records. </w:t>
+      </w:r>
+    </w:p>
+    <w:p>
+      <w:pPr>
+        <w:pStyle w:val="ListParagraph"/>
+        <w:numPr>
+          <w:ilvl w:val="0"/>
+          <w:numId w:val="11"/>
+        </w:numPr>
+      </w:pPr>
+      <w:r>
+        <w:t xml:space="preserve">Display the last five records. </w:t>
+      </w:r>
+    </w:p>
+    <w:p>
+      <w:pPr>
+        <w:pStyle w:val="ListParagraph"/>
+        <w:numPr>
+          <w:ilvl w:val="0"/>
+          <w:numId w:val="11"/>
+        </w:numPr>
+      </w:pPr>
+      <w:r>
+        <w:t>Find the total number of rows and columns.</w:t>
+      </w:r>
+    </w:p>
+    <w:p>
+      <w:pPr>
+        <w:pStyle w:val="ListParagraph"/>
+        <w:numPr>
+          <w:ilvl w:val="0"/>
+          <w:numId w:val="11"/>
+        </w:numPr>
+      </w:pPr>
+      <w:r>
+        <w:t xml:space="preserve">Display the names of all columns. </w:t>
+      </w:r>
+    </w:p>
+    <w:p>
+      <w:pPr>
+        <w:pStyle w:val="ListParagraph"/>
+        <w:numPr>
+          <w:ilvl w:val="0"/>
+          <w:numId w:val="11"/>
+        </w:numPr>
+      </w:pPr>
+      <w:r>
+        <w:t xml:space="preserve">Display the data type of each column. </w:t>
+      </w:r>
+    </w:p>
+    <w:p>
+      <w:pPr>
+        <w:pStyle w:val="ListParagraph"/>
+        <w:numPr>
+          <w:ilvl w:val="0"/>
+          <w:numId w:val="11"/>
+        </w:numPr>
+      </w:pPr>
+      <w:r>
+        <w:t>Generate dataset information using info</w:t>
+      </w:r>
+      <w:r>
+        <w:t xml:space="preserve"> </w:t>
+      </w:r>
+      <w:r>
+        <w:t>().</w:t>
+      </w:r>
+    </w:p>
+    <w:p>
+      <w:pPr>
+        <w:rPr>
+          <w:b/>
+          <w:bCs/>
+        </w:rPr>
+      </w:pPr>
+      <w:r>
+        <w:rPr>
+          <w:b/>
+          <w:bCs/>
+        </w:rPr>
+        <w:t>CODE:</w:t>
+      </w:r>
+    </w:p>
+    <w:p>
+      <w:r>
+        <w:t>import pandas as pd</w:t>
+      </w:r>
+    </w:p>
+    <w:p>
+      <w:proofErr w:type="spellStart"/>
+      <w:r>
+        <w:t>df</w:t>
+      </w:r>
+      <w:proofErr w:type="spellEnd"/>
+      <w:r>
+        <w:t xml:space="preserve"> = </w:t>
+      </w:r>
+      <w:proofErr w:type="spellStart"/>
+      <w:proofErr w:type="gramStart"/>
+      <w:r>
+        <w:t>pd.read</w:t>
+      </w:r>
+      <w:proofErr w:type="gramEnd"/>
+      <w:r>
+        <w:t>_csv</w:t>
+      </w:r>
+      <w:proofErr w:type="spellEnd"/>
+      <w:r>
+        <w:t>("student_data.csv")</w:t>
+      </w:r>
+    </w:p>
+    <w:p>
+      <w:r>
+        <w:t>print(</w:t>
+      </w:r>
+      <w:proofErr w:type="spellStart"/>
+      <w:r>
+        <w:t>df</w:t>
+      </w:r>
+      <w:proofErr w:type="spellEnd"/>
+      <w:r>
+        <w:t>)</w:t>
+      </w:r>
+    </w:p>
+    <w:p>
+      <w:proofErr w:type="gramStart"/>
+      <w:r>
+        <w:t>print(</w:t>
+      </w:r>
+      <w:proofErr w:type="gramEnd"/>
+      <w:r>
+        <w:t>"First Five records: ")</w:t>
+      </w:r>
+    </w:p>
+    <w:p>
+      <w:r>
+        <w:t>print(</w:t>
+      </w:r>
+      <w:proofErr w:type="spellStart"/>
+      <w:proofErr w:type="gramStart"/>
+      <w:r>
+        <w:t>df.head</w:t>
+      </w:r>
+      <w:proofErr w:type="spellEnd"/>
+      <w:proofErr w:type="gramEnd"/>
+      <w:r>
+        <w:t>())</w:t>
+      </w:r>
+    </w:p>
+    <w:p>
+      <w:proofErr w:type="gramStart"/>
+      <w:r>
+        <w:t>print(</w:t>
+      </w:r>
+      <w:proofErr w:type="gramEnd"/>
+      <w:r>
+        <w:t>"Last Five records: ")</w:t>
+      </w:r>
+    </w:p>
+    <w:p>
+      <w:r>
+        <w:t>print(</w:t>
+      </w:r>
+      <w:proofErr w:type="spellStart"/>
+      <w:proofErr w:type="gramStart"/>
+      <w:r>
+        <w:t>df.tail</w:t>
+      </w:r>
+      <w:proofErr w:type="spellEnd"/>
+      <w:proofErr w:type="gramEnd"/>
+      <w:r>
+        <w:t>())</w:t>
+      </w:r>
+    </w:p>
+    <w:p>
+      <w:proofErr w:type="gramStart"/>
+      <w:r>
+        <w:t>print(</w:t>
+      </w:r>
+      <w:proofErr w:type="gramEnd"/>
+      <w:r>
+        <w:t>"Total number of rows and columns: ")</w:t>
+      </w:r>
+    </w:p>
+    <w:p>
+      <w:r>
+        <w:t>print(</w:t>
+      </w:r>
+      <w:proofErr w:type="spellStart"/>
+      <w:proofErr w:type="gramStart"/>
+      <w:r>
+        <w:t>df.shape</w:t>
+      </w:r>
+      <w:proofErr w:type="spellEnd"/>
+      <w:proofErr w:type="gramEnd"/>
+      <w:r>
+        <w:t>)</w:t>
+      </w:r>
+    </w:p>
+    <w:p>
+      <w:proofErr w:type="gramStart"/>
+      <w:r>
+        <w:t>print(</w:t>
+      </w:r>
+      <w:proofErr w:type="gramEnd"/>
+      <w:r>
+        <w:t>"Column Names: ")</w:t>
+      </w:r>
+    </w:p>
+    <w:p>
+      <w:r>
+        <w:t>print(</w:t>
+      </w:r>
+      <w:proofErr w:type="spellStart"/>
+      <w:proofErr w:type="gramStart"/>
+      <w:r>
+        <w:t>df.columns</w:t>
+      </w:r>
+      <w:proofErr w:type="spellEnd"/>
+      <w:proofErr w:type="gramEnd"/>
+      <w:r>
+        <w:t>)</w:t>
+      </w:r>
+    </w:p>
+    <w:p>
+      <w:proofErr w:type="gramStart"/>
+      <w:r>
+        <w:t>print(</w:t>
+      </w:r>
+      <w:proofErr w:type="gramEnd"/>
+      <w:r>
+        <w:t>"Data Types: ")</w:t>
+      </w:r>
+    </w:p>
+    <w:p>
+      <w:r>
+        <w:t>print(</w:t>
+      </w:r>
+      <w:proofErr w:type="spellStart"/>
+      <w:proofErr w:type="gramStart"/>
+      <w:r>
+        <w:t>df.dtypes</w:t>
+      </w:r>
+      <w:proofErr w:type="spellEnd"/>
+      <w:proofErr w:type="gramEnd"/>
+      <w:r>
+        <w:t>)</w:t>
+      </w:r>
+    </w:p>
+    <w:p>
+      <w:proofErr w:type="gramStart"/>
+      <w:r>
+        <w:t>print(</w:t>
+      </w:r>
+      <w:proofErr w:type="gramEnd"/>
+      <w:r>
+        <w:t xml:space="preserve">"Dataset </w:t>
+      </w:r>
+      <w:proofErr w:type="spellStart"/>
+      <w:r>
+        <w:t>Informtaion</w:t>
+      </w:r>
+      <w:proofErr w:type="spellEnd"/>
+      <w:r>
+        <w:t>: ")</w:t>
+      </w:r>
+    </w:p>
+    <w:p>
+      <w:proofErr w:type="gramStart"/>
+      <w:r>
+        <w:t>df.info(</w:t>
+      </w:r>
+      <w:proofErr w:type="gramEnd"/>
+      <w:r>
+        <w:t>)</w:t>
+      </w:r>
+    </w:p>
+    <w:p>
+      <w:pPr>
+        <w:rPr>
+          <w:b/>
+          <w:bCs/>
+        </w:rPr>
+      </w:pPr>
+      <w:r>
+        <w:rPr>
+          <w:b/>
+          <w:bCs/>
+        </w:rPr>
+        <w:t>OUTPUT:</w:t>
+      </w:r>
+    </w:p>
+    <w:p>
+      <w:pPr>
+        <w:rPr>
+          <w:b/>
+          <w:bCs/>
+        </w:rPr>
+      </w:pPr>
+      <w:r>
+        <w:rPr>
+          <w:b/>
+          <w:bCs/>
+          <w:noProof/>
+        </w:rPr>
+        <w:lastRenderedPageBreak/>
+        <w:drawing>
+          <wp:inline distT="0" distB="0" distL="0" distR="0" wp14:anchorId="7DCC66A8" wp14:editId="0B682A76">
+            <wp:extent cx="4461933" cy="1829249"/>
+            <wp:effectExtent l="0" t="0" r="0" b="0"/>
+            <wp:docPr id="696026937" name="Picture 1"/>
+            <wp:cNvGraphicFramePr>
+              <a:graphicFrameLocks xmlns:a="http://schemas.openxmlformats.org/drawingml/2006/main" noChangeAspect="1"/>
+            </wp:cNvGraphicFramePr>
+            <a:graphic xmlns:a="http://schemas.openxmlformats.org/drawingml/2006/main">
+              <a:graphicData uri="http://schemas.openxmlformats.org/drawingml/2006/picture">
+                <pic:pic xmlns:pic="http://schemas.openxmlformats.org/drawingml/2006/picture">
+                  <pic:nvPicPr>
+                    <pic:cNvPr id="696026937" name=""/>
+                    <pic:cNvPicPr/>
+                  </pic:nvPicPr>
+                  <pic:blipFill>
+                    <a:blip r:embed="rId17"/>
+                    <a:stretch>
+                      <a:fillRect/>
+                    </a:stretch>
+                  </pic:blipFill>
+                  <pic:spPr>
+                    <a:xfrm>
+                      <a:off x="0" y="0"/>
+                      <a:ext cx="4478365" cy="1835986"/>
+                    </a:xfrm>
+                    <a:prstGeom prst="rect">
+                      <a:avLst/>
+                    </a:prstGeom>
+                  </pic:spPr>
+                </pic:pic>
+              </a:graphicData>
+            </a:graphic>
+          </wp:inline>
+        </w:drawing>
+      </w:r>
+    </w:p>
+    <w:p>
+      <w:pPr>
+        <w:rPr>
+          <w:b/>
+          <w:bCs/>
+        </w:rPr>
+      </w:pPr>
+      <w:r>
+        <w:rPr>
+          <w:b/>
+          <w:bCs/>
+          <w:noProof/>
+        </w:rPr>
+        <w:drawing>
+          <wp:inline distT="0" distB="0" distL="0" distR="0" wp14:anchorId="004B19F0" wp14:editId="69118DDC">
+            <wp:extent cx="4538133" cy="2519571"/>
+            <wp:effectExtent l="0" t="0" r="0" b="0"/>
+            <wp:docPr id="1118982675" name="Picture 1"/>
+            <wp:cNvGraphicFramePr>
+              <a:graphicFrameLocks xmlns:a="http://schemas.openxmlformats.org/drawingml/2006/main" noChangeAspect="1"/>
+            </wp:cNvGraphicFramePr>
+            <a:graphic xmlns:a="http://schemas.openxmlformats.org/drawingml/2006/main">
+              <a:graphicData uri="http://schemas.openxmlformats.org/drawingml/2006/picture">
+                <pic:pic xmlns:pic="http://schemas.openxmlformats.org/drawingml/2006/picture">
+                  <pic:nvPicPr>
+                    <pic:cNvPr id="1118982675" name=""/>
+                    <pic:cNvPicPr/>
+                  </pic:nvPicPr>
+                  <pic:blipFill>
+                    <a:blip r:embed="rId18"/>
+                    <a:stretch>
+                      <a:fillRect/>
+                    </a:stretch>
+                  </pic:blipFill>
+                  <pic:spPr>
+                    <a:xfrm>
+                      <a:off x="0" y="0"/>
+                      <a:ext cx="4552349" cy="2527464"/>
+                    </a:xfrm>
+                    <a:prstGeom prst="rect">
+                      <a:avLst/>
+                    </a:prstGeom>
+                  </pic:spPr>
+                </pic:pic>
+              </a:graphicData>
+            </a:graphic>
+          </wp:inline>
+        </w:drawing>
+      </w:r>
+    </w:p>
+    <w:p>
+      <w:pPr>
+        <w:rPr>
+          <w:b/>
+          <w:bCs/>
+        </w:rPr>
+      </w:pPr>
+      <w:r>
+        <w:rPr>
+          <w:b/>
+          <w:bCs/>
+          <w:noProof/>
+        </w:rPr>
+        <w:drawing>
+          <wp:inline distT="0" distB="0" distL="0" distR="0" wp14:anchorId="145CE739" wp14:editId="4B1F3971">
+            <wp:extent cx="4496190" cy="4214225"/>
+            <wp:effectExtent l="0" t="0" r="0" b="0"/>
+            <wp:docPr id="465502245" name="Picture 1"/>
+            <wp:cNvGraphicFramePr>
+              <a:graphicFrameLocks xmlns:a="http://schemas.openxmlformats.org/drawingml/2006/main" noChangeAspect="1"/>
+            </wp:cNvGraphicFramePr>
+            <a:graphic xmlns:a="http://schemas.openxmlformats.org/drawingml/2006/main">
+              <a:graphicData uri="http://schemas.openxmlformats.org/drawingml/2006/picture">
+                <pic:pic xmlns:pic="http://schemas.openxmlformats.org/drawingml/2006/picture">
+                  <pic:nvPicPr>
+                    <pic:cNvPr id="465502245" name=""/>
+                    <pic:cNvPicPr/>
+                  </pic:nvPicPr>
+                  <pic:blipFill>
+                    <a:blip r:embed="rId19"/>
+                    <a:stretch>
+                      <a:fillRect/>
+                    </a:stretch>
+                  </pic:blipFill>
+                  <pic:spPr>
+                    <a:xfrm>
+                      <a:off x="0" y="0"/>
+                      <a:ext cx="4496190" cy="4214225"/>
+                    </a:xfrm>
+                    <a:prstGeom prst="rect">
+                      <a:avLst/>
+                    </a:prstGeom>
+                  </pic:spPr>
+                </pic:pic>
+              </a:graphicData>
+            </a:graphic>
+          </wp:inline>
+        </w:drawing>
+      </w:r>
+    </w:p>
+    <w:p>
+      <w:pPr>
+        <w:rPr>
+          <w:b/>
+          <w:bCs/>
+        </w:rPr>
+      </w:pPr>
+      <w:r>
+        <w:rPr>
+          <w:b/>
+          <w:bCs/>
+        </w:rPr>
+        <w:lastRenderedPageBreak/>
+        <w:t>Task B: Statistical Analysis</w:t>
+      </w:r>
+    </w:p>
+    <w:p>
+      <w:pPr>
+        <w:pStyle w:val="ListParagraph"/>
+        <w:numPr>
+          <w:ilvl w:val="0"/>
+          <w:numId w:val="12"/>
+        </w:numPr>
+      </w:pPr>
+      <w:r>
+        <w:t xml:space="preserve">Calculate the mean attendance of all students. </w:t>
+      </w:r>
+    </w:p>
+    <w:p>
+      <w:pPr>
+        <w:pStyle w:val="ListParagraph"/>
+        <w:numPr>
+          <w:ilvl w:val="0"/>
+          <w:numId w:val="12"/>
+        </w:numPr>
+      </w:pPr>
+      <w:r>
+        <w:t xml:space="preserve">Calculate the average Internal Marks. </w:t>
+      </w:r>
+    </w:p>
+    <w:p>
+      <w:pPr>
+        <w:pStyle w:val="ListParagraph"/>
+        <w:numPr>
+          <w:ilvl w:val="0"/>
+          <w:numId w:val="12"/>
+        </w:numPr>
+      </w:pPr>
+      <w:r>
+        <w:t xml:space="preserve">Calculate the average External Marks. </w:t>
+      </w:r>
+    </w:p>
+    <w:p>
+      <w:pPr>
+        <w:pStyle w:val="ListParagraph"/>
+        <w:numPr>
+          <w:ilvl w:val="0"/>
+          <w:numId w:val="12"/>
+        </w:numPr>
+      </w:pPr>
+      <w:r>
+        <w:t xml:space="preserve">Find the maximum Internal Marks. </w:t>
+      </w:r>
+    </w:p>
+    <w:p>
+      <w:pPr>
+        <w:pStyle w:val="ListParagraph"/>
+        <w:numPr>
+          <w:ilvl w:val="0"/>
+          <w:numId w:val="12"/>
+        </w:numPr>
+      </w:pPr>
+      <w:r>
+        <w:t xml:space="preserve">Find the minimum Internal Marks. </w:t>
+      </w:r>
+    </w:p>
+    <w:p>
+      <w:pPr>
+        <w:pStyle w:val="ListParagraph"/>
+        <w:numPr>
+          <w:ilvl w:val="0"/>
+          <w:numId w:val="12"/>
+        </w:numPr>
+      </w:pPr>
+      <w:r>
+        <w:t>Find the maximum External Marks.</w:t>
+      </w:r>
+    </w:p>
+    <w:p>
+      <w:pPr>
+        <w:pStyle w:val="ListParagraph"/>
+        <w:numPr>
+          <w:ilvl w:val="0"/>
+          <w:numId w:val="12"/>
+        </w:numPr>
+      </w:pPr>
+      <w:r>
+        <w:t xml:space="preserve">Find the minimum External Marks. </w:t>
+      </w:r>
+    </w:p>
+    <w:p>
+      <w:pPr>
+        <w:pStyle w:val="ListParagraph"/>
+        <w:numPr>
+          <w:ilvl w:val="0"/>
+          <w:numId w:val="12"/>
+        </w:numPr>
+      </w:pPr>
+      <w:r>
+        <w:t xml:space="preserve">Calculate the standard deviation of Internal Marks. </w:t>
+      </w:r>
+    </w:p>
+    <w:p>
+      <w:pPr>
+        <w:pStyle w:val="ListParagraph"/>
+        <w:numPr>
+          <w:ilvl w:val="0"/>
+          <w:numId w:val="12"/>
+        </w:numPr>
+      </w:pPr>
+      <w:r>
+        <w:t>Generate summary statistics using describe</w:t>
+      </w:r>
+      <w:r>
+        <w:t xml:space="preserve"> </w:t>
+      </w:r>
+      <w:r>
+        <w:t>().</w:t>
+      </w:r>
+    </w:p>
+    <w:p>
+      <w:pPr>
+        <w:rPr>
+          <w:b/>
+          <w:bCs/>
+        </w:rPr>
+      </w:pPr>
+      <w:r>
+        <w:rPr>
+          <w:b/>
+          <w:bCs/>
+        </w:rPr>
+        <w:t>CODE:</w:t>
+      </w:r>
+    </w:p>
+    <w:p>
+      <w:proofErr w:type="gramStart"/>
+      <w:r>
+        <w:t>print(</w:t>
+      </w:r>
+      <w:proofErr w:type="gramEnd"/>
+      <w:r>
+        <w:t>"</w:t>
+      </w:r>
+      <w:proofErr w:type="spellStart"/>
+      <w:r>
+        <w:t>Ättendance</w:t>
+      </w:r>
+      <w:proofErr w:type="spellEnd"/>
+      <w:r>
+        <w:t xml:space="preserve"> Mean: ")</w:t>
+      </w:r>
+    </w:p>
+    <w:p>
+      <w:r>
+        <w:t>print(</w:t>
+      </w:r>
+      <w:proofErr w:type="spellStart"/>
+      <w:r>
+        <w:t>df</w:t>
+      </w:r>
+      <w:proofErr w:type="spellEnd"/>
+      <w:r>
+        <w:t>["Attendance"</w:t>
+      </w:r>
+      <w:proofErr w:type="gramStart"/>
+      <w:r>
+        <w:t>].mean</w:t>
+      </w:r>
+      <w:proofErr w:type="gramEnd"/>
+      <w:r>
+        <w:t>())</w:t>
+      </w:r>
+    </w:p>
+    <w:p>
+      <w:proofErr w:type="gramStart"/>
+      <w:r>
+        <w:t>print(</w:t>
+      </w:r>
+      <w:proofErr w:type="gramEnd"/>
+      <w:r>
+        <w:t>"Average Internal Marks: ")</w:t>
+      </w:r>
+    </w:p>
+    <w:p>
+      <w:r>
+        <w:t>print(</w:t>
+      </w:r>
+      <w:proofErr w:type="spellStart"/>
+      <w:r>
+        <w:t>df</w:t>
+      </w:r>
+      <w:proofErr w:type="spellEnd"/>
+      <w:r>
+        <w:t>["</w:t>
+      </w:r>
+      <w:proofErr w:type="spellStart"/>
+      <w:r>
+        <w:t>InternalMarks</w:t>
+      </w:r>
+      <w:proofErr w:type="spellEnd"/>
+      <w:r>
+        <w:t>"</w:t>
+      </w:r>
+      <w:proofErr w:type="gramStart"/>
+      <w:r>
+        <w:t>].mean</w:t>
+      </w:r>
+      <w:proofErr w:type="gramEnd"/>
+      <w:r>
+        <w:t>())</w:t>
+      </w:r>
+    </w:p>
+    <w:p>
+      <w:proofErr w:type="gramStart"/>
+      <w:r>
+        <w:t>print(</w:t>
+      </w:r>
+      <w:proofErr w:type="gramEnd"/>
+      <w:r>
+        <w:t>"Average External Marks: ")</w:t>
+      </w:r>
+    </w:p>
+    <w:p>
+      <w:r>
+        <w:t>print(</w:t>
+      </w:r>
+      <w:proofErr w:type="spellStart"/>
+      <w:r>
+        <w:t>df</w:t>
+      </w:r>
+      <w:proofErr w:type="spellEnd"/>
+      <w:r>
+        <w:t>["</w:t>
+      </w:r>
+      <w:proofErr w:type="spellStart"/>
+      <w:r>
+        <w:t>ExternalMarks</w:t>
+      </w:r>
+      <w:proofErr w:type="spellEnd"/>
+      <w:r>
+        <w:t>"</w:t>
+      </w:r>
+      <w:proofErr w:type="gramStart"/>
+      <w:r>
+        <w:t>].mean</w:t>
+      </w:r>
+      <w:proofErr w:type="gramEnd"/>
+      <w:r>
+        <w:t>())</w:t>
+      </w:r>
+    </w:p>
+    <w:p>
+      <w:proofErr w:type="gramStart"/>
+      <w:r>
+        <w:t>print(</w:t>
+      </w:r>
+      <w:proofErr w:type="gramEnd"/>
+      <w:r>
+        <w:t>"Maximum Internal Marks:</w:t>
+      </w:r>
+      <w:proofErr w:type="gramStart"/>
+      <w:r>
+        <w:t>",</w:t>
+      </w:r>
+      <w:proofErr w:type="spellStart"/>
+      <w:r>
+        <w:t>df</w:t>
+      </w:r>
+      <w:proofErr w:type="spellEnd"/>
+      <w:proofErr w:type="gramEnd"/>
+      <w:r>
+        <w:t>["</w:t>
+      </w:r>
+      <w:proofErr w:type="spellStart"/>
+      <w:r>
+        <w:t>InternalMarks</w:t>
+      </w:r>
+      <w:proofErr w:type="spellEnd"/>
+      <w:r>
+        <w:t>"].</w:t>
+      </w:r>
+      <w:proofErr w:type="gramStart"/>
+      <w:r>
+        <w:t>max(</w:t>
+      </w:r>
+      <w:proofErr w:type="gramEnd"/>
+      <w:r>
+        <w:t>))</w:t>
+      </w:r>
+    </w:p>
+    <w:p>
+      <w:proofErr w:type="gramStart"/>
+      <w:r>
+        <w:t>print(</w:t>
+      </w:r>
+      <w:proofErr w:type="gramEnd"/>
+      <w:r>
+        <w:t>"Minimum Internal Marks:</w:t>
+      </w:r>
+      <w:proofErr w:type="gramStart"/>
+      <w:r>
+        <w:t>",</w:t>
+      </w:r>
+      <w:proofErr w:type="spellStart"/>
+      <w:r>
+        <w:t>df</w:t>
+      </w:r>
+      <w:proofErr w:type="spellEnd"/>
+      <w:proofErr w:type="gramEnd"/>
+      <w:r>
+        <w:t>["</w:t>
+      </w:r>
+      <w:proofErr w:type="spellStart"/>
+      <w:r>
+        <w:t>InternalMarks</w:t>
+      </w:r>
+      <w:proofErr w:type="spellEnd"/>
+      <w:r>
+        <w:t>"</w:t>
+      </w:r>
+      <w:proofErr w:type="gramStart"/>
+      <w:r>
+        <w:t>].min</w:t>
+      </w:r>
+      <w:proofErr w:type="gramEnd"/>
+      <w:r>
+        <w:t>())</w:t>
+      </w:r>
+    </w:p>
+    <w:p>
+      <w:proofErr w:type="gramStart"/>
+      <w:r>
+        <w:t>print(</w:t>
+      </w:r>
+      <w:proofErr w:type="gramEnd"/>
+      <w:r>
+        <w:t>"Maximum External Marks:</w:t>
+      </w:r>
+      <w:proofErr w:type="gramStart"/>
+      <w:r>
+        <w:t>",</w:t>
+      </w:r>
+      <w:proofErr w:type="spellStart"/>
+      <w:r>
+        <w:t>df</w:t>
+      </w:r>
+      <w:proofErr w:type="spellEnd"/>
+      <w:proofErr w:type="gramEnd"/>
+      <w:r>
+        <w:t>["</w:t>
+      </w:r>
+      <w:proofErr w:type="spellStart"/>
+      <w:r>
+        <w:t>ExternalMarks</w:t>
+      </w:r>
+      <w:proofErr w:type="spellEnd"/>
+      <w:r>
+        <w:t>"].</w:t>
+      </w:r>
+      <w:proofErr w:type="gramStart"/>
+      <w:r>
+        <w:t>max(</w:t>
+      </w:r>
+      <w:proofErr w:type="gramEnd"/>
+      <w:r>
+        <w:t>))</w:t>
+      </w:r>
+    </w:p>
+    <w:p>
+      <w:proofErr w:type="gramStart"/>
+      <w:r>
+        <w:t>print(</w:t>
+      </w:r>
+      <w:proofErr w:type="gramEnd"/>
+      <w:r>
+        <w:t>"Minimum External Marks:</w:t>
+      </w:r>
+      <w:proofErr w:type="gramStart"/>
+      <w:r>
+        <w:t>",</w:t>
+      </w:r>
+      <w:proofErr w:type="spellStart"/>
+      <w:r>
+        <w:t>df</w:t>
+      </w:r>
+      <w:proofErr w:type="spellEnd"/>
+      <w:proofErr w:type="gramEnd"/>
+      <w:r>
+        <w:t>["</w:t>
+      </w:r>
+      <w:proofErr w:type="spellStart"/>
+      <w:r>
+        <w:t>ExternalMarks</w:t>
+      </w:r>
+      <w:proofErr w:type="spellEnd"/>
+      <w:r>
+        <w:t>"</w:t>
+      </w:r>
+      <w:proofErr w:type="gramStart"/>
+      <w:r>
+        <w:t>].min</w:t>
+      </w:r>
+      <w:proofErr w:type="gramEnd"/>
+      <w:r>
+        <w:t>())</w:t>
+      </w:r>
+    </w:p>
+    <w:p>
+      <w:proofErr w:type="gramStart"/>
+      <w:r>
+        <w:t>print(</w:t>
+      </w:r>
+      <w:proofErr w:type="gramEnd"/>
+      <w:r>
+        <w:t xml:space="preserve">"Standard </w:t>
+      </w:r>
+      <w:proofErr w:type="spellStart"/>
+      <w:r>
+        <w:t>Deaviation</w:t>
+      </w:r>
+      <w:proofErr w:type="spellEnd"/>
+      <w:r>
+        <w:t xml:space="preserve"> of Internal marks:</w:t>
+      </w:r>
+      <w:proofErr w:type="gramStart"/>
+      <w:r>
+        <w:t>",</w:t>
+      </w:r>
+      <w:proofErr w:type="spellStart"/>
+      <w:r>
+        <w:t>df</w:t>
+      </w:r>
+      <w:proofErr w:type="spellEnd"/>
+      <w:proofErr w:type="gramEnd"/>
+      <w:r>
+        <w:t>["</w:t>
+      </w:r>
+      <w:proofErr w:type="spellStart"/>
+      <w:r>
+        <w:t>InternalMarks</w:t>
+      </w:r>
+      <w:proofErr w:type="spellEnd"/>
+      <w:r>
+        <w:t>"</w:t>
+      </w:r>
+      <w:proofErr w:type="gramStart"/>
+      <w:r>
+        <w:t>].std</w:t>
+      </w:r>
+      <w:proofErr w:type="gramEnd"/>
+      <w:r>
+        <w:t>())</w:t>
+      </w:r>
+    </w:p>
+    <w:p>
+      <w:proofErr w:type="gramStart"/>
+      <w:r>
+        <w:t>print(</w:t>
+      </w:r>
+      <w:proofErr w:type="gramEnd"/>
+      <w:r>
+        <w:t>"Summary statistics:")</w:t>
+      </w:r>
+    </w:p>
+    <w:p>
+      <w:r>
+        <w:t>print(</w:t>
+      </w:r>
+      <w:proofErr w:type="spellStart"/>
+      <w:proofErr w:type="gramStart"/>
+      <w:r>
+        <w:t>df.describe</w:t>
+      </w:r>
+      <w:proofErr w:type="spellEnd"/>
+      <w:proofErr w:type="gramEnd"/>
+      <w:r>
+        <w:t>())</w:t>
+      </w:r>
+    </w:p>
+    <w:p>
+      <w:pPr>
+        <w:rPr>
+          <w:b/>
+          <w:bCs/>
+        </w:rPr>
+      </w:pPr>
+      <w:r>
+        <w:rPr>
+          <w:b/>
+          <w:bCs/>
+        </w:rPr>
+        <w:t>OUTPUT:</w:t>
+      </w:r>
+    </w:p>
+    <w:p>
+      <w:pPr>
+        <w:rPr>
+          <w:b/>
+          <w:bCs/>
+        </w:rPr>
+      </w:pPr>
+      <w:r>
+        <w:rPr>
+          <w:b/>
+          <w:bCs/>
+          <w:noProof/>
+        </w:rPr>
+        <w:lastRenderedPageBreak/>
+        <w:drawing>
+          <wp:inline distT="0" distB="0" distL="0" distR="0" wp14:anchorId="6156DCA4" wp14:editId="4A190D88">
+            <wp:extent cx="3776133" cy="3052037"/>
+            <wp:effectExtent l="0" t="0" r="0" b="0"/>
+            <wp:docPr id="811471632" name="Picture 1"/>
+            <wp:cNvGraphicFramePr>
+              <a:graphicFrameLocks xmlns:a="http://schemas.openxmlformats.org/drawingml/2006/main" noChangeAspect="1"/>
+            </wp:cNvGraphicFramePr>
+            <a:graphic xmlns:a="http://schemas.openxmlformats.org/drawingml/2006/main">
+              <a:graphicData uri="http://schemas.openxmlformats.org/drawingml/2006/picture">
+                <pic:pic xmlns:pic="http://schemas.openxmlformats.org/drawingml/2006/picture">
+                  <pic:nvPicPr>
+                    <pic:cNvPr id="811471632" name=""/>
+                    <pic:cNvPicPr/>
+                  </pic:nvPicPr>
+                  <pic:blipFill>
+                    <a:blip r:embed="rId20"/>
+                    <a:stretch>
+                      <a:fillRect/>
+                    </a:stretch>
+                  </pic:blipFill>
+                  <pic:spPr>
+                    <a:xfrm>
+                      <a:off x="0" y="0"/>
+                      <a:ext cx="3793618" cy="3066169"/>
+                    </a:xfrm>
+                    <a:prstGeom prst="rect">
+                      <a:avLst/>
+                    </a:prstGeom>
+                  </pic:spPr>
+                </pic:pic>
+              </a:graphicData>
+            </a:graphic>
+          </wp:inline>
+        </w:drawing>
+      </w:r>
+    </w:p>
+    <w:p>
+      <w:pPr>
+        <w:rPr>
+          <w:b/>
+          <w:bCs/>
+        </w:rPr>
+      </w:pPr>
+      <w:r>
+        <w:rPr>
+          <w:b/>
+          <w:bCs/>
+        </w:rPr>
+        <w:t>Task C: Data Manipulation</w:t>
+      </w:r>
+    </w:p>
+    <w:p>
+      <w:pPr>
+        <w:pStyle w:val="ListParagraph"/>
+        <w:numPr>
+          <w:ilvl w:val="0"/>
+          <w:numId w:val="18"/>
+        </w:numPr>
+      </w:pPr>
+      <w:r>
+        <w:t>Create a new column named Total</w:t>
+      </w:r>
+      <w:r>
+        <w:t xml:space="preserve"> </w:t>
+      </w:r>
+      <w:r>
+        <w:t>Marks.</w:t>
+      </w:r>
+    </w:p>
+    <w:p>
+      <w:pPr>
+        <w:pStyle w:val="ListParagraph"/>
+        <w:numPr>
+          <w:ilvl w:val="0"/>
+          <w:numId w:val="20"/>
+        </w:numPr>
+      </w:pPr>
+      <w:r>
+        <w:t>Total</w:t>
+      </w:r>
+      <w:r>
+        <w:t xml:space="preserve"> </w:t>
+      </w:r>
+      <w:r>
+        <w:t>Marks=</w:t>
+      </w:r>
+      <w:proofErr w:type="spellStart"/>
+      <w:r>
+        <w:t>Internl</w:t>
+      </w:r>
+      <w:proofErr w:type="spellEnd"/>
+      <w:r>
+        <w:t xml:space="preserve"> </w:t>
+      </w:r>
+      <w:r>
+        <w:t>Marks</w:t>
+      </w:r>
+      <w:r>
+        <w:t xml:space="preserve"> </w:t>
+      </w:r>
+      <w:r>
+        <w:t>+</w:t>
+      </w:r>
+      <w:r>
+        <w:t xml:space="preserve"> </w:t>
+      </w:r>
+      <w:r>
+        <w:t>External</w:t>
+      </w:r>
+      <w:r>
+        <w:t xml:space="preserve"> </w:t>
+      </w:r>
+      <w:r>
+        <w:t>Marks</w:t>
+      </w:r>
+    </w:p>
+    <w:p>
+      <w:pPr>
+        <w:pStyle w:val="ListParagraph"/>
+        <w:numPr>
+          <w:ilvl w:val="0"/>
+          <w:numId w:val="18"/>
+        </w:numPr>
+      </w:pPr>
+      <w:r>
+        <w:t>Create a new column named Percentage.</w:t>
+      </w:r>
+    </w:p>
+    <w:p>
+      <w:pPr>
+        <w:pStyle w:val="ListParagraph"/>
+        <w:numPr>
+          <w:ilvl w:val="0"/>
+          <w:numId w:val="19"/>
+        </w:numPr>
+      </w:pPr>
+      <w:r>
+        <w:t>Percentage=Total</w:t>
+      </w:r>
+      <w:r>
+        <w:t xml:space="preserve"> </w:t>
+      </w:r>
+      <w:r>
+        <w:t>Marks/100×100</w:t>
+      </w:r>
+    </w:p>
+    <w:p>
+      <w:pPr>
+        <w:pStyle w:val="ListParagraph"/>
+        <w:numPr>
+          <w:ilvl w:val="0"/>
+          <w:numId w:val="18"/>
+        </w:numPr>
+      </w:pPr>
+      <w:r>
+        <w:t>Display the updated Data</w:t>
+      </w:r>
+      <w:r>
+        <w:t xml:space="preserve"> </w:t>
+      </w:r>
+      <w:r>
+        <w:t xml:space="preserve">Frame. </w:t>
+      </w:r>
+    </w:p>
+    <w:p>
+      <w:pPr>
+        <w:rPr>
+          <w:b/>
+          <w:bCs/>
+        </w:rPr>
+      </w:pPr>
+      <w:r>
+        <w:rPr>
+          <w:b/>
+          <w:bCs/>
+        </w:rPr>
+        <w:t>CODE:</w:t>
+      </w:r>
+    </w:p>
+    <w:p>
+      <w:proofErr w:type="spellStart"/>
+      <w:proofErr w:type="gramStart"/>
+      <w:r>
+        <w:t>df</w:t>
+      </w:r>
+      <w:proofErr w:type="spellEnd"/>
+      <w:r>
+        <w:t>[</w:t>
+      </w:r>
+      <w:proofErr w:type="gramEnd"/>
+      <w:r>
+        <w:t xml:space="preserve">"Total Marks"] = </w:t>
+      </w:r>
+      <w:proofErr w:type="spellStart"/>
+      <w:r>
+        <w:t>df</w:t>
+      </w:r>
+      <w:proofErr w:type="spellEnd"/>
+      <w:r>
+        <w:t>["</w:t>
+      </w:r>
+      <w:proofErr w:type="spellStart"/>
+      <w:r>
+        <w:t>InternalMarks</w:t>
+      </w:r>
+      <w:proofErr w:type="spellEnd"/>
+      <w:proofErr w:type="gramStart"/>
+      <w:r>
+        <w:t>"]+</w:t>
+      </w:r>
+      <w:proofErr w:type="spellStart"/>
+      <w:proofErr w:type="gramEnd"/>
+      <w:r>
+        <w:t>df</w:t>
+      </w:r>
+      <w:proofErr w:type="spellEnd"/>
+      <w:r>
+        <w:t>["</w:t>
+      </w:r>
+      <w:proofErr w:type="spellStart"/>
+      <w:r>
+        <w:t>ExternalMarks</w:t>
+      </w:r>
+      <w:proofErr w:type="spellEnd"/>
+      <w:r>
+        <w:t>"]</w:t>
+      </w:r>
+    </w:p>
+    <w:p>
+      <w:proofErr w:type="spellStart"/>
+      <w:r>
+        <w:t>df</w:t>
+      </w:r>
+      <w:proofErr w:type="spellEnd"/>
+      <w:r>
+        <w:t>["Percentage"] = (</w:t>
+      </w:r>
+      <w:proofErr w:type="spellStart"/>
+      <w:proofErr w:type="gramStart"/>
+      <w:r>
+        <w:t>df</w:t>
+      </w:r>
+      <w:proofErr w:type="spellEnd"/>
+      <w:r>
+        <w:t>[</w:t>
+      </w:r>
+      <w:proofErr w:type="gramEnd"/>
+      <w:r>
+        <w:t>"Total Marks"]/</w:t>
+      </w:r>
+      <w:proofErr w:type="gramStart"/>
+      <w:r>
+        <w:t>100)*</w:t>
+      </w:r>
+      <w:proofErr w:type="gramEnd"/>
+      <w:r>
+        <w:t>100</w:t>
+      </w:r>
+    </w:p>
+    <w:p>
+      <w:r>
+        <w:t>print(</w:t>
+      </w:r>
+      <w:proofErr w:type="spellStart"/>
+      <w:r>
+        <w:t>df</w:t>
+      </w:r>
+      <w:proofErr w:type="spellEnd"/>
+      <w:r>
+        <w:t>)</w:t>
+      </w:r>
+    </w:p>
+    <w:p>
+      <w:pPr>
+        <w:rPr>
+          <w:b/>
+          <w:bCs/>
+        </w:rPr>
+      </w:pPr>
+      <w:r>
+        <w:rPr>
+          <w:b/>
+          <w:bCs/>
+        </w:rPr>
+        <w:t>OUTPUT:</w:t>
+      </w:r>
+    </w:p>
+    <w:p>
+      <w:pPr>
+        <w:rPr>
+          <w:b/>
+          <w:bCs/>
+        </w:rPr>
+      </w:pPr>
+      <w:r>
+        <w:rPr>
+          <w:b/>
+          <w:bCs/>
+          <w:noProof/>
+        </w:rPr>
+        <w:lastRenderedPageBreak/>
+        <w:drawing>
+          <wp:inline distT="0" distB="0" distL="0" distR="0" wp14:anchorId="7F57B839" wp14:editId="63435A4A">
+            <wp:extent cx="5014395" cy="3772227"/>
+            <wp:effectExtent l="0" t="0" r="0" b="0"/>
+            <wp:docPr id="151171739" name="Picture 1"/>
+            <wp:cNvGraphicFramePr>
+              <a:graphicFrameLocks xmlns:a="http://schemas.openxmlformats.org/drawingml/2006/main" noChangeAspect="1"/>
+            </wp:cNvGraphicFramePr>
+            <a:graphic xmlns:a="http://schemas.openxmlformats.org/drawingml/2006/main">
+              <a:graphicData uri="http://schemas.openxmlformats.org/drawingml/2006/picture">
+                <pic:pic xmlns:pic="http://schemas.openxmlformats.org/drawingml/2006/picture">
+                  <pic:nvPicPr>
+                    <pic:cNvPr id="151171739" name=""/>
+                    <pic:cNvPicPr/>
+                  </pic:nvPicPr>
+                  <pic:blipFill>
+                    <a:blip r:embed="rId21"/>
+                    <a:stretch>
+                      <a:fillRect/>
+                    </a:stretch>
+                  </pic:blipFill>
+                  <pic:spPr>
+                    <a:xfrm>
+                      <a:off x="0" y="0"/>
+                      <a:ext cx="5014395" cy="3772227"/>
+                    </a:xfrm>
+                    <a:prstGeom prst="rect">
+                      <a:avLst/>
+                    </a:prstGeom>
+                  </pic:spPr>
+                </pic:pic>
+              </a:graphicData>
+            </a:graphic>
+          </wp:inline>
+        </w:drawing>
+      </w:r>
+    </w:p>
+    <w:p>
+      <w:pPr>
+        <w:rPr>
+          <w:b/>
+          <w:bCs/>
+        </w:rPr>
+      </w:pPr>
+      <w:r>
+        <w:rPr>
+          <w:b/>
+          <w:bCs/>
+        </w:rPr>
+        <w:t xml:space="preserve">Task D: Filtering and Searching </w:t>
+      </w:r>
+    </w:p>
+    <w:p>
+      <w:pPr>
+        <w:pStyle w:val="ListParagraph"/>
+        <w:numPr>
+          <w:ilvl w:val="0"/>
+          <w:numId w:val="17"/>
+        </w:numPr>
+      </w:pPr>
+      <w:r>
+        <w:t>Display the details of students whose attendance is greater than 90%.</w:t>
+      </w:r>
+    </w:p>
+    <w:p>
+      <w:pPr>
+        <w:pStyle w:val="ListParagraph"/>
+        <w:numPr>
+          <w:ilvl w:val="0"/>
+          <w:numId w:val="17"/>
+        </w:numPr>
+      </w:pPr>
+      <w:r>
+        <w:t>Display the details of students whose Total</w:t>
+      </w:r>
+      <w:r>
+        <w:t xml:space="preserve"> </w:t>
+      </w:r>
+      <w:r>
+        <w:t>Marks exceed 90.</w:t>
+      </w:r>
+    </w:p>
+    <w:p>
+      <w:pPr>
+        <w:pStyle w:val="ListParagraph"/>
+        <w:numPr>
+          <w:ilvl w:val="0"/>
+          <w:numId w:val="17"/>
+        </w:numPr>
+      </w:pPr>
+      <w:r>
+        <w:t>Display the details of female students.</w:t>
+      </w:r>
+    </w:p>
+    <w:p>
+      <w:pPr>
+        <w:pStyle w:val="ListParagraph"/>
+        <w:numPr>
+          <w:ilvl w:val="0"/>
+          <w:numId w:val="17"/>
+        </w:numPr>
+      </w:pPr>
+      <w:r>
+        <w:t>Display the details of male students.</w:t>
+      </w:r>
+    </w:p>
+    <w:p>
+      <w:pPr>
+        <w:pStyle w:val="ListParagraph"/>
+        <w:numPr>
+          <w:ilvl w:val="0"/>
+          <w:numId w:val="17"/>
+        </w:numPr>
+      </w:pPr>
+      <w:r>
+        <w:t>Display students whose External</w:t>
+      </w:r>
+      <w:r>
+        <w:t xml:space="preserve"> </w:t>
+      </w:r>
+      <w:r>
+        <w:t xml:space="preserve">Marks are less than 50. </w:t>
+      </w:r>
+    </w:p>
+    <w:p>
+      <w:pPr>
+        <w:rPr>
+          <w:b/>
+          <w:bCs/>
+        </w:rPr>
+      </w:pPr>
+      <w:r>
+        <w:rPr>
+          <w:b/>
+          <w:bCs/>
+        </w:rPr>
+        <w:t>CODE:</w:t>
+      </w:r>
+    </w:p>
+    <w:p>
+      <w:proofErr w:type="gramStart"/>
+      <w:r>
+        <w:t>print(</w:t>
+      </w:r>
+      <w:proofErr w:type="gramEnd"/>
+      <w:r>
+        <w:t>"Students with more than 90% attendance: ")</w:t>
+      </w:r>
+    </w:p>
+    <w:p>
+      <w:r>
+        <w:t>print(</w:t>
+      </w:r>
+      <w:proofErr w:type="spellStart"/>
+      <w:r>
+        <w:t>df</w:t>
+      </w:r>
+      <w:proofErr w:type="spellEnd"/>
+      <w:r>
+        <w:t>[</w:t>
+      </w:r>
+      <w:proofErr w:type="spellStart"/>
+      <w:r>
+        <w:t>df</w:t>
+      </w:r>
+      <w:proofErr w:type="spellEnd"/>
+      <w:r>
+        <w:t>["Attendance"]&gt;90])</w:t>
+      </w:r>
+    </w:p>
+    <w:p>
+      <w:proofErr w:type="gramStart"/>
+      <w:r>
+        <w:t>print(</w:t>
+      </w:r>
+      <w:proofErr w:type="gramEnd"/>
+      <w:r>
+        <w:t>"Students with more than 90 Marks: ")</w:t>
+      </w:r>
+    </w:p>
+    <w:p>
+      <w:proofErr w:type="gramStart"/>
+      <w:r>
+        <w:t>print(</w:t>
+      </w:r>
+      <w:proofErr w:type="spellStart"/>
+      <w:r>
+        <w:t>df</w:t>
+      </w:r>
+      <w:proofErr w:type="spellEnd"/>
+      <w:r>
+        <w:t>[</w:t>
+      </w:r>
+      <w:proofErr w:type="spellStart"/>
+      <w:r>
+        <w:t>df</w:t>
+      </w:r>
+      <w:proofErr w:type="spellEnd"/>
+      <w:r>
+        <w:t>[</w:t>
+      </w:r>
+      <w:proofErr w:type="gramEnd"/>
+      <w:r>
+        <w:t>"Total Marks"]&gt;90])</w:t>
+      </w:r>
+    </w:p>
+    <w:p>
+      <w:proofErr w:type="gramStart"/>
+      <w:r>
+        <w:t>print(</w:t>
+      </w:r>
+      <w:proofErr w:type="gramEnd"/>
+      <w:r>
+        <w:t>"</w:t>
+      </w:r>
+      <w:proofErr w:type="spellStart"/>
+      <w:r>
+        <w:t>Feamle</w:t>
+      </w:r>
+      <w:proofErr w:type="spellEnd"/>
+      <w:r>
+        <w:t xml:space="preserve"> Students: ")</w:t>
+      </w:r>
+    </w:p>
+    <w:p>
+      <w:r>
+        <w:t>print(</w:t>
+      </w:r>
+      <w:proofErr w:type="spellStart"/>
+      <w:r>
+        <w:t>df</w:t>
+      </w:r>
+      <w:proofErr w:type="spellEnd"/>
+      <w:r>
+        <w:t>[</w:t>
+      </w:r>
+      <w:proofErr w:type="spellStart"/>
+      <w:r>
+        <w:t>df</w:t>
+      </w:r>
+      <w:proofErr w:type="spellEnd"/>
+      <w:r>
+        <w:t>["Gender</w:t>
+      </w:r>
+      <w:proofErr w:type="gramStart"/>
+      <w:r>
+        <w:t>"]=</w:t>
+      </w:r>
+      <w:proofErr w:type="gramEnd"/>
+      <w:r>
+        <w:t>="F"])</w:t>
+      </w:r>
+    </w:p>
+    <w:p>
+      <w:proofErr w:type="gramStart"/>
+      <w:r>
+        <w:t>print(</w:t>
+      </w:r>
+      <w:proofErr w:type="gramEnd"/>
+      <w:r>
+        <w:t>"Male Students: ")</w:t>
+      </w:r>
+    </w:p>
+    <w:p>
+      <w:r>
+        <w:t>print(</w:t>
+      </w:r>
+      <w:proofErr w:type="spellStart"/>
+      <w:r>
+        <w:t>df</w:t>
+      </w:r>
+      <w:proofErr w:type="spellEnd"/>
+      <w:r>
+        <w:t>[</w:t>
+      </w:r>
+      <w:proofErr w:type="spellStart"/>
+      <w:r>
+        <w:t>df</w:t>
+      </w:r>
+      <w:proofErr w:type="spellEnd"/>
+      <w:r>
+        <w:t>["Gender</w:t>
+      </w:r>
+      <w:proofErr w:type="gramStart"/>
+      <w:r>
+        <w:t>"]=</w:t>
+      </w:r>
+      <w:proofErr w:type="gramEnd"/>
+      <w:r>
+        <w:t>="M"])</w:t>
+      </w:r>
+    </w:p>
+    <w:p>
+      <w:proofErr w:type="gramStart"/>
+      <w:r>
+        <w:t>print(</w:t>
+      </w:r>
+      <w:proofErr w:type="gramEnd"/>
+      <w:r>
+        <w:t xml:space="preserve">"Students with less than 50 </w:t>
+      </w:r>
+      <w:proofErr w:type="spellStart"/>
+      <w:r>
+        <w:t>extrenal</w:t>
+      </w:r>
+      <w:proofErr w:type="spellEnd"/>
+      <w:r>
+        <w:t xml:space="preserve"> marks: ")</w:t>
+      </w:r>
+    </w:p>
+    <w:p>
+      <w:r>
+        <w:t>print(</w:t>
+      </w:r>
+      <w:proofErr w:type="spellStart"/>
+      <w:r>
+        <w:t>df</w:t>
+      </w:r>
+      <w:proofErr w:type="spellEnd"/>
+      <w:r>
+        <w:t>[</w:t>
+      </w:r>
+      <w:proofErr w:type="spellStart"/>
+      <w:r>
+        <w:t>df</w:t>
+      </w:r>
+      <w:proofErr w:type="spellEnd"/>
+      <w:r>
+        <w:t>["</w:t>
+      </w:r>
+      <w:proofErr w:type="spellStart"/>
+      <w:r>
+        <w:t>ExternalMarks</w:t>
+      </w:r>
+      <w:proofErr w:type="spellEnd"/>
+      <w:proofErr w:type="gramStart"/>
+      <w:r>
+        <w:t>"]&lt;</w:t>
+      </w:r>
+      <w:proofErr w:type="gramEnd"/>
+      <w:r>
+        <w:t>50])</w:t>
+      </w:r>
+    </w:p>
+    <w:p>
+      <w:pPr>
+        <w:rPr>
+          <w:b/>
+          <w:bCs/>
+        </w:rPr>
+      </w:pPr>
+      <w:r>
+        <w:rPr>
+          <w:b/>
+          <w:bCs/>
+        </w:rPr>
+        <w:lastRenderedPageBreak/>
+        <w:t>OUTPUT:</w:t>
+      </w:r>
+    </w:p>
+    <w:p>
+      <w:r>
+        <w:rPr>
+          <w:b/>
+          <w:bCs/>
+          <w:noProof/>
+        </w:rPr>
+        <w:drawing>
+          <wp:inline distT="0" distB="0" distL="0" distR="0" wp14:anchorId="7C508168" wp14:editId="2DE42567">
+            <wp:extent cx="4009523" cy="4724400"/>
+            <wp:effectExtent l="0" t="0" r="0" b="0"/>
+            <wp:docPr id="1568450279" name="Picture 1"/>
+            <wp:cNvGraphicFramePr>
+              <a:graphicFrameLocks xmlns:a="http://schemas.openxmlformats.org/drawingml/2006/main" noChangeAspect="1"/>
+            </wp:cNvGraphicFramePr>
+            <a:graphic xmlns:a="http://schemas.openxmlformats.org/drawingml/2006/main">
+              <a:graphicData uri="http://schemas.openxmlformats.org/drawingml/2006/picture">
+                <pic:pic xmlns:pic="http://schemas.openxmlformats.org/drawingml/2006/picture">
+                  <pic:nvPicPr>
+                    <pic:cNvPr id="1568450279" name=""/>
+                    <pic:cNvPicPr/>
+                  </pic:nvPicPr>
+                  <pic:blipFill>
+                    <a:blip r:embed="rId22"/>
+                    <a:stretch>
+                      <a:fillRect/>
+                    </a:stretch>
+                  </pic:blipFill>
+                  <pic:spPr>
+                    <a:xfrm>
+                      <a:off x="0" y="0"/>
+                      <a:ext cx="4028471" cy="4746726"/>
+                    </a:xfrm>
+                    <a:prstGeom prst="rect">
+                      <a:avLst/>
+                    </a:prstGeom>
+                  </pic:spPr>
+                </pic:pic>
+              </a:graphicData>
+            </a:graphic>
+          </wp:inline>
+        </w:drawing>
+      </w:r>
+    </w:p>
+    <w:p>
+      <w:r>
+        <w:rPr>
+          <w:noProof/>
+        </w:rPr>
+        <w:drawing>
+          <wp:inline distT="0" distB="0" distL="0" distR="0" wp14:anchorId="33802CE2" wp14:editId="50884501">
+            <wp:extent cx="3933825" cy="3434413"/>
+            <wp:effectExtent l="0" t="0" r="0" b="0"/>
+            <wp:docPr id="621997513" name="Picture 1"/>
+            <wp:cNvGraphicFramePr>
+              <a:graphicFrameLocks xmlns:a="http://schemas.openxmlformats.org/drawingml/2006/main" noChangeAspect="1"/>
+            </wp:cNvGraphicFramePr>
+            <a:graphic xmlns:a="http://schemas.openxmlformats.org/drawingml/2006/main">
+              <a:graphicData uri="http://schemas.openxmlformats.org/drawingml/2006/picture">
+                <pic:pic xmlns:pic="http://schemas.openxmlformats.org/drawingml/2006/picture">
+                  <pic:nvPicPr>
+                    <pic:cNvPr id="621997513" name=""/>
+                    <pic:cNvPicPr/>
+                  </pic:nvPicPr>
+                  <pic:blipFill rotWithShape="1">
+                    <a:blip r:embed="rId23"/>
+                    <a:srcRect t="19604"/>
+                    <a:stretch>
+                      <a:fillRect/>
+                    </a:stretch>
+                  </pic:blipFill>
+                  <pic:spPr bwMode="auto">
+                    <a:xfrm>
+                      <a:off x="0" y="0"/>
+                      <a:ext cx="3945878" cy="3444936"/>
+                    </a:xfrm>
+                    <a:prstGeom prst="rect">
+                      <a:avLst/>
+                    </a:prstGeom>
+                    <a:ln>
+                      <a:noFill/>
+                    </a:ln>
+                    <a:extLst>
+                      <a:ext uri="{53640926-AAD7-44D8-BBD7-CCE9431645EC}">
+                        <a14:shadowObscured xmlns:a14="http://schemas.microsoft.com/office/drawing/2010/main"/>
+                      </a:ext>
+                    </a:extLst>
+                  </pic:spPr>
+                </pic:pic>
+              </a:graphicData>
+            </a:graphic>
+          </wp:inline>
+        </w:drawing>
+      </w:r>
+    </w:p>
+    <w:p>
+      <w:pPr>
+        <w:rPr>
+          <w:b/>
+          <w:bCs/>
+        </w:rPr>
+      </w:pPr>
+      <w:r>
+        <w:rPr>
+          <w:b/>
+          <w:bCs/>
+        </w:rPr>
+        <w:lastRenderedPageBreak/>
+        <w:t xml:space="preserve">Task E: Ranking and Comparison </w:t>
+      </w:r>
+    </w:p>
+    <w:p>
+      <w:pPr>
+        <w:pStyle w:val="ListParagraph"/>
+        <w:numPr>
+          <w:ilvl w:val="0"/>
+          <w:numId w:val="16"/>
+        </w:numPr>
+      </w:pPr>
+      <w:r>
+        <w:t xml:space="preserve">Identify the student with the highest </w:t>
+      </w:r>
+      <w:proofErr w:type="spellStart"/>
+      <w:r>
+        <w:t>TotalMarks</w:t>
+      </w:r>
+      <w:proofErr w:type="spellEnd"/>
+      <w:r>
+        <w:t xml:space="preserve">. </w:t>
+      </w:r>
+    </w:p>
+    <w:p>
+      <w:pPr>
+        <w:pStyle w:val="ListParagraph"/>
+        <w:numPr>
+          <w:ilvl w:val="0"/>
+          <w:numId w:val="16"/>
+        </w:numPr>
+      </w:pPr>
+      <w:r>
+        <w:t xml:space="preserve">Identify the student with the lowest </w:t>
+      </w:r>
+      <w:proofErr w:type="spellStart"/>
+      <w:r>
+        <w:t>TotalMarks</w:t>
+      </w:r>
+      <w:proofErr w:type="spellEnd"/>
+      <w:r>
+        <w:t xml:space="preserve">. </w:t>
+      </w:r>
+    </w:p>
+    <w:p>
+      <w:pPr>
+        <w:pStyle w:val="ListParagraph"/>
+        <w:numPr>
+          <w:ilvl w:val="0"/>
+          <w:numId w:val="16"/>
+        </w:numPr>
+      </w:pPr>
+      <w:r>
+        <w:t xml:space="preserve">Display the top three performers based on </w:t>
+      </w:r>
+      <w:proofErr w:type="spellStart"/>
+      <w:r>
+        <w:t>TotalMarks</w:t>
+      </w:r>
+      <w:proofErr w:type="spellEnd"/>
+      <w:r>
+        <w:t>.</w:t>
+      </w:r>
+    </w:p>
+    <w:p>
+      <w:pPr>
+        <w:pStyle w:val="ListParagraph"/>
+        <w:numPr>
+          <w:ilvl w:val="0"/>
+          <w:numId w:val="16"/>
+        </w:numPr>
+      </w:pPr>
+      <w:r>
+        <w:t xml:space="preserve">Display the bottom three performers based on </w:t>
+      </w:r>
+      <w:proofErr w:type="spellStart"/>
+      <w:r>
+        <w:t>TotalMarks</w:t>
+      </w:r>
+      <w:proofErr w:type="spellEnd"/>
+      <w:r>
+        <w:t>.</w:t>
+      </w:r>
+    </w:p>
+    <w:p>
+      <w:pPr>
+        <w:pStyle w:val="ListParagraph"/>
+        <w:numPr>
+          <w:ilvl w:val="0"/>
+          <w:numId w:val="16"/>
+        </w:numPr>
+      </w:pPr>
+      <w:r>
+        <w:t xml:space="preserve">Determine how many students scored above the class average. </w:t>
+      </w:r>
+    </w:p>
+    <w:p>
+      <w:pPr>
+        <w:rPr>
+          <w:b/>
+          <w:bCs/>
+        </w:rPr>
+      </w:pPr>
+      <w:r>
+        <w:rPr>
+          <w:b/>
+          <w:bCs/>
+        </w:rPr>
+        <w:t>CODE:</w:t>
+      </w:r>
+    </w:p>
+    <w:p>
+      <w:proofErr w:type="gramStart"/>
+      <w:r>
+        <w:t>print(</w:t>
+      </w:r>
+      <w:proofErr w:type="gramEnd"/>
+      <w:r>
+        <w:t>"Highest Total Marks: ")</w:t>
+      </w:r>
+    </w:p>
+    <w:p>
+      <w:proofErr w:type="gramStart"/>
+      <w:r>
+        <w:t>print(</w:t>
+      </w:r>
+      <w:proofErr w:type="spellStart"/>
+      <w:r>
+        <w:t>df.loc</w:t>
+      </w:r>
+      <w:proofErr w:type="spellEnd"/>
+      <w:r>
+        <w:t>[</w:t>
+      </w:r>
+      <w:proofErr w:type="spellStart"/>
+      <w:r>
+        <w:t>df</w:t>
+      </w:r>
+      <w:proofErr w:type="spellEnd"/>
+      <w:r>
+        <w:t>[</w:t>
+      </w:r>
+      <w:proofErr w:type="gramEnd"/>
+      <w:r>
+        <w:t>"Total Marks"</w:t>
+      </w:r>
+      <w:proofErr w:type="gramStart"/>
+      <w:r>
+        <w:t>].</w:t>
+      </w:r>
+      <w:proofErr w:type="spellStart"/>
+      <w:r>
+        <w:t>idxmax</w:t>
+      </w:r>
+      <w:proofErr w:type="spellEnd"/>
+      <w:proofErr w:type="gramEnd"/>
+      <w:r>
+        <w:t>()])</w:t>
+      </w:r>
+    </w:p>
+    <w:p>
+      <w:proofErr w:type="gramStart"/>
+      <w:r>
+        <w:t>print(</w:t>
+      </w:r>
+      <w:proofErr w:type="gramEnd"/>
+      <w:r>
+        <w:t>"Lowest Total Marks: ")</w:t>
+      </w:r>
+    </w:p>
+    <w:p>
+      <w:proofErr w:type="gramStart"/>
+      <w:r>
+        <w:t>print(</w:t>
+      </w:r>
+      <w:proofErr w:type="spellStart"/>
+      <w:r>
+        <w:t>df.loc</w:t>
+      </w:r>
+      <w:proofErr w:type="spellEnd"/>
+      <w:r>
+        <w:t>[</w:t>
+      </w:r>
+      <w:proofErr w:type="spellStart"/>
+      <w:r>
+        <w:t>df</w:t>
+      </w:r>
+      <w:proofErr w:type="spellEnd"/>
+      <w:r>
+        <w:t>[</w:t>
+      </w:r>
+      <w:proofErr w:type="gramEnd"/>
+      <w:r>
+        <w:t>"Total Marks"</w:t>
+      </w:r>
+      <w:proofErr w:type="gramStart"/>
+      <w:r>
+        <w:t>].</w:t>
+      </w:r>
+      <w:proofErr w:type="spellStart"/>
+      <w:r>
+        <w:t>idxmin</w:t>
+      </w:r>
+      <w:proofErr w:type="spellEnd"/>
+      <w:proofErr w:type="gramEnd"/>
+      <w:r>
+        <w:t>()])</w:t>
+      </w:r>
+    </w:p>
+    <w:p>
+      <w:proofErr w:type="gramStart"/>
+      <w:r>
+        <w:t>print(</w:t>
+      </w:r>
+      <w:proofErr w:type="gramEnd"/>
+      <w:r>
+        <w:t xml:space="preserve">"Top Three </w:t>
+      </w:r>
+      <w:proofErr w:type="spellStart"/>
+      <w:r>
+        <w:t>Preformers</w:t>
+      </w:r>
+      <w:proofErr w:type="spellEnd"/>
+      <w:r>
+        <w:t>: ")</w:t>
+      </w:r>
+    </w:p>
+    <w:p>
+      <w:proofErr w:type="gramStart"/>
+      <w:r>
+        <w:t>print(</w:t>
+      </w:r>
+      <w:proofErr w:type="spellStart"/>
+      <w:r>
+        <w:t>df.sort</w:t>
+      </w:r>
+      <w:proofErr w:type="gramEnd"/>
+      <w:r>
+        <w:t>_</w:t>
+      </w:r>
+      <w:proofErr w:type="gramStart"/>
+      <w:r>
+        <w:t>values</w:t>
+      </w:r>
+      <w:proofErr w:type="spellEnd"/>
+      <w:r>
+        <w:t>(</w:t>
+      </w:r>
+      <w:proofErr w:type="gramEnd"/>
+      <w:r>
+        <w:t>by="Total Marks", ascending=False</w:t>
+      </w:r>
+      <w:proofErr w:type="gramStart"/>
+      <w:r>
+        <w:t>).head</w:t>
+      </w:r>
+      <w:proofErr w:type="gramEnd"/>
+      <w:r>
+        <w:t>(3))</w:t>
+      </w:r>
+    </w:p>
+    <w:p>
+      <w:proofErr w:type="gramStart"/>
+      <w:r>
+        <w:t>print(</w:t>
+      </w:r>
+      <w:proofErr w:type="gramEnd"/>
+      <w:r>
+        <w:t xml:space="preserve">"Bottom Three </w:t>
+      </w:r>
+      <w:proofErr w:type="spellStart"/>
+      <w:r>
+        <w:t>Preformers</w:t>
+      </w:r>
+      <w:proofErr w:type="spellEnd"/>
+      <w:r>
+        <w:t>: ")</w:t>
+      </w:r>
+    </w:p>
+    <w:p>
+      <w:proofErr w:type="gramStart"/>
+      <w:r>
+        <w:t>print(</w:t>
+      </w:r>
+      <w:proofErr w:type="spellStart"/>
+      <w:r>
+        <w:t>df.sort</w:t>
+      </w:r>
+      <w:proofErr w:type="gramEnd"/>
+      <w:r>
+        <w:t>_</w:t>
+      </w:r>
+      <w:proofErr w:type="gramStart"/>
+      <w:r>
+        <w:t>values</w:t>
+      </w:r>
+      <w:proofErr w:type="spellEnd"/>
+      <w:r>
+        <w:t>(</w:t>
+      </w:r>
+      <w:proofErr w:type="gramEnd"/>
+      <w:r>
+        <w:t>by="Total Marks", ascending=True</w:t>
+      </w:r>
+      <w:proofErr w:type="gramStart"/>
+      <w:r>
+        <w:t>).head</w:t>
+      </w:r>
+      <w:proofErr w:type="gramEnd"/>
+      <w:r>
+        <w:t>(3))</w:t>
+      </w:r>
+    </w:p>
+    <w:p>
+      <w:proofErr w:type="spellStart"/>
+      <w:r>
+        <w:t>class_average</w:t>
+      </w:r>
+      <w:proofErr w:type="spellEnd"/>
+      <w:r>
+        <w:t xml:space="preserve"> = </w:t>
+      </w:r>
+      <w:proofErr w:type="spellStart"/>
+      <w:proofErr w:type="gramStart"/>
+      <w:r>
+        <w:t>df</w:t>
+      </w:r>
+      <w:proofErr w:type="spellEnd"/>
+      <w:r>
+        <w:t>[</w:t>
+      </w:r>
+      <w:proofErr w:type="gramEnd"/>
+      <w:r>
+        <w:t>"Total Marks"</w:t>
+      </w:r>
+      <w:proofErr w:type="gramStart"/>
+      <w:r>
+        <w:t>].mean</w:t>
+      </w:r>
+      <w:proofErr w:type="gramEnd"/>
+      <w:r>
+        <w:t>()</w:t>
+      </w:r>
+    </w:p>
+    <w:p>
+      <w:proofErr w:type="spellStart"/>
+      <w:r>
+        <w:t>above_average</w:t>
+      </w:r>
+      <w:proofErr w:type="spellEnd"/>
+      <w:r>
+        <w:t xml:space="preserve"> = </w:t>
+      </w:r>
+      <w:proofErr w:type="spellStart"/>
+      <w:proofErr w:type="gramStart"/>
+      <w:r>
+        <w:t>df</w:t>
+      </w:r>
+      <w:proofErr w:type="spellEnd"/>
+      <w:r>
+        <w:t>[</w:t>
+      </w:r>
+      <w:proofErr w:type="spellStart"/>
+      <w:r>
+        <w:t>df</w:t>
+      </w:r>
+      <w:proofErr w:type="spellEnd"/>
+      <w:r>
+        <w:t>[</w:t>
+      </w:r>
+      <w:proofErr w:type="gramEnd"/>
+      <w:r>
+        <w:t xml:space="preserve">"Total Marks"] &gt; </w:t>
+      </w:r>
+      <w:proofErr w:type="spellStart"/>
+      <w:r>
+        <w:t>class_average</w:t>
+      </w:r>
+      <w:proofErr w:type="spellEnd"/>
+      <w:r>
+        <w:t>]</w:t>
+      </w:r>
+    </w:p>
+    <w:p>
+      <w:proofErr w:type="gramStart"/>
+      <w:r>
+        <w:t>print(</w:t>
+      </w:r>
+      <w:proofErr w:type="gramEnd"/>
+      <w:r>
+        <w:t xml:space="preserve">"Number of above average Students: </w:t>
+      </w:r>
+      <w:proofErr w:type="gramStart"/>
+      <w:r>
+        <w:t>",</w:t>
+      </w:r>
+      <w:proofErr w:type="spellStart"/>
+      <w:r>
+        <w:t>len</w:t>
+      </w:r>
+      <w:proofErr w:type="spellEnd"/>
+      <w:proofErr w:type="gramEnd"/>
+      <w:r>
+        <w:t>(</w:t>
+      </w:r>
+      <w:proofErr w:type="spellStart"/>
+      <w:r>
+        <w:t>above_average</w:t>
+      </w:r>
+      <w:proofErr w:type="spellEnd"/>
+      <w:r>
+        <w:t>))</w:t>
+      </w:r>
+    </w:p>
+    <w:p>
+      <w:pPr>
+        <w:rPr>
+          <w:b/>
+          <w:bCs/>
+        </w:rPr>
+      </w:pPr>
+      <w:r>
+        <w:rPr>
+          <w:b/>
+          <w:bCs/>
+        </w:rPr>
+        <w:t>OUTPUT:</w:t>
+      </w:r>
+    </w:p>
+    <w:p>
+      <w:r>
+        <w:rPr>
+          <w:noProof/>
+        </w:rPr>
+        <w:drawing>
+          <wp:inline distT="0" distB="0" distL="0" distR="0" wp14:anchorId="6B4D8A32" wp14:editId="393B0B0D">
+            <wp:extent cx="1711793" cy="3048000"/>
+            <wp:effectExtent l="0" t="0" r="3175" b="0"/>
+            <wp:docPr id="1070627355" name="Picture 1"/>
+            <wp:cNvGraphicFramePr>
+              <a:graphicFrameLocks xmlns:a="http://schemas.openxmlformats.org/drawingml/2006/main" noChangeAspect="1"/>
+            </wp:cNvGraphicFramePr>
+            <a:graphic xmlns:a="http://schemas.openxmlformats.org/drawingml/2006/main">
+              <a:graphicData uri="http://schemas.openxmlformats.org/drawingml/2006/picture">
+                <pic:pic xmlns:pic="http://schemas.openxmlformats.org/drawingml/2006/picture">
+                  <pic:nvPicPr>
+                    <pic:cNvPr id="1070627355" name=""/>
+                    <pic:cNvPicPr/>
+                  </pic:nvPicPr>
+                  <pic:blipFill>
+                    <a:blip r:embed="rId24"/>
+                    <a:stretch>
+                      <a:fillRect/>
+                    </a:stretch>
+                  </pic:blipFill>
+                  <pic:spPr>
+                    <a:xfrm>
+                      <a:off x="0" y="0"/>
+                      <a:ext cx="1716587" cy="3056537"/>
+                    </a:xfrm>
+                    <a:prstGeom prst="rect">
+                      <a:avLst/>
+                    </a:prstGeom>
+                  </pic:spPr>
+                </pic:pic>
+              </a:graphicData>
+            </a:graphic>
+          </wp:inline>
+        </w:drawing>
+      </w:r>
+    </w:p>
+    <w:p>
+      <w:r>
+        <w:rPr>
+          <w:noProof/>
+        </w:rPr>
+        <w:lastRenderedPageBreak/>
+        <w:drawing>
+          <wp:inline distT="0" distB="0" distL="0" distR="0" wp14:anchorId="56FBA4C4" wp14:editId="0EECD49D">
+            <wp:extent cx="4930567" cy="3391194"/>
+            <wp:effectExtent l="0" t="0" r="3810" b="0"/>
+            <wp:docPr id="1279261814" name="Picture 1"/>
+            <wp:cNvGraphicFramePr>
+              <a:graphicFrameLocks xmlns:a="http://schemas.openxmlformats.org/drawingml/2006/main" noChangeAspect="1"/>
+            </wp:cNvGraphicFramePr>
+            <a:graphic xmlns:a="http://schemas.openxmlformats.org/drawingml/2006/main">
+              <a:graphicData uri="http://schemas.openxmlformats.org/drawingml/2006/picture">
+                <pic:pic xmlns:pic="http://schemas.openxmlformats.org/drawingml/2006/picture">
+                  <pic:nvPicPr>
+                    <pic:cNvPr id="1279261814" name=""/>
+                    <pic:cNvPicPr/>
+                  </pic:nvPicPr>
+                  <pic:blipFill>
+                    <a:blip r:embed="rId25"/>
+                    <a:stretch>
+                      <a:fillRect/>
+                    </a:stretch>
+                  </pic:blipFill>
+                  <pic:spPr>
+                    <a:xfrm>
+                      <a:off x="0" y="0"/>
+                      <a:ext cx="4930567" cy="3391194"/>
+                    </a:xfrm>
+                    <a:prstGeom prst="rect">
+                      <a:avLst/>
+                    </a:prstGeom>
+                  </pic:spPr>
+                </pic:pic>
+              </a:graphicData>
+            </a:graphic>
+          </wp:inline>
+        </w:drawing>
+      </w:r>
+    </w:p>
+    <w:p>
+      <w:pPr>
+        <w:rPr>
+          <w:b/>
+          <w:bCs/>
+        </w:rPr>
+      </w:pPr>
+      <w:r>
+        <w:rPr>
+          <w:b/>
+          <w:bCs/>
+        </w:rPr>
+        <w:t>Task F: Group-wise Analysis</w:t>
+      </w:r>
+    </w:p>
+    <w:p>
+      <w:pPr>
+        <w:pStyle w:val="ListParagraph"/>
+        <w:numPr>
+          <w:ilvl w:val="0"/>
+          <w:numId w:val="15"/>
+        </w:numPr>
+      </w:pPr>
+      <w:r>
+        <w:t>Calculate the average Total</w:t>
+      </w:r>
+      <w:r>
+        <w:t xml:space="preserve"> </w:t>
+      </w:r>
+      <w:r>
+        <w:t>Marks of male students.</w:t>
+      </w:r>
+    </w:p>
+    <w:p>
+      <w:pPr>
+        <w:pStyle w:val="ListParagraph"/>
+        <w:numPr>
+          <w:ilvl w:val="0"/>
+          <w:numId w:val="15"/>
+        </w:numPr>
+      </w:pPr>
+      <w:r>
+        <w:t>Calculate the average Total</w:t>
+      </w:r>
+      <w:r>
+        <w:t xml:space="preserve"> </w:t>
+      </w:r>
+      <w:r>
+        <w:t>Marks of female students.</w:t>
+      </w:r>
+    </w:p>
+    <w:p>
+      <w:pPr>
+        <w:pStyle w:val="ListParagraph"/>
+        <w:numPr>
+          <w:ilvl w:val="0"/>
+          <w:numId w:val="15"/>
+        </w:numPr>
+      </w:pPr>
+      <w:r>
+        <w:t>Compare the average attendance of male and female students.</w:t>
+      </w:r>
+    </w:p>
+    <w:p>
+      <w:pPr>
+        <w:rPr>
+          <w:b/>
+          <w:bCs/>
+        </w:rPr>
+      </w:pPr>
+      <w:r>
+        <w:rPr>
+          <w:b/>
+          <w:bCs/>
+        </w:rPr>
+        <w:t>CODE:</w:t>
+      </w:r>
+    </w:p>
+    <w:p>
+      <w:r>
+        <w:t xml:space="preserve"> </w:t>
+      </w:r>
+      <w:proofErr w:type="gramStart"/>
+      <w:r>
+        <w:t>print(</w:t>
+      </w:r>
+      <w:proofErr w:type="gramEnd"/>
+      <w:r>
+        <w:t>"AVERAGE TOTAL MARKS OF MALE STUDENTS")</w:t>
+      </w:r>
+    </w:p>
+    <w:p>
+      <w:r>
+        <w:t>print(</w:t>
+      </w:r>
+      <w:proofErr w:type="spellStart"/>
+      <w:r>
+        <w:t>df</w:t>
+      </w:r>
+      <w:proofErr w:type="spellEnd"/>
+      <w:r>
+        <w:t>[</w:t>
+      </w:r>
+      <w:proofErr w:type="spellStart"/>
+      <w:r>
+        <w:t>df</w:t>
+      </w:r>
+      <w:proofErr w:type="spellEnd"/>
+      <w:r>
+        <w:t>['Gender'] == 'M</w:t>
+      </w:r>
+      <w:proofErr w:type="gramStart"/>
+      <w:r>
+        <w:t>'][</w:t>
+      </w:r>
+      <w:proofErr w:type="gramEnd"/>
+      <w:r>
+        <w:t>'Total Marks'</w:t>
+      </w:r>
+      <w:proofErr w:type="gramStart"/>
+      <w:r>
+        <w:t>].mean</w:t>
+      </w:r>
+      <w:proofErr w:type="gramEnd"/>
+      <w:r>
+        <w:t>())</w:t>
+      </w:r>
+    </w:p>
+    <w:p>
+      <w:proofErr w:type="gramStart"/>
+      <w:r>
+        <w:t>print(</w:t>
+      </w:r>
+      <w:proofErr w:type="gramEnd"/>
+      <w:r>
+        <w:t>"AVERAGE TOTAL MARKS OF FEMALE STUDENTS")</w:t>
+      </w:r>
+    </w:p>
+    <w:p>
+      <w:r>
+        <w:t>print(</w:t>
+      </w:r>
+      <w:proofErr w:type="spellStart"/>
+      <w:r>
+        <w:t>df</w:t>
+      </w:r>
+      <w:proofErr w:type="spellEnd"/>
+      <w:r>
+        <w:t>[</w:t>
+      </w:r>
+      <w:proofErr w:type="spellStart"/>
+      <w:r>
+        <w:t>df</w:t>
+      </w:r>
+      <w:proofErr w:type="spellEnd"/>
+      <w:r>
+        <w:t>['Gender'] == 'F</w:t>
+      </w:r>
+      <w:proofErr w:type="gramStart"/>
+      <w:r>
+        <w:t>'][</w:t>
+      </w:r>
+      <w:proofErr w:type="gramEnd"/>
+      <w:r>
+        <w:t>'Total Marks'</w:t>
+      </w:r>
+      <w:proofErr w:type="gramStart"/>
+      <w:r>
+        <w:t>].mean</w:t>
+      </w:r>
+      <w:proofErr w:type="gramEnd"/>
+      <w:r>
+        <w:t>())</w:t>
+      </w:r>
+    </w:p>
+    <w:p>
+      <w:proofErr w:type="gramStart"/>
+      <w:r>
+        <w:t>print(</w:t>
+      </w:r>
+      <w:proofErr w:type="gramEnd"/>
+      <w:r>
+        <w:t>"AVERAGE ATTENDANCE BY GENDER")</w:t>
+      </w:r>
+    </w:p>
+    <w:p>
+      <w:r>
+        <w:t>print(</w:t>
+      </w:r>
+      <w:proofErr w:type="spellStart"/>
+      <w:proofErr w:type="gramStart"/>
+      <w:r>
+        <w:t>df.groupby</w:t>
+      </w:r>
+      <w:proofErr w:type="spellEnd"/>
+      <w:proofErr w:type="gramEnd"/>
+      <w:r>
+        <w:t>('Gender</w:t>
+      </w:r>
+      <w:proofErr w:type="gramStart"/>
+      <w:r>
+        <w:t>')[</w:t>
+      </w:r>
+      <w:proofErr w:type="gramEnd"/>
+      <w:r>
+        <w:t>'Attendance'</w:t>
+      </w:r>
+      <w:proofErr w:type="gramStart"/>
+      <w:r>
+        <w:t>].mean</w:t>
+      </w:r>
+      <w:proofErr w:type="gramEnd"/>
+      <w:r>
+        <w:t>())</w:t>
+      </w:r>
+    </w:p>
+    <w:p>
+      <w:pPr>
+        <w:rPr>
+          <w:b/>
+          <w:bCs/>
+        </w:rPr>
+      </w:pPr>
+      <w:r>
+        <w:rPr>
+          <w:b/>
+          <w:bCs/>
+        </w:rPr>
+        <w:t>OUTPUT:</w:t>
+      </w:r>
+    </w:p>
+    <w:p>
+      <w:pPr>
+        <w:rPr>
+          <w:b/>
+          <w:bCs/>
+        </w:rPr>
+      </w:pPr>
+      <w:r>
+        <w:rPr>
+          <w:b/>
+          <w:bCs/>
+          <w:noProof/>
+        </w:rPr>
+        <w:drawing>
+          <wp:inline distT="0" distB="0" distL="0" distR="0" wp14:anchorId="096A162F" wp14:editId="24498A5B">
+            <wp:extent cx="3323516" cy="1657350"/>
+            <wp:effectExtent l="0" t="0" r="0" b="0"/>
+            <wp:docPr id="1663359713" name="Picture 1"/>
+            <wp:cNvGraphicFramePr>
+              <a:graphicFrameLocks xmlns:a="http://schemas.openxmlformats.org/drawingml/2006/main" noChangeAspect="1"/>
+            </wp:cNvGraphicFramePr>
+            <a:graphic xmlns:a="http://schemas.openxmlformats.org/drawingml/2006/main">
+              <a:graphicData uri="http://schemas.openxmlformats.org/drawingml/2006/picture">
+                <pic:pic xmlns:pic="http://schemas.openxmlformats.org/drawingml/2006/picture">
+                  <pic:nvPicPr>
+                    <pic:cNvPr id="1663359713" name=""/>
+                    <pic:cNvPicPr/>
+                  </pic:nvPicPr>
+                  <pic:blipFill>
+                    <a:blip r:embed="rId26"/>
+                    <a:stretch>
+                      <a:fillRect/>
+                    </a:stretch>
+                  </pic:blipFill>
+                  <pic:spPr>
+                    <a:xfrm>
+                      <a:off x="0" y="0"/>
+                      <a:ext cx="3328090" cy="1659631"/>
+                    </a:xfrm>
+                    <a:prstGeom prst="rect">
+                      <a:avLst/>
+                    </a:prstGeom>
+                  </pic:spPr>
+                </pic:pic>
+              </a:graphicData>
+            </a:graphic>
+          </wp:inline>
+        </w:drawing>
+      </w:r>
+    </w:p>
+    <w:p>
+      <w:pPr>
+        <w:rPr>
+          <w:b/>
+          <w:bCs/>
+        </w:rPr>
+      </w:pPr>
+      <w:r>
+        <w:rPr>
+          <w:b/>
+          <w:bCs/>
+        </w:rPr>
+        <w:lastRenderedPageBreak/>
+        <w:t>Task G: Data Visualization</w:t>
+      </w:r>
+    </w:p>
+    <w:p>
+      <w:pPr>
+        <w:pStyle w:val="ListParagraph"/>
+        <w:numPr>
+          <w:ilvl w:val="0"/>
+          <w:numId w:val="14"/>
+        </w:numPr>
+      </w:pPr>
+      <w:r>
+        <w:t xml:space="preserve">Plot a bar chart showing </w:t>
+      </w:r>
+      <w:proofErr w:type="spellStart"/>
+      <w:r>
+        <w:t>TotalMarks</w:t>
+      </w:r>
+      <w:proofErr w:type="spellEnd"/>
+      <w:r>
+        <w:t xml:space="preserve"> of all students.</w:t>
+      </w:r>
+    </w:p>
+    <w:p>
+      <w:pPr>
+        <w:pStyle w:val="ListParagraph"/>
+        <w:numPr>
+          <w:ilvl w:val="0"/>
+          <w:numId w:val="14"/>
+        </w:numPr>
+      </w:pPr>
+      <w:r>
+        <w:t>Plot a histogram of Attendance.</w:t>
+      </w:r>
+    </w:p>
+    <w:p>
+      <w:pPr>
+        <w:pStyle w:val="ListParagraph"/>
+        <w:numPr>
+          <w:ilvl w:val="0"/>
+          <w:numId w:val="14"/>
+        </w:numPr>
+      </w:pPr>
+      <w:r>
+        <w:t>Plot a pie chart showing the distribution of male and female students.</w:t>
+      </w:r>
+    </w:p>
+    <w:p>
+      <w:pPr>
+        <w:pStyle w:val="ListParagraph"/>
+        <w:numPr>
+          <w:ilvl w:val="0"/>
+          <w:numId w:val="14"/>
+        </w:numPr>
+      </w:pPr>
+      <w:r>
+        <w:t xml:space="preserve">Plot a scatter plot between Attendance and </w:t>
+      </w:r>
+      <w:proofErr w:type="spellStart"/>
+      <w:r>
+        <w:t>TotalMarks</w:t>
+      </w:r>
+      <w:proofErr w:type="spellEnd"/>
+      <w:r>
+        <w:t>.</w:t>
+      </w:r>
+    </w:p>
+    <w:p>
+      <w:pPr>
+        <w:pStyle w:val="ListParagraph"/>
+        <w:numPr>
+          <w:ilvl w:val="0"/>
+          <w:numId w:val="14"/>
+        </w:numPr>
+      </w:pPr>
+      <w:r>
+        <w:t xml:space="preserve">Interpret the relationship between Attendance and </w:t>
+      </w:r>
+      <w:proofErr w:type="spellStart"/>
+      <w:r>
+        <w:t>TotalMarks</w:t>
+      </w:r>
+      <w:proofErr w:type="spellEnd"/>
+      <w:r>
+        <w:t xml:space="preserve">. </w:t>
+      </w:r>
+    </w:p>
+    <w:p>
+      <w:pPr>
+        <w:rPr>
+          <w:b/>
+          <w:bCs/>
+        </w:rPr>
+      </w:pPr>
+      <w:r>
+        <w:rPr>
+          <w:b/>
+          <w:bCs/>
+        </w:rPr>
+        <w:t>CODE:</w:t>
+      </w:r>
+    </w:p>
+    <w:p>
+      <w:r>
+        <w:t xml:space="preserve">import </w:t>
+      </w:r>
+      <w:proofErr w:type="spellStart"/>
+      <w:proofErr w:type="gramStart"/>
+      <w:r>
+        <w:t>matplotlib.pyplot</w:t>
+      </w:r>
+      <w:proofErr w:type="spellEnd"/>
+      <w:proofErr w:type="gramEnd"/>
+      <w:r>
+        <w:t xml:space="preserve"> as </w:t>
+      </w:r>
+      <w:proofErr w:type="spellStart"/>
+      <w:r>
+        <w:t>plt</w:t>
+      </w:r>
+      <w:proofErr w:type="spellEnd"/>
+    </w:p>
+    <w:p>
+      <w:proofErr w:type="spellStart"/>
+      <w:proofErr w:type="gramStart"/>
+      <w:r>
+        <w:t>plt.figure</w:t>
+      </w:r>
+      <w:proofErr w:type="spellEnd"/>
+      <w:proofErr w:type="gramEnd"/>
+      <w:r>
+        <w:t>(</w:t>
+      </w:r>
+      <w:proofErr w:type="spellStart"/>
+      <w:r>
+        <w:t>figsize</w:t>
+      </w:r>
+      <w:proofErr w:type="spellEnd"/>
+      <w:proofErr w:type="gramStart"/>
+      <w:r>
+        <w:t>=(</w:t>
+      </w:r>
+      <w:proofErr w:type="gramEnd"/>
+      <w:r>
+        <w:t>8,5))</w:t>
+      </w:r>
+    </w:p>
+    <w:p>
+      <w:proofErr w:type="spellStart"/>
+      <w:r>
+        <w:t>plt.bar</w:t>
+      </w:r>
+      <w:proofErr w:type="spellEnd"/>
+      <w:r>
+        <w:t>(</w:t>
+      </w:r>
+      <w:proofErr w:type="spellStart"/>
+      <w:r>
+        <w:t>df</w:t>
+      </w:r>
+      <w:proofErr w:type="spellEnd"/>
+      <w:r>
+        <w:t xml:space="preserve">['Name'], </w:t>
+      </w:r>
+      <w:proofErr w:type="spellStart"/>
+      <w:proofErr w:type="gramStart"/>
+      <w:r>
+        <w:t>df</w:t>
+      </w:r>
+      <w:proofErr w:type="spellEnd"/>
+      <w:r>
+        <w:t>[</w:t>
+      </w:r>
+      <w:proofErr w:type="gramEnd"/>
+      <w:r>
+        <w:t>'Total Marks'])</w:t>
+      </w:r>
+    </w:p>
+    <w:p>
+      <w:proofErr w:type="spellStart"/>
+      <w:proofErr w:type="gramStart"/>
+      <w:r>
+        <w:t>plt.title</w:t>
+      </w:r>
+      <w:proofErr w:type="spellEnd"/>
+      <w:proofErr w:type="gramEnd"/>
+      <w:r>
+        <w:t>("Total Marks of Students")</w:t>
+      </w:r>
+    </w:p>
+    <w:p>
+      <w:proofErr w:type="spellStart"/>
+      <w:proofErr w:type="gramStart"/>
+      <w:r>
+        <w:t>plt.xlabel</w:t>
+      </w:r>
+      <w:proofErr w:type="spellEnd"/>
+      <w:proofErr w:type="gramEnd"/>
+      <w:r>
+        <w:t>("Students")</w:t>
+      </w:r>
+    </w:p>
+    <w:p>
+      <w:proofErr w:type="spellStart"/>
+      <w:proofErr w:type="gramStart"/>
+      <w:r>
+        <w:t>plt.ylabel</w:t>
+      </w:r>
+      <w:proofErr w:type="spellEnd"/>
+      <w:proofErr w:type="gramEnd"/>
+      <w:r>
+        <w:t>("Total Marks")</w:t>
+      </w:r>
+    </w:p>
+    <w:p>
+      <w:proofErr w:type="spellStart"/>
+      <w:proofErr w:type="gramStart"/>
+      <w:r>
+        <w:t>plt.show</w:t>
+      </w:r>
+      <w:proofErr w:type="spellEnd"/>
+      <w:proofErr w:type="gramEnd"/>
+      <w:r>
+        <w:t>()</w:t>
+      </w:r>
+    </w:p>
+    <w:p>
+      <w:proofErr w:type="spellStart"/>
+      <w:proofErr w:type="gramStart"/>
+      <w:r>
+        <w:t>plt.figure</w:t>
+      </w:r>
+      <w:proofErr w:type="spellEnd"/>
+      <w:proofErr w:type="gramEnd"/>
+      <w:r>
+        <w:t>(</w:t>
+      </w:r>
+      <w:proofErr w:type="spellStart"/>
+      <w:r>
+        <w:t>figsize</w:t>
+      </w:r>
+      <w:proofErr w:type="spellEnd"/>
+      <w:proofErr w:type="gramStart"/>
+      <w:r>
+        <w:t>=(</w:t>
+      </w:r>
+      <w:proofErr w:type="gramEnd"/>
+      <w:r>
+        <w:t>8,5))</w:t>
+      </w:r>
+    </w:p>
+    <w:p>
+      <w:proofErr w:type="spellStart"/>
+      <w:proofErr w:type="gramStart"/>
+      <w:r>
+        <w:t>plt.hist</w:t>
+      </w:r>
+      <w:proofErr w:type="spellEnd"/>
+      <w:proofErr w:type="gramEnd"/>
+      <w:r>
+        <w:t>(</w:t>
+      </w:r>
+      <w:proofErr w:type="spellStart"/>
+      <w:r>
+        <w:t>df</w:t>
+      </w:r>
+      <w:proofErr w:type="spellEnd"/>
+      <w:r>
+        <w:t>['Attendance'], bins=5)</w:t>
+      </w:r>
+    </w:p>
+    <w:p>
+      <w:proofErr w:type="spellStart"/>
+      <w:proofErr w:type="gramStart"/>
+      <w:r>
+        <w:t>plt.title</w:t>
+      </w:r>
+      <w:proofErr w:type="spellEnd"/>
+      <w:proofErr w:type="gramEnd"/>
+      <w:r>
+        <w:t>("Attendance Distribution")</w:t>
+      </w:r>
+    </w:p>
+    <w:p>
+      <w:proofErr w:type="spellStart"/>
+      <w:proofErr w:type="gramStart"/>
+      <w:r>
+        <w:t>plt.xlabel</w:t>
+      </w:r>
+      <w:proofErr w:type="spellEnd"/>
+      <w:proofErr w:type="gramEnd"/>
+      <w:r>
+        <w:t>("Attendance")</w:t>
+      </w:r>
+    </w:p>
+    <w:p>
+      <w:proofErr w:type="spellStart"/>
+      <w:proofErr w:type="gramStart"/>
+      <w:r>
+        <w:t>plt.ylabel</w:t>
+      </w:r>
+      <w:proofErr w:type="spellEnd"/>
+      <w:proofErr w:type="gramEnd"/>
+      <w:r>
+        <w:t>("Frequency")</w:t>
+      </w:r>
+    </w:p>
+    <w:p>
+      <w:proofErr w:type="spellStart"/>
+      <w:proofErr w:type="gramStart"/>
+      <w:r>
+        <w:t>plt.show</w:t>
+      </w:r>
+      <w:proofErr w:type="spellEnd"/>
+      <w:proofErr w:type="gramEnd"/>
+      <w:r>
+        <w:t>()</w:t>
+      </w:r>
+    </w:p>
+    <w:p>
+      <w:proofErr w:type="spellStart"/>
+      <w:r>
+        <w:t>gender_count</w:t>
+      </w:r>
+      <w:proofErr w:type="spellEnd"/>
+      <w:r>
+        <w:t xml:space="preserve"> = </w:t>
+      </w:r>
+      <w:proofErr w:type="spellStart"/>
+      <w:r>
+        <w:t>df</w:t>
+      </w:r>
+      <w:proofErr w:type="spellEnd"/>
+      <w:r>
+        <w:t>['Gender'].</w:t>
+      </w:r>
+      <w:proofErr w:type="spellStart"/>
+      <w:r>
+        <w:t>value_</w:t>
+      </w:r>
+      <w:proofErr w:type="gramStart"/>
+      <w:r>
+        <w:t>counts</w:t>
+      </w:r>
+      <w:proofErr w:type="spellEnd"/>
+      <w:r>
+        <w:t>(</w:t>
+      </w:r>
+      <w:proofErr w:type="gramEnd"/>
+      <w:r>
+        <w:t>)</w:t>
+      </w:r>
+    </w:p>
+    <w:p/>
+    <w:p>
+      <w:proofErr w:type="spellStart"/>
+      <w:proofErr w:type="gramStart"/>
+      <w:r>
+        <w:t>plt.figure</w:t>
+      </w:r>
+      <w:proofErr w:type="spellEnd"/>
+      <w:proofErr w:type="gramEnd"/>
+      <w:r>
+        <w:t>(</w:t>
+      </w:r>
+      <w:proofErr w:type="spellStart"/>
+      <w:r>
+        <w:t>figsize</w:t>
+      </w:r>
+      <w:proofErr w:type="spellEnd"/>
+      <w:proofErr w:type="gramStart"/>
+      <w:r>
+        <w:t>=(</w:t>
+      </w:r>
+      <w:proofErr w:type="gramEnd"/>
+      <w:r>
+        <w:t>6,6))</w:t>
+      </w:r>
+    </w:p>
+    <w:p>
+      <w:proofErr w:type="spellStart"/>
+      <w:proofErr w:type="gramStart"/>
+      <w:r>
+        <w:t>plt.pie</w:t>
+      </w:r>
+      <w:proofErr w:type="spellEnd"/>
+      <w:r>
+        <w:t>(</w:t>
+      </w:r>
+      <w:proofErr w:type="spellStart"/>
+      <w:proofErr w:type="gramEnd"/>
+      <w:r>
+        <w:t>gender_count</w:t>
+      </w:r>
+      <w:proofErr w:type="spellEnd"/>
+      <w:r>
+        <w:t>,</w:t>
+      </w:r>
+    </w:p>
+    <w:p>
+      <w:r>
+        <w:t xml:space="preserve">        labels=</w:t>
+      </w:r>
+      <w:proofErr w:type="spellStart"/>
+      <w:r>
+        <w:t>gender_</w:t>
+      </w:r>
+      <w:proofErr w:type="gramStart"/>
+      <w:r>
+        <w:t>count.index</w:t>
+      </w:r>
+      <w:proofErr w:type="spellEnd"/>
+      <w:proofErr w:type="gramEnd"/>
+      <w:r>
+        <w:t>,</w:t>
+      </w:r>
+    </w:p>
+    <w:p>
+      <w:r>
+        <w:t xml:space="preserve">        </w:t>
+      </w:r>
+      <w:proofErr w:type="spellStart"/>
+      <w:r>
+        <w:t>autopct</w:t>
+      </w:r>
+      <w:proofErr w:type="spellEnd"/>
+      <w:r>
+        <w:t>='%1.1f%%')</w:t>
+      </w:r>
+    </w:p>
+    <w:p>
+      <w:proofErr w:type="spellStart"/>
+      <w:proofErr w:type="gramStart"/>
+      <w:r>
+        <w:t>plt.title</w:t>
+      </w:r>
+      <w:proofErr w:type="spellEnd"/>
+      <w:proofErr w:type="gramEnd"/>
+      <w:r>
+        <w:t>("Gender Distribution")</w:t>
+      </w:r>
+    </w:p>
+    <w:p>
+      <w:proofErr w:type="spellStart"/>
+      <w:proofErr w:type="gramStart"/>
+      <w:r>
+        <w:t>plt.show</w:t>
+      </w:r>
+      <w:proofErr w:type="spellEnd"/>
+      <w:proofErr w:type="gramEnd"/>
+      <w:r>
+        <w:t>()</w:t>
+      </w:r>
+    </w:p>
+    <w:p>
+      <w:proofErr w:type="spellStart"/>
+      <w:proofErr w:type="gramStart"/>
+      <w:r>
+        <w:t>plt.figure</w:t>
+      </w:r>
+      <w:proofErr w:type="spellEnd"/>
+      <w:proofErr w:type="gramEnd"/>
+      <w:r>
+        <w:t>(</w:t>
+      </w:r>
+      <w:proofErr w:type="spellStart"/>
+      <w:r>
+        <w:t>figsize</w:t>
+      </w:r>
+      <w:proofErr w:type="spellEnd"/>
+      <w:proofErr w:type="gramStart"/>
+      <w:r>
+        <w:t>=(</w:t>
+      </w:r>
+      <w:proofErr w:type="gramEnd"/>
+      <w:r>
+        <w:t>8,5))</w:t>
+      </w:r>
+    </w:p>
+    <w:p>
+      <w:proofErr w:type="spellStart"/>
+      <w:proofErr w:type="gramStart"/>
+      <w:r>
+        <w:lastRenderedPageBreak/>
+        <w:t>plt.scatter</w:t>
+      </w:r>
+      <w:proofErr w:type="spellEnd"/>
+      <w:proofErr w:type="gramEnd"/>
+      <w:r>
+        <w:t>(</w:t>
+      </w:r>
+      <w:proofErr w:type="spellStart"/>
+      <w:r>
+        <w:t>df</w:t>
+      </w:r>
+      <w:proofErr w:type="spellEnd"/>
+      <w:r>
+        <w:t xml:space="preserve">['Attendance'], </w:t>
+      </w:r>
+      <w:proofErr w:type="spellStart"/>
+      <w:proofErr w:type="gramStart"/>
+      <w:r>
+        <w:t>df</w:t>
+      </w:r>
+      <w:proofErr w:type="spellEnd"/>
+      <w:r>
+        <w:t>[</w:t>
+      </w:r>
+      <w:proofErr w:type="gramEnd"/>
+      <w:r>
+        <w:t>'Total Marks'])</w:t>
+      </w:r>
+    </w:p>
+    <w:p>
+      <w:proofErr w:type="spellStart"/>
+      <w:proofErr w:type="gramStart"/>
+      <w:r>
+        <w:t>plt.title</w:t>
+      </w:r>
+      <w:proofErr w:type="spellEnd"/>
+      <w:proofErr w:type="gramEnd"/>
+      <w:r>
+        <w:t>("Attendance vs Total Marks")</w:t>
+      </w:r>
+    </w:p>
+    <w:p>
+      <w:proofErr w:type="spellStart"/>
+      <w:proofErr w:type="gramStart"/>
+      <w:r>
+        <w:t>plt.xlabel</w:t>
+      </w:r>
+      <w:proofErr w:type="spellEnd"/>
+      <w:proofErr w:type="gramEnd"/>
+      <w:r>
+        <w:t>("Attendance")</w:t>
+      </w:r>
+    </w:p>
+    <w:p>
+      <w:proofErr w:type="spellStart"/>
+      <w:proofErr w:type="gramStart"/>
+      <w:r>
+        <w:t>plt.ylabel</w:t>
+      </w:r>
+      <w:proofErr w:type="spellEnd"/>
+      <w:proofErr w:type="gramEnd"/>
+      <w:r>
+        <w:t>("Total Marks")</w:t>
+      </w:r>
+    </w:p>
+    <w:p>
+      <w:proofErr w:type="spellStart"/>
+      <w:proofErr w:type="gramStart"/>
+      <w:r>
+        <w:t>plt.show</w:t>
+      </w:r>
+      <w:proofErr w:type="spellEnd"/>
+      <w:proofErr w:type="gramEnd"/>
+      <w:r>
+        <w:t>()</w:t>
+      </w:r>
+    </w:p>
+    <w:p>
+      <w:pPr>
+        <w:rPr>
+          <w:b/>
+          <w:bCs/>
+        </w:rPr>
+      </w:pPr>
+      <w:r>
+        <w:rPr>
+          <w:b/>
+          <w:bCs/>
+        </w:rPr>
+        <w:t>OUTPUT:</w:t>
+      </w:r>
+    </w:p>
+    <w:p>
+      <w:pPr>
+        <w:rPr>
+          <w:b/>
+          <w:bCs/>
+        </w:rPr>
+      </w:pPr>
+      <w:r>
+        <w:rPr>
+          <w:b/>
+          <w:bCs/>
+          <w:noProof/>
+        </w:rPr>
+        <w:drawing>
+          <wp:inline distT="0" distB="0" distL="0" distR="0" wp14:anchorId="19C85BD1" wp14:editId="1495B0BB">
+            <wp:extent cx="5731510" cy="3841115"/>
+            <wp:effectExtent l="0" t="0" r="2540" b="6985"/>
+            <wp:docPr id="462492843" name="Picture 1"/>
+            <wp:cNvGraphicFramePr>
+              <a:graphicFrameLocks xmlns:a="http://schemas.openxmlformats.org/drawingml/2006/main" noChangeAspect="1"/>
+            </wp:cNvGraphicFramePr>
+            <a:graphic xmlns:a="http://schemas.openxmlformats.org/drawingml/2006/main">
+              <a:graphicData uri="http://schemas.openxmlformats.org/drawingml/2006/picture">
+                <pic:pic xmlns:pic="http://schemas.openxmlformats.org/drawingml/2006/picture">
+                  <pic:nvPicPr>
+                    <pic:cNvPr id="462492843" name=""/>
+                    <pic:cNvPicPr/>
+                  </pic:nvPicPr>
+                  <pic:blipFill>
+                    <a:blip r:embed="rId27"/>
+                    <a:stretch>
+                      <a:fillRect/>
+                    </a:stretch>
+                  </pic:blipFill>
+                  <pic:spPr>
+                    <a:xfrm>
+                      <a:off x="0" y="0"/>
+                      <a:ext cx="5731510" cy="3841115"/>
+                    </a:xfrm>
+                    <a:prstGeom prst="rect">
+                      <a:avLst/>
+                    </a:prstGeom>
+                  </pic:spPr>
+                </pic:pic>
+              </a:graphicData>
+            </a:graphic>
+          </wp:inline>
+        </w:drawing>
+      </w:r>
+    </w:p>
+    <w:p>
+      <w:pPr>
+        <w:rPr>
+          <w:b/>
+          <w:bCs/>
+        </w:rPr>
+      </w:pPr>
+      <w:r>
+        <w:rPr>
+          <w:b/>
+          <w:bCs/>
+          <w:noProof/>
+        </w:rPr>
+        <w:lastRenderedPageBreak/>
+        <w:drawing>
+          <wp:inline distT="0" distB="0" distL="0" distR="0" wp14:anchorId="56414071" wp14:editId="1204B24C">
+            <wp:extent cx="5731510" cy="3874135"/>
+            <wp:effectExtent l="0" t="0" r="2540" b="0"/>
+            <wp:docPr id="1458823404" name="Picture 1"/>
+            <wp:cNvGraphicFramePr>
+              <a:graphicFrameLocks xmlns:a="http://schemas.openxmlformats.org/drawingml/2006/main" noChangeAspect="1"/>
+            </wp:cNvGraphicFramePr>
+            <a:graphic xmlns:a="http://schemas.openxmlformats.org/drawingml/2006/main">
+              <a:graphicData uri="http://schemas.openxmlformats.org/drawingml/2006/picture">
+                <pic:pic xmlns:pic="http://schemas.openxmlformats.org/drawingml/2006/picture">
+                  <pic:nvPicPr>
+                    <pic:cNvPr id="1458823404" name=""/>
+                    <pic:cNvPicPr/>
+                  </pic:nvPicPr>
+                  <pic:blipFill>
+                    <a:blip r:embed="rId28"/>
+                    <a:stretch>
+                      <a:fillRect/>
+                    </a:stretch>
+                  </pic:blipFill>
+                  <pic:spPr>
+                    <a:xfrm>
+                      <a:off x="0" y="0"/>
+                      <a:ext cx="5731510" cy="3874135"/>
+                    </a:xfrm>
+                    <a:prstGeom prst="rect">
+                      <a:avLst/>
+                    </a:prstGeom>
+                  </pic:spPr>
+                </pic:pic>
+              </a:graphicData>
+            </a:graphic>
+          </wp:inline>
+        </w:drawing>
+      </w:r>
+    </w:p>
+    <w:p>
+      <w:pPr>
+        <w:rPr>
+          <w:b/>
+          <w:bCs/>
+        </w:rPr>
+      </w:pPr>
+      <w:r>
+        <w:rPr>
+          <w:b/>
+          <w:bCs/>
+          <w:noProof/>
+        </w:rPr>
+        <w:drawing>
+          <wp:inline distT="0" distB="0" distL="0" distR="0" wp14:anchorId="0AF38349" wp14:editId="69123D66">
+            <wp:extent cx="3684270" cy="4549139"/>
+            <wp:effectExtent l="0" t="0" r="0" b="4445"/>
+            <wp:docPr id="1004971573" name="Picture 1"/>
+            <wp:cNvGraphicFramePr>
+              <a:graphicFrameLocks xmlns:a="http://schemas.openxmlformats.org/drawingml/2006/main" noChangeAspect="1"/>
+            </wp:cNvGraphicFramePr>
+            <a:graphic xmlns:a="http://schemas.openxmlformats.org/drawingml/2006/main">
+              <a:graphicData uri="http://schemas.openxmlformats.org/drawingml/2006/picture">
+                <pic:pic xmlns:pic="http://schemas.openxmlformats.org/drawingml/2006/picture">
+                  <pic:nvPicPr>
+                    <pic:cNvPr id="1004971573" name=""/>
+                    <pic:cNvPicPr/>
+                  </pic:nvPicPr>
+                  <pic:blipFill rotWithShape="1">
+                    <a:blip r:embed="rId29"/>
+                    <a:srcRect l="6299"/>
+                    <a:stretch>
+                      <a:fillRect/>
+                    </a:stretch>
+                  </pic:blipFill>
+                  <pic:spPr bwMode="auto">
+                    <a:xfrm>
+                      <a:off x="0" y="0"/>
+                      <a:ext cx="3684590" cy="4549534"/>
+                    </a:xfrm>
+                    <a:prstGeom prst="rect">
+                      <a:avLst/>
+                    </a:prstGeom>
+                    <a:ln>
+                      <a:noFill/>
+                    </a:ln>
+                    <a:extLst>
+                      <a:ext uri="{53640926-AAD7-44D8-BBD7-CCE9431645EC}">
+                        <a14:shadowObscured xmlns:a14="http://schemas.microsoft.com/office/drawing/2010/main"/>
+                      </a:ext>
+                    </a:extLst>
+                  </pic:spPr>
+                </pic:pic>
+              </a:graphicData>
+            </a:graphic>
+          </wp:inline>
+        </w:drawing>
+      </w:r>
+    </w:p>
+    <w:p>
+      <w:pPr>
+        <w:rPr>
+          <w:b/>
+          <w:bCs/>
+        </w:rPr>
+      </w:pPr>
+      <w:r>
+        <w:rPr>
+          <w:b/>
+          <w:bCs/>
+          <w:noProof/>
+        </w:rPr>
+        <w:lastRenderedPageBreak/>
+        <w:drawing>
+          <wp:inline distT="0" distB="0" distL="0" distR="0" wp14:anchorId="47668B53" wp14:editId="78E68C57">
+            <wp:extent cx="5731510" cy="3902710"/>
+            <wp:effectExtent l="0" t="0" r="2540" b="2540"/>
+            <wp:docPr id="670162211" name="Picture 1"/>
+            <wp:cNvGraphicFramePr>
+              <a:graphicFrameLocks xmlns:a="http://schemas.openxmlformats.org/drawingml/2006/main" noChangeAspect="1"/>
+            </wp:cNvGraphicFramePr>
+            <a:graphic xmlns:a="http://schemas.openxmlformats.org/drawingml/2006/main">
+              <a:graphicData uri="http://schemas.openxmlformats.org/drawingml/2006/picture">
+                <pic:pic xmlns:pic="http://schemas.openxmlformats.org/drawingml/2006/picture">
+                  <pic:nvPicPr>
+                    <pic:cNvPr id="670162211" name=""/>
+                    <pic:cNvPicPr/>
+                  </pic:nvPicPr>
+                  <pic:blipFill>
+                    <a:blip r:embed="rId30"/>
+                    <a:stretch>
+                      <a:fillRect/>
+                    </a:stretch>
+                  </pic:blipFill>
+                  <pic:spPr>
+                    <a:xfrm>
+                      <a:off x="0" y="0"/>
+                      <a:ext cx="5731510" cy="3902710"/>
+                    </a:xfrm>
+                    <a:prstGeom prst="rect">
+                      <a:avLst/>
+                    </a:prstGeom>
+                  </pic:spPr>
+                </pic:pic>
+              </a:graphicData>
+            </a:graphic>
+          </wp:inline>
+        </w:drawing>
+      </w:r>
+    </w:p>
+    <w:p>
+      <w:pPr>
+        <w:rPr>
+          <w:b/>
+          <w:bCs/>
+        </w:rPr>
+      </w:pPr>
+      <w:r>
+        <w:rPr>
+          <w:b/>
+          <w:bCs/>
+        </w:rPr>
+        <w:t>Task H: Observations</w:t>
+      </w:r>
+    </w:p>
+    <w:p>
+      <w:pPr>
+        <w:pStyle w:val="ListParagraph"/>
+        <w:numPr>
+          <w:ilvl w:val="0"/>
+          <w:numId w:val="13"/>
+        </w:numPr>
+      </w:pPr>
+      <w:r>
+        <w:t>Write any three observations based on the analysis performed.</w:t>
+      </w:r>
+    </w:p>
+    <w:p>
+      <w:pPr>
+        <w:pStyle w:val="ListParagraph"/>
+        <w:numPr>
+          <w:ilvl w:val="0"/>
+          <w:numId w:val="13"/>
+        </w:numPr>
+      </w:pPr>
+      <w:r>
+        <w:t>State whether higher attendance appears to be associated with better academic performance.</w:t>
+      </w:r>
+    </w:p>
     <w:sectPr>
       <w:pgSz w:w="11906" w:h="16838"/>
       <w:pgMar w:top="1440" w:right="1440" w:bottom="1440" w:left="1440" w:header="708" w:footer="708" w:gutter="0"/>
+      <w:pgBorders w:offsetFrom="page">
+        <w:top w:val="single" w:sz="4" w:space="24" w:color="auto"/>
+        <w:left w:val="single" w:sz="4" w:space="24" w:color="auto"/>
+        <w:bottom w:val="single" w:sz="4" w:space="24" w:color="auto"/>
+        <w:right w:val="single" w:sz="4" w:space="24" w:color="auto"/>
+      </w:pgBorders>
       <w:cols w:space="708"/>
       <w:docGrid w:linePitch="360"/>
     </w:sectPr>
@@ -3877,6 +8019,119 @@
     </w:lvl>
   </w:abstractNum>
   <w:abstractNum w:abstractNumId="6" w15:restartNumberingAfterBreak="0">
+    <w:nsid w:val="374F1FC1"/>
+    <w:multiLevelType w:val="hybridMultilevel"/>
+    <w:tmpl w:val="EC089D60"/>
+    <w:lvl w:ilvl="0" w:tplc="40090001">
+      <w:start w:val="1"/>
+      <w:numFmt w:val="bullet"/>
+      <w:lvlText w:val=""/>
+      <w:lvlJc w:val="left"/>
+      <w:pPr>
+        <w:ind w:left="720" w:hanging="360"/>
+      </w:pPr>
+      <w:rPr>
+        <w:rFonts w:ascii="Symbol" w:hAnsi="Symbol" w:hint="default"/>
+      </w:rPr>
+    </w:lvl>
+    <w:lvl w:ilvl="1" w:tplc="40090003" w:tentative="1">
+      <w:start w:val="1"/>
+      <w:numFmt w:val="bullet"/>
+      <w:lvlText w:val="o"/>
+      <w:lvlJc w:val="left"/>
+      <w:pPr>
+        <w:ind w:left="1440" w:hanging="360"/>
+      </w:pPr>
+      <w:rPr>
+        <w:rFonts w:ascii="Courier New" w:hAnsi="Courier New" w:cs="Courier New" w:hint="default"/>
+      </w:rPr>
+    </w:lvl>
+    <w:lvl w:ilvl="2" w:tplc="40090005" w:tentative="1">
+      <w:start w:val="1"/>
+      <w:numFmt w:val="bullet"/>
+      <w:lvlText w:val=""/>
+      <w:lvlJc w:val="left"/>
+      <w:pPr>
+        <w:ind w:left="2160" w:hanging="360"/>
+      </w:pPr>
+      <w:rPr>
+        <w:rFonts w:ascii="Wingdings" w:hAnsi="Wingdings" w:hint="default"/>
+      </w:rPr>
+    </w:lvl>
+    <w:lvl w:ilvl="3" w:tplc="40090001" w:tentative="1">
+      <w:start w:val="1"/>
+      <w:numFmt w:val="bullet"/>
+      <w:lvlText w:val=""/>
+      <w:lvlJc w:val="left"/>
+      <w:pPr>
+        <w:ind w:left="2880" w:hanging="360"/>
+      </w:pPr>
+      <w:rPr>
+        <w:rFonts w:ascii="Symbol" w:hAnsi="Symbol" w:hint="default"/>
+      </w:rPr>
+    </w:lvl>
+    <w:lvl w:ilvl="4" w:tplc="40090003" w:tentative="1">
+      <w:start w:val="1"/>
+      <w:numFmt w:val="bullet"/>
+      <w:lvlText w:val="o"/>
+      <w:lvlJc w:val="left"/>
+      <w:pPr>
+        <w:ind w:left="3600" w:hanging="360"/>
+      </w:pPr>
+      <w:rPr>
+        <w:rFonts w:ascii="Courier New" w:hAnsi="Courier New" w:cs="Courier New" w:hint="default"/>
+      </w:rPr>
+    </w:lvl>
+    <w:lvl w:ilvl="5" w:tplc="40090005" w:tentative="1">
+      <w:start w:val="1"/>
+      <w:numFmt w:val="bullet"/>
+      <w:lvlText w:val=""/>
+      <w:lvlJc w:val="left"/>
+      <w:pPr>
+        <w:ind w:left="4320" w:hanging="360"/>
+      </w:pPr>
+      <w:rPr>
+        <w:rFonts w:ascii="Wingdings" w:hAnsi="Wingdings" w:hint="default"/>
+      </w:rPr>
+    </w:lvl>
+    <w:lvl w:ilvl="6" w:tplc="40090001" w:tentative="1">
+      <w:start w:val="1"/>
+      <w:numFmt w:val="bullet"/>
+      <w:lvlText w:val=""/>
+      <w:lvlJc w:val="left"/>
+      <w:pPr>
+        <w:ind w:left="5040" w:hanging="360"/>
+      </w:pPr>
+      <w:rPr>
+        <w:rFonts w:ascii="Symbol" w:hAnsi="Symbol" w:hint="default"/>
+      </w:rPr>
+    </w:lvl>
+    <w:lvl w:ilvl="7" w:tplc="40090003" w:tentative="1">
+      <w:start w:val="1"/>
+      <w:numFmt w:val="bullet"/>
+      <w:lvlText w:val="o"/>
+      <w:lvlJc w:val="left"/>
+      <w:pPr>
+        <w:ind w:left="5760" w:hanging="360"/>
+      </w:pPr>
+      <w:rPr>
+        <w:rFonts w:ascii="Courier New" w:hAnsi="Courier New" w:cs="Courier New" w:hint="default"/>
+      </w:rPr>
+    </w:lvl>
+    <w:lvl w:ilvl="8" w:tplc="40090005" w:tentative="1">
+      <w:start w:val="1"/>
+      <w:numFmt w:val="bullet"/>
+      <w:lvlText w:val=""/>
+      <w:lvlJc w:val="left"/>
+      <w:pPr>
+        <w:ind w:left="6480" w:hanging="360"/>
+      </w:pPr>
+      <w:rPr>
+        <w:rFonts w:ascii="Wingdings" w:hAnsi="Wingdings" w:hint="default"/>
+      </w:rPr>
+    </w:lvl>
+  </w:abstractNum>
+  <w:abstractNum w:abstractNumId="7" w15:restartNumberingAfterBreak="0">
     <w:nsid w:val="3A465203"/>
     <w:multiLevelType w:val="hybridMultilevel"/>
     <w:tmpl w:val="F1EA4C12"/>
@@ -3962,7 +8217,120 @@
       </w:pPr>
     </w:lvl>
   </w:abstractNum>
-  <w:abstractNum w:abstractNumId="7" w15:restartNumberingAfterBreak="0">
+  <w:abstractNum w:abstractNumId="8" w15:restartNumberingAfterBreak="0">
+    <w:nsid w:val="4BD579C3"/>
+    <w:multiLevelType w:val="hybridMultilevel"/>
+    <w:tmpl w:val="E8742D40"/>
+    <w:lvl w:ilvl="0" w:tplc="40090001">
+      <w:start w:val="1"/>
+      <w:numFmt w:val="bullet"/>
+      <w:lvlText w:val=""/>
+      <w:lvlJc w:val="left"/>
+      <w:pPr>
+        <w:ind w:left="720" w:hanging="360"/>
+      </w:pPr>
+      <w:rPr>
+        <w:rFonts w:ascii="Symbol" w:hAnsi="Symbol" w:hint="default"/>
+      </w:rPr>
+    </w:lvl>
+    <w:lvl w:ilvl="1" w:tplc="40090003" w:tentative="1">
+      <w:start w:val="1"/>
+      <w:numFmt w:val="bullet"/>
+      <w:lvlText w:val="o"/>
+      <w:lvlJc w:val="left"/>
+      <w:pPr>
+        <w:ind w:left="1440" w:hanging="360"/>
+      </w:pPr>
+      <w:rPr>
+        <w:rFonts w:ascii="Courier New" w:hAnsi="Courier New" w:cs="Courier New" w:hint="default"/>
+      </w:rPr>
+    </w:lvl>
+    <w:lvl w:ilvl="2" w:tplc="40090005" w:tentative="1">
+      <w:start w:val="1"/>
+      <w:numFmt w:val="bullet"/>
+      <w:lvlText w:val=""/>
+      <w:lvlJc w:val="left"/>
+      <w:pPr>
+        <w:ind w:left="2160" w:hanging="360"/>
+      </w:pPr>
+      <w:rPr>
+        <w:rFonts w:ascii="Wingdings" w:hAnsi="Wingdings" w:hint="default"/>
+      </w:rPr>
+    </w:lvl>
+    <w:lvl w:ilvl="3" w:tplc="40090001" w:tentative="1">
+      <w:start w:val="1"/>
+      <w:numFmt w:val="bullet"/>
+      <w:lvlText w:val=""/>
+      <w:lvlJc w:val="left"/>
+      <w:pPr>
+        <w:ind w:left="2880" w:hanging="360"/>
+      </w:pPr>
+      <w:rPr>
+        <w:rFonts w:ascii="Symbol" w:hAnsi="Symbol" w:hint="default"/>
+      </w:rPr>
+    </w:lvl>
+    <w:lvl w:ilvl="4" w:tplc="40090003" w:tentative="1">
+      <w:start w:val="1"/>
+      <w:numFmt w:val="bullet"/>
+      <w:lvlText w:val="o"/>
+      <w:lvlJc w:val="left"/>
+      <w:pPr>
+        <w:ind w:left="3600" w:hanging="360"/>
+      </w:pPr>
+      <w:rPr>
+        <w:rFonts w:ascii="Courier New" w:hAnsi="Courier New" w:cs="Courier New" w:hint="default"/>
+      </w:rPr>
+    </w:lvl>
+    <w:lvl w:ilvl="5" w:tplc="40090005" w:tentative="1">
+      <w:start w:val="1"/>
+      <w:numFmt w:val="bullet"/>
+      <w:lvlText w:val=""/>
+      <w:lvlJc w:val="left"/>
+      <w:pPr>
+        <w:ind w:left="4320" w:hanging="360"/>
+      </w:pPr>
+      <w:rPr>
+        <w:rFonts w:ascii="Wingdings" w:hAnsi="Wingdings" w:hint="default"/>
+      </w:rPr>
+    </w:lvl>
+    <w:lvl w:ilvl="6" w:tplc="40090001" w:tentative="1">
+      <w:start w:val="1"/>
+      <w:numFmt w:val="bullet"/>
+      <w:lvlText w:val=""/>
+      <w:lvlJc w:val="left"/>
+      <w:pPr>
+        <w:ind w:left="5040" w:hanging="360"/>
+      </w:pPr>
+      <w:rPr>
+        <w:rFonts w:ascii="Symbol" w:hAnsi="Symbol" w:hint="default"/>
+      </w:rPr>
+    </w:lvl>
+    <w:lvl w:ilvl="7" w:tplc="40090003" w:tentative="1">
+      <w:start w:val="1"/>
+      <w:numFmt w:val="bullet"/>
+      <w:lvlText w:val="o"/>
+      <w:lvlJc w:val="left"/>
+      <w:pPr>
+        <w:ind w:left="5760" w:hanging="360"/>
+      </w:pPr>
+      <w:rPr>
+        <w:rFonts w:ascii="Courier New" w:hAnsi="Courier New" w:cs="Courier New" w:hint="default"/>
+      </w:rPr>
+    </w:lvl>
+    <w:lvl w:ilvl="8" w:tplc="40090005" w:tentative="1">
+      <w:start w:val="1"/>
+      <w:numFmt w:val="bullet"/>
+      <w:lvlText w:val=""/>
+      <w:lvlJc w:val="left"/>
+      <w:pPr>
+        <w:ind w:left="6480" w:hanging="360"/>
+      </w:pPr>
+      <w:rPr>
+        <w:rFonts w:ascii="Wingdings" w:hAnsi="Wingdings" w:hint="default"/>
+      </w:rPr>
+    </w:lvl>
+  </w:abstractNum>
+  <w:abstractNum w:abstractNumId="9" w15:restartNumberingAfterBreak="0">
     <w:nsid w:val="55B9745D"/>
     <w:multiLevelType w:val="hybridMultilevel"/>
     <w:tmpl w:val="AE268552"/>
@@ -4051,7 +8419,233 @@
       </w:pPr>
     </w:lvl>
   </w:abstractNum>
-  <w:abstractNum w:abstractNumId="8" w15:restartNumberingAfterBreak="0">
+  <w:abstractNum w:abstractNumId="10" w15:restartNumberingAfterBreak="0">
+    <w:nsid w:val="5795323E"/>
+    <w:multiLevelType w:val="hybridMultilevel"/>
+    <w:tmpl w:val="63B0F784"/>
+    <w:lvl w:ilvl="0" w:tplc="40090001">
+      <w:start w:val="1"/>
+      <w:numFmt w:val="bullet"/>
+      <w:lvlText w:val=""/>
+      <w:lvlJc w:val="left"/>
+      <w:pPr>
+        <w:ind w:left="720" w:hanging="360"/>
+      </w:pPr>
+      <w:rPr>
+        <w:rFonts w:ascii="Symbol" w:hAnsi="Symbol" w:hint="default"/>
+      </w:rPr>
+    </w:lvl>
+    <w:lvl w:ilvl="1" w:tplc="40090003" w:tentative="1">
+      <w:start w:val="1"/>
+      <w:numFmt w:val="bullet"/>
+      <w:lvlText w:val="o"/>
+      <w:lvlJc w:val="left"/>
+      <w:pPr>
+        <w:ind w:left="1440" w:hanging="360"/>
+      </w:pPr>
+      <w:rPr>
+        <w:rFonts w:ascii="Courier New" w:hAnsi="Courier New" w:cs="Courier New" w:hint="default"/>
+      </w:rPr>
+    </w:lvl>
+    <w:lvl w:ilvl="2" w:tplc="40090005" w:tentative="1">
+      <w:start w:val="1"/>
+      <w:numFmt w:val="bullet"/>
+      <w:lvlText w:val=""/>
+      <w:lvlJc w:val="left"/>
+      <w:pPr>
+        <w:ind w:left="2160" w:hanging="360"/>
+      </w:pPr>
+      <w:rPr>
+        <w:rFonts w:ascii="Wingdings" w:hAnsi="Wingdings" w:hint="default"/>
+      </w:rPr>
+    </w:lvl>
+    <w:lvl w:ilvl="3" w:tplc="40090001" w:tentative="1">
+      <w:start w:val="1"/>
+      <w:numFmt w:val="bullet"/>
+      <w:lvlText w:val=""/>
+      <w:lvlJc w:val="left"/>
+      <w:pPr>
+        <w:ind w:left="2880" w:hanging="360"/>
+      </w:pPr>
+      <w:rPr>
+        <w:rFonts w:ascii="Symbol" w:hAnsi="Symbol" w:hint="default"/>
+      </w:rPr>
+    </w:lvl>
+    <w:lvl w:ilvl="4" w:tplc="40090003" w:tentative="1">
+      <w:start w:val="1"/>
+      <w:numFmt w:val="bullet"/>
+      <w:lvlText w:val="o"/>
+      <w:lvlJc w:val="left"/>
+      <w:pPr>
+        <w:ind w:left="3600" w:hanging="360"/>
+      </w:pPr>
+      <w:rPr>
+        <w:rFonts w:ascii="Courier New" w:hAnsi="Courier New" w:cs="Courier New" w:hint="default"/>
+      </w:rPr>
+    </w:lvl>
+    <w:lvl w:ilvl="5" w:tplc="40090005" w:tentative="1">
+      <w:start w:val="1"/>
+      <w:numFmt w:val="bullet"/>
+      <w:lvlText w:val=""/>
+      <w:lvlJc w:val="left"/>
+      <w:pPr>
+        <w:ind w:left="4320" w:hanging="360"/>
+      </w:pPr>
+      <w:rPr>
+        <w:rFonts w:ascii="Wingdings" w:hAnsi="Wingdings" w:hint="default"/>
+      </w:rPr>
+    </w:lvl>
+    <w:lvl w:ilvl="6" w:tplc="40090001" w:tentative="1">
+      <w:start w:val="1"/>
+      <w:numFmt w:val="bullet"/>
+      <w:lvlText w:val=""/>
+      <w:lvlJc w:val="left"/>
+      <w:pPr>
+        <w:ind w:left="5040" w:hanging="360"/>
+      </w:pPr>
+      <w:rPr>
+        <w:rFonts w:ascii="Symbol" w:hAnsi="Symbol" w:hint="default"/>
+      </w:rPr>
+    </w:lvl>
+    <w:lvl w:ilvl="7" w:tplc="40090003" w:tentative="1">
+      <w:start w:val="1"/>
+      <w:numFmt w:val="bullet"/>
+      <w:lvlText w:val="o"/>
+      <w:lvlJc w:val="left"/>
+      <w:pPr>
+        <w:ind w:left="5760" w:hanging="360"/>
+      </w:pPr>
+      <w:rPr>
+        <w:rFonts w:ascii="Courier New" w:hAnsi="Courier New" w:cs="Courier New" w:hint="default"/>
+      </w:rPr>
+    </w:lvl>
+    <w:lvl w:ilvl="8" w:tplc="40090005" w:tentative="1">
+      <w:start w:val="1"/>
+      <w:numFmt w:val="bullet"/>
+      <w:lvlText w:val=""/>
+      <w:lvlJc w:val="left"/>
+      <w:pPr>
+        <w:ind w:left="6480" w:hanging="360"/>
+      </w:pPr>
+      <w:rPr>
+        <w:rFonts w:ascii="Wingdings" w:hAnsi="Wingdings" w:hint="default"/>
+      </w:rPr>
+    </w:lvl>
+  </w:abstractNum>
+  <w:abstractNum w:abstractNumId="11" w15:restartNumberingAfterBreak="0">
+    <w:nsid w:val="5BF22C76"/>
+    <w:multiLevelType w:val="hybridMultilevel"/>
+    <w:tmpl w:val="0F3849D8"/>
+    <w:lvl w:ilvl="0" w:tplc="40090003">
+      <w:start w:val="1"/>
+      <w:numFmt w:val="bullet"/>
+      <w:lvlText w:val="o"/>
+      <w:lvlJc w:val="left"/>
+      <w:pPr>
+        <w:ind w:left="1260" w:hanging="360"/>
+      </w:pPr>
+      <w:rPr>
+        <w:rFonts w:ascii="Courier New" w:hAnsi="Courier New" w:cs="Courier New" w:hint="default"/>
+      </w:rPr>
+    </w:lvl>
+    <w:lvl w:ilvl="1" w:tplc="FFFFFFFF" w:tentative="1">
+      <w:start w:val="1"/>
+      <w:numFmt w:val="bullet"/>
+      <w:lvlText w:val="o"/>
+      <w:lvlJc w:val="left"/>
+      <w:pPr>
+        <w:ind w:left="1980" w:hanging="360"/>
+      </w:pPr>
+      <w:rPr>
+        <w:rFonts w:ascii="Courier New" w:hAnsi="Courier New" w:cs="Courier New" w:hint="default"/>
+      </w:rPr>
+    </w:lvl>
+    <w:lvl w:ilvl="2" w:tplc="FFFFFFFF" w:tentative="1">
+      <w:start w:val="1"/>
+      <w:numFmt w:val="bullet"/>
+      <w:lvlText w:val=""/>
+      <w:lvlJc w:val="left"/>
+      <w:pPr>
+        <w:ind w:left="2700" w:hanging="360"/>
+      </w:pPr>
+      <w:rPr>
+        <w:rFonts w:ascii="Wingdings" w:hAnsi="Wingdings" w:hint="default"/>
+      </w:rPr>
+    </w:lvl>
+    <w:lvl w:ilvl="3" w:tplc="FFFFFFFF" w:tentative="1">
+      <w:start w:val="1"/>
+      <w:numFmt w:val="bullet"/>
+      <w:lvlText w:val=""/>
+      <w:lvlJc w:val="left"/>
+      <w:pPr>
+        <w:ind w:left="3420" w:hanging="360"/>
+      </w:pPr>
+      <w:rPr>
+        <w:rFonts w:ascii="Symbol" w:hAnsi="Symbol" w:hint="default"/>
+      </w:rPr>
+    </w:lvl>
+    <w:lvl w:ilvl="4" w:tplc="FFFFFFFF" w:tentative="1">
+      <w:start w:val="1"/>
+      <w:numFmt w:val="bullet"/>
+      <w:lvlText w:val="o"/>
+      <w:lvlJc w:val="left"/>
+      <w:pPr>
+        <w:ind w:left="4140" w:hanging="360"/>
+      </w:pPr>
+      <w:rPr>
+        <w:rFonts w:ascii="Courier New" w:hAnsi="Courier New" w:cs="Courier New" w:hint="default"/>
+      </w:rPr>
+    </w:lvl>
+    <w:lvl w:ilvl="5" w:tplc="FFFFFFFF" w:tentative="1">
+      <w:start w:val="1"/>
+      <w:numFmt w:val="bullet"/>
+      <w:lvlText w:val=""/>
+      <w:lvlJc w:val="left"/>
+      <w:pPr>
+        <w:ind w:left="4860" w:hanging="360"/>
+      </w:pPr>
+      <w:rPr>
+        <w:rFonts w:ascii="Wingdings" w:hAnsi="Wingdings" w:hint="default"/>
+      </w:rPr>
+    </w:lvl>
+    <w:lvl w:ilvl="6" w:tplc="FFFFFFFF" w:tentative="1">
+      <w:start w:val="1"/>
+      <w:numFmt w:val="bullet"/>
+      <w:lvlText w:val=""/>
+      <w:lvlJc w:val="left"/>
+      <w:pPr>
+        <w:ind w:left="5580" w:hanging="360"/>
+      </w:pPr>
+      <w:rPr>
+        <w:rFonts w:ascii="Symbol" w:hAnsi="Symbol" w:hint="default"/>
+      </w:rPr>
+    </w:lvl>
+    <w:lvl w:ilvl="7" w:tplc="FFFFFFFF" w:tentative="1">
+      <w:start w:val="1"/>
+      <w:numFmt w:val="bullet"/>
+      <w:lvlText w:val="o"/>
+      <w:lvlJc w:val="left"/>
+      <w:pPr>
+        <w:ind w:left="6300" w:hanging="360"/>
+      </w:pPr>
+      <w:rPr>
+        <w:rFonts w:ascii="Courier New" w:hAnsi="Courier New" w:cs="Courier New" w:hint="default"/>
+      </w:rPr>
+    </w:lvl>
+    <w:lvl w:ilvl="8" w:tplc="FFFFFFFF" w:tentative="1">
+      <w:start w:val="1"/>
+      <w:numFmt w:val="bullet"/>
+      <w:lvlText w:val=""/>
+      <w:lvlJc w:val="left"/>
+      <w:pPr>
+        <w:ind w:left="7020" w:hanging="360"/>
+      </w:pPr>
+      <w:rPr>
+        <w:rFonts w:ascii="Wingdings" w:hAnsi="Wingdings" w:hint="default"/>
+      </w:rPr>
+    </w:lvl>
+  </w:abstractNum>
+  <w:abstractNum w:abstractNumId="12" w15:restartNumberingAfterBreak="0">
     <w:nsid w:val="613F7D9A"/>
     <w:multiLevelType w:val="hybridMultilevel"/>
     <w:tmpl w:val="BB58C6EC"/>
@@ -4137,7 +8731,7 @@
       </w:pPr>
     </w:lvl>
   </w:abstractNum>
-  <w:abstractNum w:abstractNumId="9" w15:restartNumberingAfterBreak="0">
+  <w:abstractNum w:abstractNumId="13" w15:restartNumberingAfterBreak="0">
     <w:nsid w:val="63D95351"/>
     <w:multiLevelType w:val="hybridMultilevel"/>
     <w:tmpl w:val="C7D4C40C"/>
@@ -4224,6 +8818,684 @@
       <w:pPr>
         <w:ind w:left="6840" w:hanging="180"/>
       </w:pPr>
+    </w:lvl>
+  </w:abstractNum>
+  <w:abstractNum w:abstractNumId="14" w15:restartNumberingAfterBreak="0">
+    <w:nsid w:val="655B0E2C"/>
+    <w:multiLevelType w:val="hybridMultilevel"/>
+    <w:tmpl w:val="C7BABA1E"/>
+    <w:lvl w:ilvl="0" w:tplc="40090001">
+      <w:start w:val="1"/>
+      <w:numFmt w:val="bullet"/>
+      <w:lvlText w:val=""/>
+      <w:lvlJc w:val="left"/>
+      <w:pPr>
+        <w:ind w:left="720" w:hanging="360"/>
+      </w:pPr>
+      <w:rPr>
+        <w:rFonts w:ascii="Symbol" w:hAnsi="Symbol" w:hint="default"/>
+      </w:rPr>
+    </w:lvl>
+    <w:lvl w:ilvl="1" w:tplc="40090003" w:tentative="1">
+      <w:start w:val="1"/>
+      <w:numFmt w:val="bullet"/>
+      <w:lvlText w:val="o"/>
+      <w:lvlJc w:val="left"/>
+      <w:pPr>
+        <w:ind w:left="1440" w:hanging="360"/>
+      </w:pPr>
+      <w:rPr>
+        <w:rFonts w:ascii="Courier New" w:hAnsi="Courier New" w:cs="Courier New" w:hint="default"/>
+      </w:rPr>
+    </w:lvl>
+    <w:lvl w:ilvl="2" w:tplc="40090005" w:tentative="1">
+      <w:start w:val="1"/>
+      <w:numFmt w:val="bullet"/>
+      <w:lvlText w:val=""/>
+      <w:lvlJc w:val="left"/>
+      <w:pPr>
+        <w:ind w:left="2160" w:hanging="360"/>
+      </w:pPr>
+      <w:rPr>
+        <w:rFonts w:ascii="Wingdings" w:hAnsi="Wingdings" w:hint="default"/>
+      </w:rPr>
+    </w:lvl>
+    <w:lvl w:ilvl="3" w:tplc="40090001" w:tentative="1">
+      <w:start w:val="1"/>
+      <w:numFmt w:val="bullet"/>
+      <w:lvlText w:val=""/>
+      <w:lvlJc w:val="left"/>
+      <w:pPr>
+        <w:ind w:left="2880" w:hanging="360"/>
+      </w:pPr>
+      <w:rPr>
+        <w:rFonts w:ascii="Symbol" w:hAnsi="Symbol" w:hint="default"/>
+      </w:rPr>
+    </w:lvl>
+    <w:lvl w:ilvl="4" w:tplc="40090003" w:tentative="1">
+      <w:start w:val="1"/>
+      <w:numFmt w:val="bullet"/>
+      <w:lvlText w:val="o"/>
+      <w:lvlJc w:val="left"/>
+      <w:pPr>
+        <w:ind w:left="3600" w:hanging="360"/>
+      </w:pPr>
+      <w:rPr>
+        <w:rFonts w:ascii="Courier New" w:hAnsi="Courier New" w:cs="Courier New" w:hint="default"/>
+      </w:rPr>
+    </w:lvl>
+    <w:lvl w:ilvl="5" w:tplc="40090005" w:tentative="1">
+      <w:start w:val="1"/>
+      <w:numFmt w:val="bullet"/>
+      <w:lvlText w:val=""/>
+      <w:lvlJc w:val="left"/>
+      <w:pPr>
+        <w:ind w:left="4320" w:hanging="360"/>
+      </w:pPr>
+      <w:rPr>
+        <w:rFonts w:ascii="Wingdings" w:hAnsi="Wingdings" w:hint="default"/>
+      </w:rPr>
+    </w:lvl>
+    <w:lvl w:ilvl="6" w:tplc="40090001" w:tentative="1">
+      <w:start w:val="1"/>
+      <w:numFmt w:val="bullet"/>
+      <w:lvlText w:val=""/>
+      <w:lvlJc w:val="left"/>
+      <w:pPr>
+        <w:ind w:left="5040" w:hanging="360"/>
+      </w:pPr>
+      <w:rPr>
+        <w:rFonts w:ascii="Symbol" w:hAnsi="Symbol" w:hint="default"/>
+      </w:rPr>
+    </w:lvl>
+    <w:lvl w:ilvl="7" w:tplc="40090003" w:tentative="1">
+      <w:start w:val="1"/>
+      <w:numFmt w:val="bullet"/>
+      <w:lvlText w:val="o"/>
+      <w:lvlJc w:val="left"/>
+      <w:pPr>
+        <w:ind w:left="5760" w:hanging="360"/>
+      </w:pPr>
+      <w:rPr>
+        <w:rFonts w:ascii="Courier New" w:hAnsi="Courier New" w:cs="Courier New" w:hint="default"/>
+      </w:rPr>
+    </w:lvl>
+    <w:lvl w:ilvl="8" w:tplc="40090005" w:tentative="1">
+      <w:start w:val="1"/>
+      <w:numFmt w:val="bullet"/>
+      <w:lvlText w:val=""/>
+      <w:lvlJc w:val="left"/>
+      <w:pPr>
+        <w:ind w:left="6480" w:hanging="360"/>
+      </w:pPr>
+      <w:rPr>
+        <w:rFonts w:ascii="Wingdings" w:hAnsi="Wingdings" w:hint="default"/>
+      </w:rPr>
+    </w:lvl>
+  </w:abstractNum>
+  <w:abstractNum w:abstractNumId="15" w15:restartNumberingAfterBreak="0">
+    <w:nsid w:val="65FF2DA3"/>
+    <w:multiLevelType w:val="hybridMultilevel"/>
+    <w:tmpl w:val="28968EC8"/>
+    <w:lvl w:ilvl="0" w:tplc="40090003">
+      <w:start w:val="1"/>
+      <w:numFmt w:val="bullet"/>
+      <w:lvlText w:val="o"/>
+      <w:lvlJc w:val="left"/>
+      <w:pPr>
+        <w:ind w:left="1260" w:hanging="360"/>
+      </w:pPr>
+      <w:rPr>
+        <w:rFonts w:ascii="Courier New" w:hAnsi="Courier New" w:cs="Courier New" w:hint="default"/>
+      </w:rPr>
+    </w:lvl>
+    <w:lvl w:ilvl="1" w:tplc="40090003" w:tentative="1">
+      <w:start w:val="1"/>
+      <w:numFmt w:val="bullet"/>
+      <w:lvlText w:val="o"/>
+      <w:lvlJc w:val="left"/>
+      <w:pPr>
+        <w:ind w:left="1980" w:hanging="360"/>
+      </w:pPr>
+      <w:rPr>
+        <w:rFonts w:ascii="Courier New" w:hAnsi="Courier New" w:cs="Courier New" w:hint="default"/>
+      </w:rPr>
+    </w:lvl>
+    <w:lvl w:ilvl="2" w:tplc="40090005" w:tentative="1">
+      <w:start w:val="1"/>
+      <w:numFmt w:val="bullet"/>
+      <w:lvlText w:val=""/>
+      <w:lvlJc w:val="left"/>
+      <w:pPr>
+        <w:ind w:left="2700" w:hanging="360"/>
+      </w:pPr>
+      <w:rPr>
+        <w:rFonts w:ascii="Wingdings" w:hAnsi="Wingdings" w:hint="default"/>
+      </w:rPr>
+    </w:lvl>
+    <w:lvl w:ilvl="3" w:tplc="40090001" w:tentative="1">
+      <w:start w:val="1"/>
+      <w:numFmt w:val="bullet"/>
+      <w:lvlText w:val=""/>
+      <w:lvlJc w:val="left"/>
+      <w:pPr>
+        <w:ind w:left="3420" w:hanging="360"/>
+      </w:pPr>
+      <w:rPr>
+        <w:rFonts w:ascii="Symbol" w:hAnsi="Symbol" w:hint="default"/>
+      </w:rPr>
+    </w:lvl>
+    <w:lvl w:ilvl="4" w:tplc="40090003" w:tentative="1">
+      <w:start w:val="1"/>
+      <w:numFmt w:val="bullet"/>
+      <w:lvlText w:val="o"/>
+      <w:lvlJc w:val="left"/>
+      <w:pPr>
+        <w:ind w:left="4140" w:hanging="360"/>
+      </w:pPr>
+      <w:rPr>
+        <w:rFonts w:ascii="Courier New" w:hAnsi="Courier New" w:cs="Courier New" w:hint="default"/>
+      </w:rPr>
+    </w:lvl>
+    <w:lvl w:ilvl="5" w:tplc="40090005" w:tentative="1">
+      <w:start w:val="1"/>
+      <w:numFmt w:val="bullet"/>
+      <w:lvlText w:val=""/>
+      <w:lvlJc w:val="left"/>
+      <w:pPr>
+        <w:ind w:left="4860" w:hanging="360"/>
+      </w:pPr>
+      <w:rPr>
+        <w:rFonts w:ascii="Wingdings" w:hAnsi="Wingdings" w:hint="default"/>
+      </w:rPr>
+    </w:lvl>
+    <w:lvl w:ilvl="6" w:tplc="40090001" w:tentative="1">
+      <w:start w:val="1"/>
+      <w:numFmt w:val="bullet"/>
+      <w:lvlText w:val=""/>
+      <w:lvlJc w:val="left"/>
+      <w:pPr>
+        <w:ind w:left="5580" w:hanging="360"/>
+      </w:pPr>
+      <w:rPr>
+        <w:rFonts w:ascii="Symbol" w:hAnsi="Symbol" w:hint="default"/>
+      </w:rPr>
+    </w:lvl>
+    <w:lvl w:ilvl="7" w:tplc="40090003" w:tentative="1">
+      <w:start w:val="1"/>
+      <w:numFmt w:val="bullet"/>
+      <w:lvlText w:val="o"/>
+      <w:lvlJc w:val="left"/>
+      <w:pPr>
+        <w:ind w:left="6300" w:hanging="360"/>
+      </w:pPr>
+      <w:rPr>
+        <w:rFonts w:ascii="Courier New" w:hAnsi="Courier New" w:cs="Courier New" w:hint="default"/>
+      </w:rPr>
+    </w:lvl>
+    <w:lvl w:ilvl="8" w:tplc="40090005" w:tentative="1">
+      <w:start w:val="1"/>
+      <w:numFmt w:val="bullet"/>
+      <w:lvlText w:val=""/>
+      <w:lvlJc w:val="left"/>
+      <w:pPr>
+        <w:ind w:left="7020" w:hanging="360"/>
+      </w:pPr>
+      <w:rPr>
+        <w:rFonts w:ascii="Wingdings" w:hAnsi="Wingdings" w:hint="default"/>
+      </w:rPr>
+    </w:lvl>
+  </w:abstractNum>
+  <w:abstractNum w:abstractNumId="16" w15:restartNumberingAfterBreak="0">
+    <w:nsid w:val="768A4ABB"/>
+    <w:multiLevelType w:val="hybridMultilevel"/>
+    <w:tmpl w:val="7972939E"/>
+    <w:lvl w:ilvl="0" w:tplc="40090001">
+      <w:start w:val="1"/>
+      <w:numFmt w:val="bullet"/>
+      <w:lvlText w:val=""/>
+      <w:lvlJc w:val="left"/>
+      <w:pPr>
+        <w:ind w:left="720" w:hanging="360"/>
+      </w:pPr>
+      <w:rPr>
+        <w:rFonts w:ascii="Symbol" w:hAnsi="Symbol" w:hint="default"/>
+      </w:rPr>
+    </w:lvl>
+    <w:lvl w:ilvl="1" w:tplc="40090003" w:tentative="1">
+      <w:start w:val="1"/>
+      <w:numFmt w:val="bullet"/>
+      <w:lvlText w:val="o"/>
+      <w:lvlJc w:val="left"/>
+      <w:pPr>
+        <w:ind w:left="1440" w:hanging="360"/>
+      </w:pPr>
+      <w:rPr>
+        <w:rFonts w:ascii="Courier New" w:hAnsi="Courier New" w:cs="Courier New" w:hint="default"/>
+      </w:rPr>
+    </w:lvl>
+    <w:lvl w:ilvl="2" w:tplc="40090005" w:tentative="1">
+      <w:start w:val="1"/>
+      <w:numFmt w:val="bullet"/>
+      <w:lvlText w:val=""/>
+      <w:lvlJc w:val="left"/>
+      <w:pPr>
+        <w:ind w:left="2160" w:hanging="360"/>
+      </w:pPr>
+      <w:rPr>
+        <w:rFonts w:ascii="Wingdings" w:hAnsi="Wingdings" w:hint="default"/>
+      </w:rPr>
+    </w:lvl>
+    <w:lvl w:ilvl="3" w:tplc="40090001" w:tentative="1">
+      <w:start w:val="1"/>
+      <w:numFmt w:val="bullet"/>
+      <w:lvlText w:val=""/>
+      <w:lvlJc w:val="left"/>
+      <w:pPr>
+        <w:ind w:left="2880" w:hanging="360"/>
+      </w:pPr>
+      <w:rPr>
+        <w:rFonts w:ascii="Symbol" w:hAnsi="Symbol" w:hint="default"/>
+      </w:rPr>
+    </w:lvl>
+    <w:lvl w:ilvl="4" w:tplc="40090003" w:tentative="1">
+      <w:start w:val="1"/>
+      <w:numFmt w:val="bullet"/>
+      <w:lvlText w:val="o"/>
+      <w:lvlJc w:val="left"/>
+      <w:pPr>
+        <w:ind w:left="3600" w:hanging="360"/>
+      </w:pPr>
+      <w:rPr>
+        <w:rFonts w:ascii="Courier New" w:hAnsi="Courier New" w:cs="Courier New" w:hint="default"/>
+      </w:rPr>
+    </w:lvl>
+    <w:lvl w:ilvl="5" w:tplc="40090005" w:tentative="1">
+      <w:start w:val="1"/>
+      <w:numFmt w:val="bullet"/>
+      <w:lvlText w:val=""/>
+      <w:lvlJc w:val="left"/>
+      <w:pPr>
+        <w:ind w:left="4320" w:hanging="360"/>
+      </w:pPr>
+      <w:rPr>
+        <w:rFonts w:ascii="Wingdings" w:hAnsi="Wingdings" w:hint="default"/>
+      </w:rPr>
+    </w:lvl>
+    <w:lvl w:ilvl="6" w:tplc="40090001" w:tentative="1">
+      <w:start w:val="1"/>
+      <w:numFmt w:val="bullet"/>
+      <w:lvlText w:val=""/>
+      <w:lvlJc w:val="left"/>
+      <w:pPr>
+        <w:ind w:left="5040" w:hanging="360"/>
+      </w:pPr>
+      <w:rPr>
+        <w:rFonts w:ascii="Symbol" w:hAnsi="Symbol" w:hint="default"/>
+      </w:rPr>
+    </w:lvl>
+    <w:lvl w:ilvl="7" w:tplc="40090003" w:tentative="1">
+      <w:start w:val="1"/>
+      <w:numFmt w:val="bullet"/>
+      <w:lvlText w:val="o"/>
+      <w:lvlJc w:val="left"/>
+      <w:pPr>
+        <w:ind w:left="5760" w:hanging="360"/>
+      </w:pPr>
+      <w:rPr>
+        <w:rFonts w:ascii="Courier New" w:hAnsi="Courier New" w:cs="Courier New" w:hint="default"/>
+      </w:rPr>
+    </w:lvl>
+    <w:lvl w:ilvl="8" w:tplc="40090005" w:tentative="1">
+      <w:start w:val="1"/>
+      <w:numFmt w:val="bullet"/>
+      <w:lvlText w:val=""/>
+      <w:lvlJc w:val="left"/>
+      <w:pPr>
+        <w:ind w:left="6480" w:hanging="360"/>
+      </w:pPr>
+      <w:rPr>
+        <w:rFonts w:ascii="Wingdings" w:hAnsi="Wingdings" w:hint="default"/>
+      </w:rPr>
+    </w:lvl>
+  </w:abstractNum>
+  <w:abstractNum w:abstractNumId="17" w15:restartNumberingAfterBreak="0">
+    <w:nsid w:val="7B3332EE"/>
+    <w:multiLevelType w:val="hybridMultilevel"/>
+    <w:tmpl w:val="45FA074A"/>
+    <w:lvl w:ilvl="0" w:tplc="40090001">
+      <w:start w:val="1"/>
+      <w:numFmt w:val="bullet"/>
+      <w:lvlText w:val=""/>
+      <w:lvlJc w:val="left"/>
+      <w:pPr>
+        <w:ind w:left="720" w:hanging="360"/>
+      </w:pPr>
+      <w:rPr>
+        <w:rFonts w:ascii="Symbol" w:hAnsi="Symbol" w:hint="default"/>
+      </w:rPr>
+    </w:lvl>
+    <w:lvl w:ilvl="1" w:tplc="40090003" w:tentative="1">
+      <w:start w:val="1"/>
+      <w:numFmt w:val="bullet"/>
+      <w:lvlText w:val="o"/>
+      <w:lvlJc w:val="left"/>
+      <w:pPr>
+        <w:ind w:left="1440" w:hanging="360"/>
+      </w:pPr>
+      <w:rPr>
+        <w:rFonts w:ascii="Courier New" w:hAnsi="Courier New" w:cs="Courier New" w:hint="default"/>
+      </w:rPr>
+    </w:lvl>
+    <w:lvl w:ilvl="2" w:tplc="40090005" w:tentative="1">
+      <w:start w:val="1"/>
+      <w:numFmt w:val="bullet"/>
+      <w:lvlText w:val=""/>
+      <w:lvlJc w:val="left"/>
+      <w:pPr>
+        <w:ind w:left="2160" w:hanging="360"/>
+      </w:pPr>
+      <w:rPr>
+        <w:rFonts w:ascii="Wingdings" w:hAnsi="Wingdings" w:hint="default"/>
+      </w:rPr>
+    </w:lvl>
+    <w:lvl w:ilvl="3" w:tplc="40090001" w:tentative="1">
+      <w:start w:val="1"/>
+      <w:numFmt w:val="bullet"/>
+      <w:lvlText w:val=""/>
+      <w:lvlJc w:val="left"/>
+      <w:pPr>
+        <w:ind w:left="2880" w:hanging="360"/>
+      </w:pPr>
+      <w:rPr>
+        <w:rFonts w:ascii="Symbol" w:hAnsi="Symbol" w:hint="default"/>
+      </w:rPr>
+    </w:lvl>
+    <w:lvl w:ilvl="4" w:tplc="40090003" w:tentative="1">
+      <w:start w:val="1"/>
+      <w:numFmt w:val="bullet"/>
+      <w:lvlText w:val="o"/>
+      <w:lvlJc w:val="left"/>
+      <w:pPr>
+        <w:ind w:left="3600" w:hanging="360"/>
+      </w:pPr>
+      <w:rPr>
+        <w:rFonts w:ascii="Courier New" w:hAnsi="Courier New" w:cs="Courier New" w:hint="default"/>
+      </w:rPr>
+    </w:lvl>
+    <w:lvl w:ilvl="5" w:tplc="40090005" w:tentative="1">
+      <w:start w:val="1"/>
+      <w:numFmt w:val="bullet"/>
+      <w:lvlText w:val=""/>
+      <w:lvlJc w:val="left"/>
+      <w:pPr>
+        <w:ind w:left="4320" w:hanging="360"/>
+      </w:pPr>
+      <w:rPr>
+        <w:rFonts w:ascii="Wingdings" w:hAnsi="Wingdings" w:hint="default"/>
+      </w:rPr>
+    </w:lvl>
+    <w:lvl w:ilvl="6" w:tplc="40090001" w:tentative="1">
+      <w:start w:val="1"/>
+      <w:numFmt w:val="bullet"/>
+      <w:lvlText w:val=""/>
+      <w:lvlJc w:val="left"/>
+      <w:pPr>
+        <w:ind w:left="5040" w:hanging="360"/>
+      </w:pPr>
+      <w:rPr>
+        <w:rFonts w:ascii="Symbol" w:hAnsi="Symbol" w:hint="default"/>
+      </w:rPr>
+    </w:lvl>
+    <w:lvl w:ilvl="7" w:tplc="40090003" w:tentative="1">
+      <w:start w:val="1"/>
+      <w:numFmt w:val="bullet"/>
+      <w:lvlText w:val="o"/>
+      <w:lvlJc w:val="left"/>
+      <w:pPr>
+        <w:ind w:left="5760" w:hanging="360"/>
+      </w:pPr>
+      <w:rPr>
+        <w:rFonts w:ascii="Courier New" w:hAnsi="Courier New" w:cs="Courier New" w:hint="default"/>
+      </w:rPr>
+    </w:lvl>
+    <w:lvl w:ilvl="8" w:tplc="40090005" w:tentative="1">
+      <w:start w:val="1"/>
+      <w:numFmt w:val="bullet"/>
+      <w:lvlText w:val=""/>
+      <w:lvlJc w:val="left"/>
+      <w:pPr>
+        <w:ind w:left="6480" w:hanging="360"/>
+      </w:pPr>
+      <w:rPr>
+        <w:rFonts w:ascii="Wingdings" w:hAnsi="Wingdings" w:hint="default"/>
+      </w:rPr>
+    </w:lvl>
+  </w:abstractNum>
+  <w:abstractNum w:abstractNumId="18" w15:restartNumberingAfterBreak="0">
+    <w:nsid w:val="7CCA24AD"/>
+    <w:multiLevelType w:val="hybridMultilevel"/>
+    <w:tmpl w:val="5EC64012"/>
+    <w:lvl w:ilvl="0" w:tplc="40090001">
+      <w:start w:val="1"/>
+      <w:numFmt w:val="bullet"/>
+      <w:lvlText w:val=""/>
+      <w:lvlJc w:val="left"/>
+      <w:pPr>
+        <w:ind w:left="720" w:hanging="360"/>
+      </w:pPr>
+      <w:rPr>
+        <w:rFonts w:ascii="Symbol" w:hAnsi="Symbol" w:hint="default"/>
+      </w:rPr>
+    </w:lvl>
+    <w:lvl w:ilvl="1" w:tplc="40090003" w:tentative="1">
+      <w:start w:val="1"/>
+      <w:numFmt w:val="bullet"/>
+      <w:lvlText w:val="o"/>
+      <w:lvlJc w:val="left"/>
+      <w:pPr>
+        <w:ind w:left="1440" w:hanging="360"/>
+      </w:pPr>
+      <w:rPr>
+        <w:rFonts w:ascii="Courier New" w:hAnsi="Courier New" w:cs="Courier New" w:hint="default"/>
+      </w:rPr>
+    </w:lvl>
+    <w:lvl w:ilvl="2" w:tplc="40090005" w:tentative="1">
+      <w:start w:val="1"/>
+      <w:numFmt w:val="bullet"/>
+      <w:lvlText w:val=""/>
+      <w:lvlJc w:val="left"/>
+      <w:pPr>
+        <w:ind w:left="2160" w:hanging="360"/>
+      </w:pPr>
+      <w:rPr>
+        <w:rFonts w:ascii="Wingdings" w:hAnsi="Wingdings" w:hint="default"/>
+      </w:rPr>
+    </w:lvl>
+    <w:lvl w:ilvl="3" w:tplc="40090001" w:tentative="1">
+      <w:start w:val="1"/>
+      <w:numFmt w:val="bullet"/>
+      <w:lvlText w:val=""/>
+      <w:lvlJc w:val="left"/>
+      <w:pPr>
+        <w:ind w:left="2880" w:hanging="360"/>
+      </w:pPr>
+      <w:rPr>
+        <w:rFonts w:ascii="Symbol" w:hAnsi="Symbol" w:hint="default"/>
+      </w:rPr>
+    </w:lvl>
+    <w:lvl w:ilvl="4" w:tplc="40090003" w:tentative="1">
+      <w:start w:val="1"/>
+      <w:numFmt w:val="bullet"/>
+      <w:lvlText w:val="o"/>
+      <w:lvlJc w:val="left"/>
+      <w:pPr>
+        <w:ind w:left="3600" w:hanging="360"/>
+      </w:pPr>
+      <w:rPr>
+        <w:rFonts w:ascii="Courier New" w:hAnsi="Courier New" w:cs="Courier New" w:hint="default"/>
+      </w:rPr>
+    </w:lvl>
+    <w:lvl w:ilvl="5" w:tplc="40090005" w:tentative="1">
+      <w:start w:val="1"/>
+      <w:numFmt w:val="bullet"/>
+      <w:lvlText w:val=""/>
+      <w:lvlJc w:val="left"/>
+      <w:pPr>
+        <w:ind w:left="4320" w:hanging="360"/>
+      </w:pPr>
+      <w:rPr>
+        <w:rFonts w:ascii="Wingdings" w:hAnsi="Wingdings" w:hint="default"/>
+      </w:rPr>
+    </w:lvl>
+    <w:lvl w:ilvl="6" w:tplc="40090001" w:tentative="1">
+      <w:start w:val="1"/>
+      <w:numFmt w:val="bullet"/>
+      <w:lvlText w:val=""/>
+      <w:lvlJc w:val="left"/>
+      <w:pPr>
+        <w:ind w:left="5040" w:hanging="360"/>
+      </w:pPr>
+      <w:rPr>
+        <w:rFonts w:ascii="Symbol" w:hAnsi="Symbol" w:hint="default"/>
+      </w:rPr>
+    </w:lvl>
+    <w:lvl w:ilvl="7" w:tplc="40090003" w:tentative="1">
+      <w:start w:val="1"/>
+      <w:numFmt w:val="bullet"/>
+      <w:lvlText w:val="o"/>
+      <w:lvlJc w:val="left"/>
+      <w:pPr>
+        <w:ind w:left="5760" w:hanging="360"/>
+      </w:pPr>
+      <w:rPr>
+        <w:rFonts w:ascii="Courier New" w:hAnsi="Courier New" w:cs="Courier New" w:hint="default"/>
+      </w:rPr>
+    </w:lvl>
+    <w:lvl w:ilvl="8" w:tplc="40090005" w:tentative="1">
+      <w:start w:val="1"/>
+      <w:numFmt w:val="bullet"/>
+      <w:lvlText w:val=""/>
+      <w:lvlJc w:val="left"/>
+      <w:pPr>
+        <w:ind w:left="6480" w:hanging="360"/>
+      </w:pPr>
+      <w:rPr>
+        <w:rFonts w:ascii="Wingdings" w:hAnsi="Wingdings" w:hint="default"/>
+      </w:rPr>
+    </w:lvl>
+  </w:abstractNum>
+  <w:abstractNum w:abstractNumId="19" w15:restartNumberingAfterBreak="0">
+    <w:nsid w:val="7E167863"/>
+    <w:multiLevelType w:val="hybridMultilevel"/>
+    <w:tmpl w:val="7D7C7CE4"/>
+    <w:lvl w:ilvl="0" w:tplc="40090001">
+      <w:start w:val="1"/>
+      <w:numFmt w:val="bullet"/>
+      <w:lvlText w:val=""/>
+      <w:lvlJc w:val="left"/>
+      <w:pPr>
+        <w:ind w:left="720" w:hanging="360"/>
+      </w:pPr>
+      <w:rPr>
+        <w:rFonts w:ascii="Symbol" w:hAnsi="Symbol" w:hint="default"/>
+      </w:rPr>
+    </w:lvl>
+    <w:lvl w:ilvl="1" w:tplc="40090003" w:tentative="1">
+      <w:start w:val="1"/>
+      <w:numFmt w:val="bullet"/>
+      <w:lvlText w:val="o"/>
+      <w:lvlJc w:val="left"/>
+      <w:pPr>
+        <w:ind w:left="1440" w:hanging="360"/>
+      </w:pPr>
+      <w:rPr>
+        <w:rFonts w:ascii="Courier New" w:hAnsi="Courier New" w:cs="Courier New" w:hint="default"/>
+      </w:rPr>
+    </w:lvl>
+    <w:lvl w:ilvl="2" w:tplc="40090005" w:tentative="1">
+      <w:start w:val="1"/>
+      <w:numFmt w:val="bullet"/>
+      <w:lvlText w:val=""/>
+      <w:lvlJc w:val="left"/>
+      <w:pPr>
+        <w:ind w:left="2160" w:hanging="360"/>
+      </w:pPr>
+      <w:rPr>
+        <w:rFonts w:ascii="Wingdings" w:hAnsi="Wingdings" w:hint="default"/>
+      </w:rPr>
+    </w:lvl>
+    <w:lvl w:ilvl="3" w:tplc="40090001" w:tentative="1">
+      <w:start w:val="1"/>
+      <w:numFmt w:val="bullet"/>
+      <w:lvlText w:val=""/>
+      <w:lvlJc w:val="left"/>
+      <w:pPr>
+        <w:ind w:left="2880" w:hanging="360"/>
+      </w:pPr>
+      <w:rPr>
+        <w:rFonts w:ascii="Symbol" w:hAnsi="Symbol" w:hint="default"/>
+      </w:rPr>
+    </w:lvl>
+    <w:lvl w:ilvl="4" w:tplc="40090003" w:tentative="1">
+      <w:start w:val="1"/>
+      <w:numFmt w:val="bullet"/>
+      <w:lvlText w:val="o"/>
+      <w:lvlJc w:val="left"/>
+      <w:pPr>
+        <w:ind w:left="3600" w:hanging="360"/>
+      </w:pPr>
+      <w:rPr>
+        <w:rFonts w:ascii="Courier New" w:hAnsi="Courier New" w:cs="Courier New" w:hint="default"/>
+      </w:rPr>
+    </w:lvl>
+    <w:lvl w:ilvl="5" w:tplc="40090005" w:tentative="1">
+      <w:start w:val="1"/>
+      <w:numFmt w:val="bullet"/>
+      <w:lvlText w:val=""/>
+      <w:lvlJc w:val="left"/>
+      <w:pPr>
+        <w:ind w:left="4320" w:hanging="360"/>
+      </w:pPr>
+      <w:rPr>
+        <w:rFonts w:ascii="Wingdings" w:hAnsi="Wingdings" w:hint="default"/>
+      </w:rPr>
+    </w:lvl>
+    <w:lvl w:ilvl="6" w:tplc="40090001" w:tentative="1">
+      <w:start w:val="1"/>
+      <w:numFmt w:val="bullet"/>
+      <w:lvlText w:val=""/>
+      <w:lvlJc w:val="left"/>
+      <w:pPr>
+        <w:ind w:left="5040" w:hanging="360"/>
+      </w:pPr>
+      <w:rPr>
+        <w:rFonts w:ascii="Symbol" w:hAnsi="Symbol" w:hint="default"/>
+      </w:rPr>
+    </w:lvl>
+    <w:lvl w:ilvl="7" w:tplc="40090003" w:tentative="1">
+      <w:start w:val="1"/>
+      <w:numFmt w:val="bullet"/>
+      <w:lvlText w:val="o"/>
+      <w:lvlJc w:val="left"/>
+      <w:pPr>
+        <w:ind w:left="5760" w:hanging="360"/>
+      </w:pPr>
+      <w:rPr>
+        <w:rFonts w:ascii="Courier New" w:hAnsi="Courier New" w:cs="Courier New" w:hint="default"/>
+      </w:rPr>
+    </w:lvl>
+    <w:lvl w:ilvl="8" w:tplc="40090005" w:tentative="1">
+      <w:start w:val="1"/>
+      <w:numFmt w:val="bullet"/>
+      <w:lvlText w:val=""/>
+      <w:lvlJc w:val="left"/>
+      <w:pPr>
+        <w:ind w:left="6480" w:hanging="360"/>
+      </w:pPr>
+      <w:rPr>
+        <w:rFonts w:ascii="Wingdings" w:hAnsi="Wingdings" w:hint="default"/>
+      </w:rPr>
     </w:lvl>
   </w:abstractNum>
   <w:num w:numId="1" w16cid:durableId="1407652994">
@@ -4236,25 +9508,55 @@
     <w:abstractNumId w:val="2"/>
   </w:num>
   <w:num w:numId="4" w16cid:durableId="1703168674">
-    <w:abstractNumId w:val="8"/>
+    <w:abstractNumId w:val="12"/>
   </w:num>
   <w:num w:numId="5" w16cid:durableId="2109885095">
-    <w:abstractNumId w:val="9"/>
+    <w:abstractNumId w:val="13"/>
   </w:num>
   <w:num w:numId="6" w16cid:durableId="77757401">
     <w:abstractNumId w:val="1"/>
   </w:num>
   <w:num w:numId="7" w16cid:durableId="929630015">
-    <w:abstractNumId w:val="6"/>
+    <w:abstractNumId w:val="7"/>
   </w:num>
   <w:num w:numId="8" w16cid:durableId="834763272">
-    <w:abstractNumId w:val="7"/>
+    <w:abstractNumId w:val="9"/>
   </w:num>
   <w:num w:numId="9" w16cid:durableId="1290435513">
     <w:abstractNumId w:val="5"/>
   </w:num>
   <w:num w:numId="10" w16cid:durableId="987829639">
     <w:abstractNumId w:val="3"/>
+  </w:num>
+  <w:num w:numId="11" w16cid:durableId="1285575891">
+    <w:abstractNumId w:val="18"/>
+  </w:num>
+  <w:num w:numId="12" w16cid:durableId="920408861">
+    <w:abstractNumId w:val="10"/>
+  </w:num>
+  <w:num w:numId="13" w16cid:durableId="529688418">
+    <w:abstractNumId w:val="16"/>
+  </w:num>
+  <w:num w:numId="14" w16cid:durableId="1149325627">
+    <w:abstractNumId w:val="19"/>
+  </w:num>
+  <w:num w:numId="15" w16cid:durableId="1886671797">
+    <w:abstractNumId w:val="17"/>
+  </w:num>
+  <w:num w:numId="16" w16cid:durableId="824051661">
+    <w:abstractNumId w:val="14"/>
+  </w:num>
+  <w:num w:numId="17" w16cid:durableId="1608388620">
+    <w:abstractNumId w:val="8"/>
+  </w:num>
+  <w:num w:numId="18" w16cid:durableId="890338563">
+    <w:abstractNumId w:val="6"/>
+  </w:num>
+  <w:num w:numId="19" w16cid:durableId="1489976387">
+    <w:abstractNumId w:val="11"/>
+  </w:num>
+  <w:num w:numId="20" w16cid:durableId="721171635">
+    <w:abstractNumId w:val="15"/>
   </w:num>
 </w:numbering>
 </file>
@@ -4862,6 +10164,7 @@
   <w:style w:type="character" w:default="1" w:styleId="DefaultParagraphFont">
     <w:name w:val="Default Paragraph Font"/>
     <w:uiPriority w:val="1"/>
+    <w:semiHidden/>
     <w:unhideWhenUsed/>
   </w:style>
   <w:style w:type="table" w:default="1" w:styleId="TableNormal">
@@ -5174,6 +10477,25 @@
       <w:color w:val="0F4761" w:themeColor="accent1" w:themeShade="BF"/>
       <w:spacing w:val="5"/>
     </w:rPr>
+  </w:style>
+  <w:style w:type="table" w:styleId="TableGrid">
+    <w:name w:val="Table Grid"/>
+    <w:basedOn w:val="TableNormal"/>
+    <w:uiPriority w:val="39"/>
+    <w:rsid w:val="00E0594D"/>
+    <w:pPr>
+      <w:spacing w:after="0" w:line="240" w:lineRule="auto"/>
+    </w:pPr>
+    <w:tblPr>
+      <w:tblBorders>
+        <w:top w:val="single" w:sz="4" w:space="0" w:color="auto"/>
+        <w:left w:val="single" w:sz="4" w:space="0" w:color="auto"/>
+        <w:bottom w:val="single" w:sz="4" w:space="0" w:color="auto"/>
+        <w:right w:val="single" w:sz="4" w:space="0" w:color="auto"/>
+        <w:insideH w:val="single" w:sz="4" w:space="0" w:color="auto"/>
+        <w:insideV w:val="single" w:sz="4" w:space="0" w:color="auto"/>
+      </w:tblBorders>
+    </w:tblPr>
   </w:style>
 </w:styles>
 </file>
